--- a/задание.docx
+++ b/задание.docx
@@ -271,21 +271,25 @@
             <w:ind w:left="7117" w:hanging="7092"/>
           </w:pPr>
           <w:hyperlink w:anchor="_bookmark2" w:history="1">
+            <w:proofErr w:type="spellStart"/>
             <w:r>
               <w:t>Telegram</w:t>
             </w:r>
+            <w:proofErr w:type="spellEnd"/>
             <w:r>
               <w:rPr>
                 <w:spacing w:val="-8"/>
               </w:rPr>
               <w:t xml:space="preserve"> </w:t>
             </w:r>
+            <w:proofErr w:type="spellStart"/>
             <w:r>
               <w:rPr>
                 <w:spacing w:val="-5"/>
               </w:rPr>
               <w:t>Bot</w:t>
             </w:r>
+            <w:proofErr w:type="spellEnd"/>
           </w:hyperlink>
         </w:p>
         <w:p>
@@ -391,11 +395,19 @@
         <w:spacing w:before="15"/>
       </w:pPr>
       <w:hyperlink w:anchor="_bookmark3" w:history="1">
+        <w:proofErr w:type="spellStart"/>
         <w:r>
           <w:rPr>
             <w:spacing w:val="-2"/>
           </w:rPr>
-          <w:t>telegram-</w:t>
+          <w:t>telegram</w:t>
+        </w:r>
+        <w:proofErr w:type="spellEnd"/>
+        <w:r>
+          <w:rPr>
+            <w:spacing w:val="-2"/>
+          </w:rPr>
+          <w:t>-</w:t>
         </w:r>
         <w:r>
           <w:rPr>
@@ -484,11 +496,19 @@
           </w:rPr>
           <w:t xml:space="preserve"> </w:t>
         </w:r>
+        <w:proofErr w:type="spellStart"/>
         <w:r>
           <w:rPr>
             <w:sz w:val="30"/>
           </w:rPr>
-          <w:t>telegram-</w:t>
+          <w:t>telegram</w:t>
+        </w:r>
+        <w:proofErr w:type="spellEnd"/>
+        <w:r>
+          <w:rPr>
+            <w:sz w:val="30"/>
+          </w:rPr>
+          <w:t>-</w:t>
         </w:r>
         <w:r>
           <w:rPr>
@@ -687,11 +707,19 @@
           </w:rPr>
           <w:t xml:space="preserve"> </w:t>
         </w:r>
+        <w:proofErr w:type="spellStart"/>
         <w:r>
           <w:rPr>
             <w:sz w:val="30"/>
           </w:rPr>
-          <w:t>telegram-</w:t>
+          <w:t>telegram</w:t>
+        </w:r>
+        <w:proofErr w:type="spellEnd"/>
+        <w:r>
+          <w:rPr>
+            <w:sz w:val="30"/>
+          </w:rPr>
+          <w:t>-</w:t>
         </w:r>
         <w:r>
           <w:rPr>
@@ -772,11 +800,19 @@
           </w:rPr>
           <w:t xml:space="preserve"> </w:t>
         </w:r>
+        <w:proofErr w:type="spellStart"/>
         <w:r>
           <w:rPr>
             <w:sz w:val="30"/>
           </w:rPr>
-          <w:t>telegram-</w:t>
+          <w:t>telegram</w:t>
+        </w:r>
+        <w:proofErr w:type="spellEnd"/>
+        <w:r>
+          <w:rPr>
+            <w:sz w:val="30"/>
+          </w:rPr>
+          <w:t>-</w:t>
         </w:r>
         <w:r>
           <w:rPr>
@@ -1919,12 +1955,14 @@
         </w:rPr>
       </w:pPr>
       <w:hyperlink w:anchor="_bookmark26" w:history="1">
+        <w:proofErr w:type="spellStart"/>
         <w:r>
           <w:rPr>
             <w:sz w:val="30"/>
           </w:rPr>
           <w:t>Python</w:t>
         </w:r>
+        <w:proofErr w:type="spellEnd"/>
         <w:r>
           <w:rPr>
             <w:spacing w:val="-7"/>
@@ -2038,6 +2076,7 @@
         </w:rPr>
       </w:pPr>
       <w:hyperlink w:anchor="_bookmark28" w:history="1">
+        <w:proofErr w:type="spellStart"/>
         <w:r>
           <w:rPr>
             <w:spacing w:val="-2"/>
@@ -2045,6 +2084,7 @@
           </w:rPr>
           <w:t>Transformers</w:t>
         </w:r>
+        <w:proofErr w:type="spellEnd"/>
         <w:r>
           <w:rPr>
             <w:sz w:val="30"/>
@@ -2160,7 +2200,15 @@
         <w:ind w:right="583" w:firstLine="710"/>
       </w:pPr>
       <w:r>
-        <w:t>В современную эпоху с огромным количеством информации в интернете появилась необходимость контроля этой информации. В данных условиях Telegram стал одной из самых популярных платформ для</w:t>
+        <w:t xml:space="preserve">В современную эпоху с огромным количеством информации в интернете появилась необходимость контроля этой информации. В данных условиях </w:t>
+      </w:r>
+      <w:proofErr w:type="spellStart"/>
+      <w:r>
+        <w:t>Telegram</w:t>
+      </w:r>
+      <w:proofErr w:type="spellEnd"/>
+      <w:r>
+        <w:t xml:space="preserve"> стал одной из самых популярных платформ для</w:t>
       </w:r>
       <w:r>
         <w:rPr>
@@ -2256,9 +2304,11 @@
         </w:rPr>
         <w:t xml:space="preserve"> </w:t>
       </w:r>
+      <w:proofErr w:type="spellStart"/>
       <w:r>
         <w:t>модерации</w:t>
       </w:r>
+      <w:proofErr w:type="spellEnd"/>
       <w:r>
         <w:rPr>
           <w:spacing w:val="-4"/>
@@ -2329,7 +2379,23 @@
         <w:t xml:space="preserve"> </w:t>
       </w:r>
       <w:r>
-        <w:t>также исследование методов для их реализации. Следует так же рассмотреть и работу самих telegram-ботов и их работу с реальными пользователями.</w:t>
+        <w:t xml:space="preserve">также исследование методов для их реализации. Следует так же рассмотреть и </w:t>
+      </w:r>
+      <w:proofErr w:type="gramStart"/>
+      <w:r>
+        <w:t xml:space="preserve">работу самих </w:t>
+      </w:r>
+      <w:proofErr w:type="spellStart"/>
+      <w:r>
+        <w:t>telegram</w:t>
+      </w:r>
+      <w:proofErr w:type="spellEnd"/>
+      <w:r>
+        <w:t>-ботов</w:t>
+      </w:r>
+      <w:proofErr w:type="gramEnd"/>
+      <w:r>
+        <w:t xml:space="preserve"> и их работу с реальными пользователями.</w:t>
       </w:r>
     </w:p>
     <w:p>
@@ -2364,8 +2430,13 @@
         </w:rPr>
         <w:t xml:space="preserve"> </w:t>
       </w:r>
-      <w:r>
-        <w:t>telegram-ботами,</w:t>
+      <w:proofErr w:type="spellStart"/>
+      <w:r>
+        <w:t>telegram</w:t>
+      </w:r>
+      <w:proofErr w:type="spellEnd"/>
+      <w:r>
+        <w:t>-ботами,</w:t>
       </w:r>
       <w:r>
         <w:rPr>
@@ -2456,7 +2527,15 @@
         <w:t xml:space="preserve"> </w:t>
       </w:r>
       <w:r>
-        <w:t>анти-оскрбления – инструменты для</w:t>
+        <w:t>анти-</w:t>
+      </w:r>
+      <w:proofErr w:type="spellStart"/>
+      <w:r>
+        <w:t>оскрбления</w:t>
+      </w:r>
+      <w:proofErr w:type="spellEnd"/>
+      <w:r>
+        <w:t xml:space="preserve"> – инструменты для</w:t>
       </w:r>
       <w:r>
         <w:rPr>
@@ -2485,11 +2564,19 @@
       <w:r>
         <w:t xml:space="preserve">и контроля процесса общения пользователей. Основной задачей является качественная реализация выше указанных инструментов в рамках </w:t>
       </w:r>
+      <w:proofErr w:type="spellStart"/>
       <w:r>
         <w:rPr>
           <w:spacing w:val="-2"/>
         </w:rPr>
-        <w:t>telegram-бота.</w:t>
+        <w:t>telegram</w:t>
+      </w:r>
+      <w:proofErr w:type="spellEnd"/>
+      <w:r>
+        <w:rPr>
+          <w:spacing w:val="-2"/>
+        </w:rPr>
+        <w:t>-бота.</w:t>
       </w:r>
     </w:p>
     <w:p>
@@ -2567,18 +2654,22 @@
       <w:r>
         <w:t xml:space="preserve">1.1 </w:t>
       </w:r>
+      <w:proofErr w:type="spellStart"/>
       <w:r>
         <w:t>Telegram</w:t>
       </w:r>
+      <w:proofErr w:type="spellEnd"/>
       <w:r>
         <w:rPr>
           <w:spacing w:val="-8"/>
         </w:rPr>
         <w:t xml:space="preserve"> </w:t>
       </w:r>
+      <w:proofErr w:type="spellStart"/>
       <w:r>
         <w:t>Bot</w:t>
       </w:r>
+      <w:proofErr w:type="spellEnd"/>
       <w:r>
         <w:rPr>
           <w:spacing w:val="-5"/>
@@ -2653,8 +2744,13 @@
         </w:rPr>
         <w:t xml:space="preserve"> </w:t>
       </w:r>
-      <w:r>
-        <w:t>telegram-ботами</w:t>
+      <w:proofErr w:type="spellStart"/>
+      <w:r>
+        <w:t>telegram</w:t>
+      </w:r>
+      <w:proofErr w:type="spellEnd"/>
+      <w:r>
+        <w:t>-ботами</w:t>
       </w:r>
       <w:r>
         <w:rPr>
@@ -2681,8 +2777,21 @@
         <w:t xml:space="preserve"> </w:t>
       </w:r>
       <w:r>
-        <w:t>очередь необходимо разобраться что такое Telgram Bot</w:t>
-      </w:r>
+        <w:t xml:space="preserve">очередь необходимо разобраться что такое </w:t>
+      </w:r>
+      <w:proofErr w:type="spellStart"/>
+      <w:r>
+        <w:t>Telgram</w:t>
+      </w:r>
+      <w:proofErr w:type="spellEnd"/>
+      <w:r>
+        <w:t xml:space="preserve"> </w:t>
+      </w:r>
+      <w:proofErr w:type="spellStart"/>
+      <w:r>
+        <w:t>Bot</w:t>
+      </w:r>
+      <w:proofErr w:type="spellEnd"/>
       <w:r>
         <w:rPr>
           <w:spacing w:val="-5"/>
@@ -2744,27 +2853,33 @@
         </w:rPr>
         <w:t xml:space="preserve"> </w:t>
       </w:r>
+      <w:proofErr w:type="spellStart"/>
       <w:r>
         <w:t>свмому</w:t>
       </w:r>
+      <w:proofErr w:type="spellEnd"/>
       <w:r>
         <w:rPr>
           <w:spacing w:val="-9"/>
         </w:rPr>
         <w:t xml:space="preserve"> </w:t>
       </w:r>
+      <w:proofErr w:type="spellStart"/>
       <w:r>
         <w:t>Telegram</w:t>
       </w:r>
+      <w:proofErr w:type="spellEnd"/>
       <w:r>
         <w:rPr>
           <w:spacing w:val="-7"/>
         </w:rPr>
         <w:t xml:space="preserve"> </w:t>
       </w:r>
+      <w:proofErr w:type="spellStart"/>
       <w:r>
         <w:t>Bot</w:t>
       </w:r>
+      <w:proofErr w:type="spellEnd"/>
       <w:r>
         <w:rPr>
           <w:spacing w:val="-19"/>
@@ -2781,7 +2896,31 @@
         <w:t xml:space="preserve"> </w:t>
       </w:r>
       <w:r>
-        <w:t>нужно рассмотреть такое понятие как API. API (application programming interface,</w:t>
+        <w:t>нужно рассмотреть такое понятие как API. API (</w:t>
+      </w:r>
+      <w:proofErr w:type="spellStart"/>
+      <w:r>
+        <w:t>application</w:t>
+      </w:r>
+      <w:proofErr w:type="spellEnd"/>
+      <w:r>
+        <w:t xml:space="preserve"> </w:t>
+      </w:r>
+      <w:proofErr w:type="spellStart"/>
+      <w:r>
+        <w:t>programming</w:t>
+      </w:r>
+      <w:proofErr w:type="spellEnd"/>
+      <w:r>
+        <w:t xml:space="preserve"> </w:t>
+      </w:r>
+      <w:proofErr w:type="spellStart"/>
+      <w:r>
+        <w:t>interface</w:t>
+      </w:r>
+      <w:proofErr w:type="spellEnd"/>
+      <w:r>
+        <w:t>,</w:t>
       </w:r>
       <w:r>
         <w:rPr>
@@ -2989,12 +3128,28 @@
         <w:spacing w:before="6" w:line="249" w:lineRule="auto"/>
         <w:ind w:right="1246" w:firstLine="1248"/>
       </w:pPr>
+      <w:proofErr w:type="spellStart"/>
       <w:r>
         <w:rPr>
           <w:b/>
         </w:rPr>
-        <w:t>Telegram Bot</w:t>
-      </w:r>
+        <w:t>Telegram</w:t>
+      </w:r>
+      <w:proofErr w:type="spellEnd"/>
+      <w:r>
+        <w:rPr>
+          <w:b/>
+        </w:rPr>
+        <w:t xml:space="preserve"> </w:t>
+      </w:r>
+      <w:proofErr w:type="spellStart"/>
+      <w:r>
+        <w:rPr>
+          <w:b/>
+        </w:rPr>
+        <w:t>Bot</w:t>
+      </w:r>
+      <w:proofErr w:type="spellEnd"/>
       <w:r>
         <w:rPr>
           <w:b/>
@@ -3009,7 +3164,15 @@
         <w:t xml:space="preserve">API </w:t>
       </w:r>
       <w:r>
-        <w:t>— это набор методов для управления telegram-ботами. С помощью его можно обрабатывать сообщения пользователей,</w:t>
+        <w:t xml:space="preserve">— это набор методов для управления </w:t>
+      </w:r>
+      <w:proofErr w:type="spellStart"/>
+      <w:r>
+        <w:t>telegram</w:t>
+      </w:r>
+      <w:proofErr w:type="spellEnd"/>
+      <w:r>
+        <w:t>-ботами. С помощью его можно обрабатывать сообщения пользователей,</w:t>
       </w:r>
       <w:r>
         <w:rPr>
@@ -3054,7 +3217,15 @@
         <w:t xml:space="preserve"> </w:t>
       </w:r>
       <w:r>
-        <w:t>и создавать полезные утилиты на базе месседжера.</w:t>
+        <w:t xml:space="preserve">и создавать полезные утилиты на базе </w:t>
+      </w:r>
+      <w:proofErr w:type="spellStart"/>
+      <w:r>
+        <w:t>месседжера</w:t>
+      </w:r>
+      <w:proofErr w:type="spellEnd"/>
+      <w:r>
+        <w:t>.</w:t>
       </w:r>
     </w:p>
     <w:p>
@@ -3090,8 +3261,13 @@
         </w:rPr>
         <w:t xml:space="preserve"> </w:t>
       </w:r>
-      <w:r>
-        <w:t>Telegram.</w:t>
+      <w:proofErr w:type="spellStart"/>
+      <w:r>
+        <w:t>Telegram</w:t>
+      </w:r>
+      <w:proofErr w:type="spellEnd"/>
+      <w:r>
+        <w:t>.</w:t>
       </w:r>
       <w:r>
         <w:rPr>
@@ -3227,7 +3403,23 @@
         <w:t xml:space="preserve"> </w:t>
       </w:r>
       <w:r>
-        <w:t>работы с telegram-ботами, нужно всего лишь прописать метод (например для отправки сообщения), а библиотека автоматически формирует запрос и отправляет его на сервер. Как правило библиотеки используют диспетчеры и обработчики для автоматической маршрутизации обновлений к нужным функциям в коде. Диспетчер в свою очередь принимает</w:t>
+        <w:t xml:space="preserve">работы с </w:t>
+      </w:r>
+      <w:proofErr w:type="spellStart"/>
+      <w:r>
+        <w:t>telegram</w:t>
+      </w:r>
+      <w:proofErr w:type="spellEnd"/>
+      <w:r>
+        <w:t>-ботами, нужно всего лишь прописать метод (</w:t>
+      </w:r>
+      <w:proofErr w:type="gramStart"/>
+      <w:r>
+        <w:t>например</w:t>
+      </w:r>
+      <w:proofErr w:type="gramEnd"/>
+      <w:r>
+        <w:t xml:space="preserve"> для отправки сообщения), а библиотека автоматически формирует запрос и отправляет его на сервер. Как правило библиотеки используют диспетчеры и обработчики для автоматической маршрутизации обновлений к нужным функциям в коде. Диспетчер в свою очередь принимает</w:t>
       </w:r>
       <w:r>
         <w:rPr>
@@ -3290,7 +3482,23 @@
         <w:t xml:space="preserve"> </w:t>
       </w:r>
       <w:r>
-        <w:t>по типам и передаёт в код. А для контроля доступа и безопасности используется уникальный токен, который можно получить в BotFather.</w:t>
+        <w:t xml:space="preserve">по типам и передаёт в код. А для контроля доступа и безопасности используется уникальный </w:t>
+      </w:r>
+      <w:proofErr w:type="spellStart"/>
+      <w:r>
+        <w:t>токен</w:t>
+      </w:r>
+      <w:proofErr w:type="spellEnd"/>
+      <w:r>
+        <w:t xml:space="preserve">, который можно получить в </w:t>
+      </w:r>
+      <w:proofErr w:type="spellStart"/>
+      <w:r>
+        <w:t>BotFather</w:t>
+      </w:r>
+      <w:proofErr w:type="spellEnd"/>
+      <w:r>
+        <w:t>.</w:t>
       </w:r>
     </w:p>
     <w:p>
@@ -3300,7 +3508,15 @@
         <w:ind w:right="529" w:firstLine="1248"/>
       </w:pPr>
       <w:r>
-        <w:t>После отправки сообщения, оно на сервере формируется в Update.</w:t>
+        <w:t xml:space="preserve">После отправки сообщения, оно на сервере формируется в </w:t>
+      </w:r>
+      <w:proofErr w:type="spellStart"/>
+      <w:r>
+        <w:t>Update</w:t>
+      </w:r>
+      <w:proofErr w:type="spellEnd"/>
+      <w:r>
+        <w:t>.</w:t>
       </w:r>
       <w:r>
         <w:rPr>
@@ -3308,9 +3524,11 @@
         </w:rPr>
         <w:t xml:space="preserve"> </w:t>
       </w:r>
+      <w:proofErr w:type="spellStart"/>
       <w:r>
         <w:t>Update</w:t>
       </w:r>
+      <w:proofErr w:type="spellEnd"/>
       <w:r>
         <w:rPr>
           <w:spacing w:val="-10"/>
@@ -3417,7 +3635,63 @@
         <w:t xml:space="preserve"> </w:t>
       </w:r>
       <w:r>
-        <w:t>двумя способами: Long Polling и Webhook. Long Polling — это способ получения обноылений, где бот периодически отправляет запросы к серверу Telegram,</w:t>
+        <w:t xml:space="preserve">двумя способами: </w:t>
+      </w:r>
+      <w:proofErr w:type="spellStart"/>
+      <w:r>
+        <w:t>Long</w:t>
+      </w:r>
+      <w:proofErr w:type="spellEnd"/>
+      <w:r>
+        <w:t xml:space="preserve"> </w:t>
+      </w:r>
+      <w:proofErr w:type="spellStart"/>
+      <w:r>
+        <w:t>Polling</w:t>
+      </w:r>
+      <w:proofErr w:type="spellEnd"/>
+      <w:r>
+        <w:t xml:space="preserve"> и </w:t>
+      </w:r>
+      <w:proofErr w:type="spellStart"/>
+      <w:r>
+        <w:t>Webhook</w:t>
+      </w:r>
+      <w:proofErr w:type="spellEnd"/>
+      <w:r>
+        <w:t xml:space="preserve">. </w:t>
+      </w:r>
+      <w:proofErr w:type="spellStart"/>
+      <w:r>
+        <w:t>Long</w:t>
+      </w:r>
+      <w:proofErr w:type="spellEnd"/>
+      <w:r>
+        <w:t xml:space="preserve"> </w:t>
+      </w:r>
+      <w:proofErr w:type="spellStart"/>
+      <w:r>
+        <w:t>Polling</w:t>
+      </w:r>
+      <w:proofErr w:type="spellEnd"/>
+      <w:r>
+        <w:t xml:space="preserve"> — это способ получения </w:t>
+      </w:r>
+      <w:proofErr w:type="spellStart"/>
+      <w:r>
+        <w:t>обноылений</w:t>
+      </w:r>
+      <w:proofErr w:type="spellEnd"/>
+      <w:r>
+        <w:t xml:space="preserve">, где бот периодически отправляет запросы к серверу </w:t>
+      </w:r>
+      <w:proofErr w:type="spellStart"/>
+      <w:r>
+        <w:t>Telegram</w:t>
+      </w:r>
+      <w:proofErr w:type="spellEnd"/>
+      <w:r>
+        <w:t>,</w:t>
       </w:r>
       <w:r>
         <w:rPr>
@@ -3479,9 +3753,11 @@
         </w:rPr>
         <w:t xml:space="preserve"> </w:t>
       </w:r>
+      <w:proofErr w:type="spellStart"/>
       <w:r>
         <w:t>Webhook</w:t>
       </w:r>
+      <w:proofErr w:type="spellEnd"/>
       <w:r>
         <w:rPr>
           <w:spacing w:val="-10"/>
@@ -3545,9 +3821,11 @@
         </w:rPr>
         <w:t xml:space="preserve"> </w:t>
       </w:r>
+      <w:proofErr w:type="spellStart"/>
       <w:r>
         <w:t>Telegram</w:t>
       </w:r>
+      <w:proofErr w:type="spellEnd"/>
       <w:r>
         <w:rPr>
           <w:spacing w:val="-14"/>
@@ -3796,6 +4074,7 @@
         </w:rPr>
         <w:t xml:space="preserve"> </w:t>
       </w:r>
+      <w:proofErr w:type="spellStart"/>
       <w:r>
         <w:rPr>
           <w:color w:val="44536A"/>
@@ -3803,6 +4082,7 @@
         </w:rPr>
         <w:t>TelegramBot</w:t>
       </w:r>
+      <w:proofErr w:type="spellEnd"/>
       <w:r>
         <w:rPr>
           <w:color w:val="44536A"/>
@@ -3919,11 +4199,19 @@
         </w:rPr>
         <w:t xml:space="preserve"> </w:t>
       </w:r>
+      <w:proofErr w:type="spellStart"/>
       <w:r>
         <w:rPr>
           <w:szCs w:val="30"/>
         </w:rPr>
-        <w:t>telegram-</w:t>
+        <w:t>telegram</w:t>
+      </w:r>
+      <w:proofErr w:type="spellEnd"/>
+      <w:r>
+        <w:rPr>
+          <w:szCs w:val="30"/>
+        </w:rPr>
+        <w:t>-</w:t>
       </w:r>
       <w:r>
         <w:rPr>
@@ -3965,8 +4253,13 @@
         </w:rPr>
         <w:t xml:space="preserve"> </w:t>
       </w:r>
-      <w:r>
-        <w:t>telegram-бота</w:t>
+      <w:proofErr w:type="spellStart"/>
+      <w:r>
+        <w:t>telegram</w:t>
+      </w:r>
+      <w:proofErr w:type="spellEnd"/>
+      <w:r>
+        <w:t>-бота</w:t>
       </w:r>
       <w:r>
         <w:rPr>
@@ -3983,9 +4276,11 @@
         </w:rPr>
         <w:t xml:space="preserve"> </w:t>
       </w:r>
+      <w:proofErr w:type="spellStart"/>
       <w:r>
         <w:t>Python</w:t>
       </w:r>
+      <w:proofErr w:type="spellEnd"/>
       <w:r>
         <w:rPr>
           <w:spacing w:val="-4"/>
@@ -4168,8 +4463,13 @@
         </w:rPr>
         <w:t xml:space="preserve"> </w:t>
       </w:r>
-      <w:r>
-        <w:t>telegram- ботов. Одно из таких требований — это модульность. Модульность — разделение на модули, хорошая библиотека должна предоставлять</w:t>
+      <w:proofErr w:type="spellStart"/>
+      <w:r>
+        <w:t>telegram</w:t>
+      </w:r>
+      <w:proofErr w:type="spellEnd"/>
+      <w:r>
+        <w:t>- ботов. Одно из таких требований — это модульность. Модульность — разделение на модули, хорошая библиотека должна предоставлять</w:t>
       </w:r>
     </w:p>
     <w:p>
@@ -4401,7 +4701,15 @@
         <w:t xml:space="preserve"> </w:t>
       </w:r>
       <w:r>
-        <w:t>более важным аспектом при создании telegram-ботов, в частности</w:t>
+        <w:t xml:space="preserve">более важным аспектом при создании </w:t>
+      </w:r>
+      <w:proofErr w:type="spellStart"/>
+      <w:r>
+        <w:t>telegram</w:t>
+      </w:r>
+      <w:proofErr w:type="spellEnd"/>
+      <w:r>
+        <w:t>-ботов, в частности</w:t>
       </w:r>
       <w:r>
         <w:rPr>
@@ -4455,7 +4763,15 @@
         <w:t xml:space="preserve"> </w:t>
       </w:r>
       <w:r>
-        <w:t>Профессиональные разработчики используют библиотеки, которые предоставляют поддержку асинхронности, такие как asyncio. Это на самом деле очень важно, особенно для управления множеством одновременных запросов без блокировки основного потока выполнения.</w:t>
+        <w:t xml:space="preserve">Профессиональные разработчики используют библиотеки, которые предоставляют поддержку асинхронности, такие как </w:t>
+      </w:r>
+      <w:proofErr w:type="spellStart"/>
+      <w:r>
+        <w:t>asyncio</w:t>
+      </w:r>
+      <w:proofErr w:type="spellEnd"/>
+      <w:r>
+        <w:t>. Это на самом деле очень важно, особенно для управления множеством одновременных запросов без блокировки основного потока выполнения.</w:t>
       </w:r>
     </w:p>
     <w:p>
@@ -4697,6 +5013,7 @@
         </w:rPr>
         <w:t xml:space="preserve"> </w:t>
       </w:r>
+      <w:proofErr w:type="spellStart"/>
       <w:r>
         <w:rPr>
           <w:spacing w:val="-2"/>
@@ -4704,6 +5021,7 @@
         </w:rPr>
         <w:t>Telegram</w:t>
       </w:r>
+      <w:proofErr w:type="spellEnd"/>
       <w:r>
         <w:rPr>
           <w:spacing w:val="-15"/>
@@ -4743,9 +5061,11 @@
         </w:rPr>
         <w:t xml:space="preserve"> </w:t>
       </w:r>
+      <w:proofErr w:type="spellStart"/>
       <w:r>
         <w:t>TelegramBot</w:t>
       </w:r>
+      <w:proofErr w:type="spellEnd"/>
       <w:r>
         <w:rPr>
           <w:spacing w:val="-19"/>
@@ -4822,7 +5142,21 @@
         <w:rPr>
           <w:rStyle w:val="20"/>
         </w:rPr>
-        <w:t>Основные библиотеки для написания telegram-бота</w:t>
+        <w:t xml:space="preserve">Основные библиотеки для написания </w:t>
+      </w:r>
+      <w:proofErr w:type="spellStart"/>
+      <w:r>
+        <w:rPr>
+          <w:rStyle w:val="20"/>
+        </w:rPr>
+        <w:t>telegram</w:t>
+      </w:r>
+      <w:proofErr w:type="spellEnd"/>
+      <w:r>
+        <w:rPr>
+          <w:rStyle w:val="20"/>
+        </w:rPr>
+        <w:t>-бота</w:t>
       </w:r>
     </w:p>
     <w:p>
@@ -4918,6 +5252,7 @@
         </w:rPr>
         <w:t xml:space="preserve"> </w:t>
       </w:r>
+      <w:proofErr w:type="gramStart"/>
       <w:r>
         <w:rPr>
           <w:sz w:val="30"/>
@@ -4937,6 +5272,7 @@
         </w:rPr>
         <w:t>же</w:t>
       </w:r>
+      <w:proofErr w:type="gramEnd"/>
       <w:r>
         <w:rPr>
           <w:spacing w:val="-7"/>
@@ -5030,8 +5366,13 @@
         </w:rPr>
         <w:t xml:space="preserve"> </w:t>
       </w:r>
-      <w:r>
-        <w:t>telegram-ботами, которые</w:t>
+      <w:proofErr w:type="spellStart"/>
+      <w:r>
+        <w:t>telegram</w:t>
+      </w:r>
+      <w:proofErr w:type="spellEnd"/>
+      <w:r>
+        <w:t>-ботами, которые</w:t>
       </w:r>
       <w:r>
         <w:rPr>
@@ -5094,7 +5435,15 @@
         <w:t xml:space="preserve"> </w:t>
       </w:r>
       <w:r>
-        <w:t>следует рассмотреть как каждая из них удовлетворяет этим требованиям:</w:t>
+        <w:t xml:space="preserve">следует </w:t>
+      </w:r>
+      <w:proofErr w:type="gramStart"/>
+      <w:r>
+        <w:t>рассмотреть</w:t>
+      </w:r>
+      <w:proofErr w:type="gramEnd"/>
+      <w:r>
+        <w:t xml:space="preserve"> как каждая из них удовлетворяет этим требованиям:</w:t>
       </w:r>
     </w:p>
     <w:p>
@@ -5122,6 +5471,7 @@
         </w:rPr>
         <w:t xml:space="preserve">1.3.1 </w:t>
       </w:r>
+      <w:proofErr w:type="spellStart"/>
       <w:r>
         <w:rPr>
           <w:rFonts w:cs="Times New Roman"/>
@@ -5137,6 +5487,7 @@
         </w:rPr>
         <w:t>bot</w:t>
       </w:r>
+      <w:proofErr w:type="spellEnd"/>
     </w:p>
     <w:p>
       <w:pPr>
@@ -5144,9 +5495,11 @@
         <w:spacing w:before="73" w:line="249" w:lineRule="auto"/>
         <w:ind w:firstLine="1248"/>
       </w:pPr>
+      <w:proofErr w:type="spellStart"/>
       <w:r>
         <w:t>Python-telegram-bot</w:t>
       </w:r>
+      <w:proofErr w:type="spellEnd"/>
       <w:r>
         <w:rPr>
           <w:spacing w:val="-6"/>
@@ -5199,7 +5552,15 @@
         <w:t xml:space="preserve"> </w:t>
       </w:r>
       <w:r>
-        <w:t>для создания и работы с telegram-ботами. Она содержит множество высокоуровневых</w:t>
+        <w:t xml:space="preserve">для создания и работы с </w:t>
+      </w:r>
+      <w:proofErr w:type="spellStart"/>
+      <w:r>
+        <w:t>telegram</w:t>
+      </w:r>
+      <w:proofErr w:type="spellEnd"/>
+      <w:r>
+        <w:t>-ботами. Она содержит множество высокоуровневых</w:t>
       </w:r>
       <w:r>
         <w:rPr>
@@ -5541,11 +5902,33 @@
         </w:rPr>
         <w:t xml:space="preserve"> </w:t>
       </w:r>
-      <w:r>
-        <w:rPr>
-          <w:sz w:val="30"/>
-        </w:rPr>
-        <w:t>async/await,</w:t>
+      <w:proofErr w:type="spellStart"/>
+      <w:r>
+        <w:rPr>
+          <w:sz w:val="30"/>
+        </w:rPr>
+        <w:t>async</w:t>
+      </w:r>
+      <w:proofErr w:type="spellEnd"/>
+      <w:r>
+        <w:rPr>
+          <w:sz w:val="30"/>
+        </w:rPr>
+        <w:t>/</w:t>
+      </w:r>
+      <w:proofErr w:type="spellStart"/>
+      <w:r>
+        <w:rPr>
+          <w:sz w:val="30"/>
+        </w:rPr>
+        <w:t>await</w:t>
+      </w:r>
+      <w:proofErr w:type="spellEnd"/>
+      <w:r>
+        <w:rPr>
+          <w:sz w:val="30"/>
+        </w:rPr>
+        <w:t>,</w:t>
       </w:r>
       <w:r>
         <w:rPr>
@@ -5899,9 +6282,11 @@
         </w:rPr>
         <w:t xml:space="preserve">.3.2 </w:t>
       </w:r>
+      <w:proofErr w:type="spellStart"/>
       <w:r>
         <w:t>Aiogram</w:t>
       </w:r>
+      <w:proofErr w:type="spellEnd"/>
     </w:p>
     <w:p>
       <w:pPr>
@@ -5909,9 +6294,11 @@
         <w:spacing w:before="77" w:line="249" w:lineRule="auto"/>
         <w:ind w:right="583" w:firstLine="1248"/>
       </w:pPr>
+      <w:proofErr w:type="spellStart"/>
       <w:r>
         <w:t>Aiogram</w:t>
       </w:r>
+      <w:proofErr w:type="spellEnd"/>
       <w:r>
         <w:rPr>
           <w:spacing w:val="-15"/>
@@ -5955,7 +6342,23 @@
         <w:t xml:space="preserve"> </w:t>
       </w:r>
       <w:r>
-        <w:t>интуитивно понятная библиотека для создания telegram-ботов на Python.</w:t>
+        <w:t xml:space="preserve">интуитивно понятная библиотека для создания </w:t>
+      </w:r>
+      <w:proofErr w:type="spellStart"/>
+      <w:r>
+        <w:t>telegram</w:t>
+      </w:r>
+      <w:proofErr w:type="spellEnd"/>
+      <w:r>
+        <w:t xml:space="preserve">-ботов на </w:t>
+      </w:r>
+      <w:proofErr w:type="spellStart"/>
+      <w:r>
+        <w:t>Python</w:t>
+      </w:r>
+      <w:proofErr w:type="spellEnd"/>
+      <w:r>
+        <w:t>.</w:t>
       </w:r>
     </w:p>
     <w:p>
@@ -5987,12 +6390,14 @@
           <w:sz w:val="30"/>
         </w:rPr>
       </w:pPr>
+      <w:proofErr w:type="spellStart"/>
       <w:r>
         <w:rPr>
           <w:sz w:val="30"/>
         </w:rPr>
         <w:t>Aigram</w:t>
       </w:r>
+      <w:proofErr w:type="spellEnd"/>
       <w:r>
         <w:rPr>
           <w:spacing w:val="-10"/>
@@ -6656,9 +7061,11 @@
         </w:rPr>
         <w:t xml:space="preserve">1.3.3 </w:t>
       </w:r>
+      <w:proofErr w:type="spellStart"/>
       <w:r>
         <w:t>Telebot</w:t>
       </w:r>
+      <w:proofErr w:type="spellEnd"/>
     </w:p>
     <w:p>
       <w:pPr>
@@ -6666,8 +7073,21 @@
         <w:spacing w:before="72" w:line="249" w:lineRule="auto"/>
         <w:ind w:right="583" w:firstLine="710"/>
       </w:pPr>
-      <w:r>
-        <w:t>Telebot — это библиотека созданная для простоты и удобства использования</w:t>
+      <w:proofErr w:type="spellStart"/>
+      <w:r>
+        <w:t>Telebot</w:t>
+      </w:r>
+      <w:proofErr w:type="spellEnd"/>
+      <w:r>
+        <w:t xml:space="preserve"> — это </w:t>
+      </w:r>
+      <w:proofErr w:type="gramStart"/>
+      <w:r>
+        <w:t>библиотека</w:t>
+      </w:r>
+      <w:proofErr w:type="gramEnd"/>
+      <w:r>
+        <w:t xml:space="preserve"> созданная для простоты и удобства использования</w:t>
       </w:r>
       <w:r>
         <w:rPr>
@@ -6693,8 +7113,13 @@
         </w:rPr>
         <w:t xml:space="preserve"> </w:t>
       </w:r>
-      <w:r>
-        <w:t>telegram-ботов.</w:t>
+      <w:proofErr w:type="spellStart"/>
+      <w:r>
+        <w:t>telegram</w:t>
+      </w:r>
+      <w:proofErr w:type="spellEnd"/>
+      <w:r>
+        <w:t>-ботов.</w:t>
       </w:r>
       <w:r>
         <w:rPr>
@@ -7403,9 +7828,13 @@
         </w:rPr>
         <w:t xml:space="preserve">1.3.4 </w:t>
       </w:r>
+      <w:proofErr w:type="spellStart"/>
+      <w:proofErr w:type="gramStart"/>
       <w:r>
         <w:t>pyTelegramBotAPI</w:t>
       </w:r>
+      <w:proofErr w:type="spellEnd"/>
+      <w:proofErr w:type="gramEnd"/>
     </w:p>
     <w:p>
       <w:pPr>
@@ -7431,8 +7860,13 @@
         </w:rPr>
         <w:t xml:space="preserve"> </w:t>
       </w:r>
-      <w:r>
-        <w:t>telebot. Она</w:t>
+      <w:proofErr w:type="spellStart"/>
+      <w:r>
+        <w:t>telebot</w:t>
+      </w:r>
+      <w:proofErr w:type="spellEnd"/>
+      <w:r>
+        <w:t>. Она</w:t>
       </w:r>
       <w:r>
         <w:rPr>
@@ -7440,9 +7874,11 @@
         </w:rPr>
         <w:t xml:space="preserve"> </w:t>
       </w:r>
+      <w:proofErr w:type="gramStart"/>
       <w:r>
         <w:t>простая</w:t>
       </w:r>
+      <w:proofErr w:type="gramEnd"/>
       <w:r>
         <w:rPr>
           <w:spacing w:val="-7"/>
@@ -8231,13 +8667,31 @@
                 <w:sz w:val="30"/>
               </w:rPr>
             </w:pPr>
+            <w:proofErr w:type="spellStart"/>
             <w:r>
               <w:rPr>
                 <w:spacing w:val="-2"/>
                 <w:sz w:val="30"/>
               </w:rPr>
-              <w:t>Python- telegram-bot</w:t>
+              <w:t>Python</w:t>
             </w:r>
+            <w:proofErr w:type="spellEnd"/>
+            <w:r>
+              <w:rPr>
+                <w:spacing w:val="-2"/>
+                <w:sz w:val="30"/>
+              </w:rPr>
+              <w:t xml:space="preserve">- </w:t>
+            </w:r>
+            <w:proofErr w:type="spellStart"/>
+            <w:r>
+              <w:rPr>
+                <w:spacing w:val="-2"/>
+                <w:sz w:val="30"/>
+              </w:rPr>
+              <w:t>telegram-bot</w:t>
+            </w:r>
+            <w:proofErr w:type="spellEnd"/>
           </w:p>
         </w:tc>
         <w:tc>
@@ -8397,12 +8851,21 @@
                 <w:sz w:val="30"/>
               </w:rPr>
             </w:pPr>
+            <w:proofErr w:type="spellStart"/>
             <w:r>
               <w:rPr>
                 <w:spacing w:val="-2"/>
                 <w:sz w:val="30"/>
               </w:rPr>
-              <w:t xml:space="preserve">Избыточност </w:t>
+              <w:t>Избыточност</w:t>
+            </w:r>
+            <w:proofErr w:type="spellEnd"/>
+            <w:r>
+              <w:rPr>
+                <w:spacing w:val="-2"/>
+                <w:sz w:val="30"/>
+              </w:rPr>
+              <w:t xml:space="preserve"> </w:t>
             </w:r>
             <w:r>
               <w:rPr>
@@ -8436,6 +8899,7 @@
                 <w:sz w:val="30"/>
               </w:rPr>
             </w:pPr>
+            <w:proofErr w:type="spellStart"/>
             <w:r>
               <w:rPr>
                 <w:spacing w:val="-2"/>
@@ -8444,6 +8908,7 @@
               <w:lastRenderedPageBreak/>
               <w:t>Aiogram</w:t>
             </w:r>
+            <w:proofErr w:type="spellEnd"/>
           </w:p>
         </w:tc>
         <w:tc>
@@ -8729,6 +9194,7 @@
                 <w:sz w:val="30"/>
               </w:rPr>
             </w:pPr>
+            <w:proofErr w:type="spellStart"/>
             <w:r>
               <w:rPr>
                 <w:spacing w:val="-2"/>
@@ -8736,6 +9202,7 @@
               </w:rPr>
               <w:t>Telebot</w:t>
             </w:r>
+            <w:proofErr w:type="spellEnd"/>
           </w:p>
         </w:tc>
         <w:tc>
@@ -8851,13 +9318,23 @@
               </w:rPr>
               <w:t xml:space="preserve">и </w:t>
             </w:r>
+            <w:proofErr w:type="spellStart"/>
             <w:r>
               <w:rPr>
                 <w:spacing w:val="-2"/>
                 <w:sz w:val="30"/>
               </w:rPr>
-              <w:t xml:space="preserve">многофункциональнос </w:t>
+              <w:t>многофункциональнос</w:t>
             </w:r>
+            <w:proofErr w:type="spellEnd"/>
+            <w:r>
+              <w:rPr>
+                <w:spacing w:val="-2"/>
+                <w:sz w:val="30"/>
+              </w:rPr>
+              <w:t xml:space="preserve"> </w:t>
+            </w:r>
+            <w:proofErr w:type="spellStart"/>
             <w:r>
               <w:rPr>
                 <w:spacing w:val="-6"/>
@@ -8865,6 +9342,7 @@
               </w:rPr>
               <w:t>ть</w:t>
             </w:r>
+            <w:proofErr w:type="spellEnd"/>
           </w:p>
           <w:p>
             <w:pPr>
@@ -8989,6 +9467,7 @@
                 <w:sz w:val="30"/>
               </w:rPr>
             </w:pPr>
+            <w:proofErr w:type="spellStart"/>
             <w:r>
               <w:rPr>
                 <w:spacing w:val="-2"/>
@@ -8996,6 +9475,7 @@
               </w:rPr>
               <w:t>pyTelegramBotA</w:t>
             </w:r>
+            <w:proofErr w:type="spellEnd"/>
           </w:p>
           <w:p>
             <w:pPr>
@@ -9151,18 +9631,35 @@
                 <w:sz w:val="30"/>
               </w:rPr>
             </w:pPr>
+            <w:proofErr w:type="spellStart"/>
             <w:r>
               <w:rPr>
                 <w:spacing w:val="-2"/>
                 <w:sz w:val="30"/>
               </w:rPr>
-              <w:t xml:space="preserve">Ограниченн </w:t>
+              <w:t>Ограниченн</w:t>
             </w:r>
+            <w:proofErr w:type="spellEnd"/>
+            <w:r>
+              <w:rPr>
+                <w:spacing w:val="-2"/>
+                <w:sz w:val="30"/>
+              </w:rPr>
+              <w:t xml:space="preserve"> </w:t>
+            </w:r>
+            <w:proofErr w:type="spellStart"/>
             <w:r>
               <w:rPr>
                 <w:sz w:val="30"/>
               </w:rPr>
-              <w:t xml:space="preserve">ый функционал для сложных </w:t>
+              <w:t>ый</w:t>
+            </w:r>
+            <w:proofErr w:type="spellEnd"/>
+            <w:r>
+              <w:rPr>
+                <w:sz w:val="30"/>
+              </w:rPr>
+              <w:t xml:space="preserve"> функционал для сложных </w:t>
             </w:r>
             <w:r>
               <w:rPr>
@@ -9228,12 +9725,14 @@
           <w:sz w:val="30"/>
         </w:rPr>
       </w:pPr>
+      <w:proofErr w:type="spellStart"/>
       <w:r>
         <w:rPr>
           <w:sz w:val="30"/>
         </w:rPr>
         <w:t>Python-telegram-bot</w:t>
       </w:r>
+      <w:proofErr w:type="spellEnd"/>
       <w:r>
         <w:rPr>
           <w:spacing w:val="-5"/>
@@ -9323,7 +9822,21 @@
         <w:rPr>
           <w:sz w:val="30"/>
         </w:rPr>
-        <w:t>ботами, который имеет хорошую документацию и поддержку разработчиков, но в то же время для некоторых задач может быть избыточым.</w:t>
+        <w:t xml:space="preserve">ботами, который имеет хорошую документацию и поддержку разработчиков, но в то же время для некоторых задач может быть </w:t>
+      </w:r>
+      <w:proofErr w:type="spellStart"/>
+      <w:r>
+        <w:rPr>
+          <w:sz w:val="30"/>
+        </w:rPr>
+        <w:t>избыточым</w:t>
+      </w:r>
+      <w:proofErr w:type="spellEnd"/>
+      <w:r>
+        <w:rPr>
+          <w:sz w:val="30"/>
+        </w:rPr>
+        <w:t>.</w:t>
       </w:r>
     </w:p>
     <w:p>
@@ -9342,12 +9855,14 @@
           <w:sz w:val="30"/>
         </w:rPr>
       </w:pPr>
+      <w:proofErr w:type="spellStart"/>
       <w:r>
         <w:rPr>
           <w:sz w:val="30"/>
         </w:rPr>
         <w:t>Aiogram</w:t>
       </w:r>
+      <w:proofErr w:type="spellEnd"/>
       <w:r>
         <w:rPr>
           <w:spacing w:val="-15"/>
@@ -9471,12 +9986,20 @@
           <w:sz w:val="30"/>
         </w:rPr>
       </w:pPr>
+      <w:proofErr w:type="spellStart"/>
       <w:r>
         <w:rPr>
           <w:sz w:val="30"/>
         </w:rPr>
         <w:lastRenderedPageBreak/>
-        <w:t>Telebot — простой в понимании инструмент с хорошей документацией</w:t>
+        <w:t>Telebot</w:t>
+      </w:r>
+      <w:proofErr w:type="spellEnd"/>
+      <w:r>
+        <w:rPr>
+          <w:sz w:val="30"/>
+        </w:rPr>
+        <w:t xml:space="preserve"> — простой в понимании инструмент с хорошей документацией</w:t>
       </w:r>
       <w:r>
         <w:rPr>
@@ -9599,12 +10122,14 @@
           <w:sz w:val="30"/>
         </w:rPr>
       </w:pPr>
+      <w:proofErr w:type="spellStart"/>
       <w:r>
         <w:rPr>
           <w:sz w:val="30"/>
         </w:rPr>
         <w:t>pyTelegramBotAPI</w:t>
       </w:r>
+      <w:proofErr w:type="spellEnd"/>
       <w:r>
         <w:rPr>
           <w:spacing w:val="-19"/>
@@ -9710,7 +10235,21 @@
         <w:rPr>
           <w:rStyle w:val="20"/>
         </w:rPr>
-        <w:t>Итог выбора библиотеки для написания telegram-бота</w:t>
+        <w:t xml:space="preserve">Итог выбора библиотеки для написания </w:t>
+      </w:r>
+      <w:proofErr w:type="spellStart"/>
+      <w:r>
+        <w:rPr>
+          <w:rStyle w:val="20"/>
+        </w:rPr>
+        <w:t>telegram</w:t>
+      </w:r>
+      <w:proofErr w:type="spellEnd"/>
+      <w:r>
+        <w:rPr>
+          <w:rStyle w:val="20"/>
+        </w:rPr>
+        <w:t>-бота</w:t>
       </w:r>
     </w:p>
     <w:p>
@@ -9872,8 +10411,37 @@
         <w:ind w:right="483"/>
       </w:pPr>
       <w:r>
-        <w:t>из библиотек. При анализе характеристик каждой библиотеки мы остановим свой выбор на библиотеке aiogram. Почему именно она, а не другая? Во первых: aiogram обеспечивает простую взаимосвязь с Telegram</w:t>
-      </w:r>
+        <w:t xml:space="preserve">из библиотек. При анализе характеристик каждой библиотеки мы остановим свой выбор на библиотеке </w:t>
+      </w:r>
+      <w:proofErr w:type="spellStart"/>
+      <w:r>
+        <w:t>aiogram</w:t>
+      </w:r>
+      <w:proofErr w:type="spellEnd"/>
+      <w:r>
+        <w:t xml:space="preserve">. Почему именно она, а не другая? </w:t>
+      </w:r>
+      <w:proofErr w:type="gramStart"/>
+      <w:r>
+        <w:t>Во первых</w:t>
+      </w:r>
+      <w:proofErr w:type="gramEnd"/>
+      <w:r>
+        <w:t xml:space="preserve">: </w:t>
+      </w:r>
+      <w:proofErr w:type="spellStart"/>
+      <w:r>
+        <w:t>aiogram</w:t>
+      </w:r>
+      <w:proofErr w:type="spellEnd"/>
+      <w:r>
+        <w:t xml:space="preserve"> обеспечивает простую взаимосвязь с </w:t>
+      </w:r>
+      <w:proofErr w:type="spellStart"/>
+      <w:r>
+        <w:t>Telegram</w:t>
+      </w:r>
+      <w:proofErr w:type="spellEnd"/>
       <w:r>
         <w:rPr>
           <w:spacing w:val="-19"/>
@@ -9889,6 +10457,7 @@
         </w:rPr>
         <w:t xml:space="preserve"> </w:t>
       </w:r>
+      <w:proofErr w:type="gramStart"/>
       <w:r>
         <w:t>Во</w:t>
       </w:r>
@@ -9899,7 +10468,11 @@
         <w:t xml:space="preserve"> </w:t>
       </w:r>
       <w:r>
-        <w:t>вторых:</w:t>
+        <w:t>вторых</w:t>
+      </w:r>
+      <w:proofErr w:type="gramEnd"/>
+      <w:r>
+        <w:t>:</w:t>
       </w:r>
       <w:r>
         <w:rPr>
@@ -9935,7 +10508,15 @@
         <w:t xml:space="preserve"> </w:t>
       </w:r>
       <w:r>
-        <w:t>обговаривалось ранее — это необходимо для работы с большим количеством запросов). И в заключении: по самой работе и функционалу она превосходит остальные библиотеки, она трудна только в понимании и настройке, что может сделать саму разработку более трудной, но для решения задач (описанных позже) нам важна производительность и результат. Именно поэтому aiogram — лучший выбор.</w:t>
+        <w:t xml:space="preserve">обговаривалось ранее — это необходимо для работы с большим количеством запросов). И в заключении: по самой работе и функционалу она превосходит остальные библиотеки, она трудна только в понимании и настройке, что может сделать саму разработку более трудной, но для решения задач (описанных позже) нам важна производительность и результат. Именно поэтому </w:t>
+      </w:r>
+      <w:proofErr w:type="spellStart"/>
+      <w:r>
+        <w:t>aiogram</w:t>
+      </w:r>
+      <w:proofErr w:type="spellEnd"/>
+      <w:r>
+        <w:t xml:space="preserve"> — лучший выбор.</w:t>
       </w:r>
     </w:p>
     <w:p>
@@ -9983,8 +10564,13 @@
         </w:rPr>
         <w:t xml:space="preserve"> </w:t>
       </w:r>
-      <w:r>
-        <w:t>telegram-</w:t>
+      <w:proofErr w:type="spellStart"/>
+      <w:r>
+        <w:t>telegram</w:t>
+      </w:r>
+      <w:proofErr w:type="spellEnd"/>
+      <w:r>
+        <w:t>-</w:t>
       </w:r>
       <w:r>
         <w:rPr>
@@ -10208,12 +10794,21 @@
         </w:rPr>
         <w:t xml:space="preserve"> </w:t>
       </w:r>
+      <w:proofErr w:type="spellStart"/>
       <w:r>
         <w:rPr>
           <w:color w:val="44536A"/>
           <w:sz w:val="24"/>
         </w:rPr>
-        <w:t>telegram-</w:t>
+        <w:t>telegram</w:t>
+      </w:r>
+      <w:proofErr w:type="spellEnd"/>
+      <w:r>
+        <w:rPr>
+          <w:color w:val="44536A"/>
+          <w:sz w:val="24"/>
+        </w:rPr>
+        <w:t>-</w:t>
       </w:r>
       <w:r>
         <w:rPr>
@@ -10363,11 +10958,19 @@
         <w:spacing w:before="19" w:line="249" w:lineRule="auto"/>
         <w:ind w:right="583" w:firstLine="710"/>
       </w:pPr>
+      <w:proofErr w:type="spellStart"/>
       <w:r>
         <w:rPr>
           <w:b/>
         </w:rPr>
-        <w:t xml:space="preserve">Модерация </w:t>
+        <w:t>Модерация</w:t>
+      </w:r>
+      <w:proofErr w:type="spellEnd"/>
+      <w:r>
+        <w:rPr>
+          <w:b/>
+        </w:rPr>
+        <w:t xml:space="preserve"> </w:t>
       </w:r>
       <w:r>
         <w:t>— это контроль над выполнением требований. Регулярный мониторинг определённой группы или площадки для регулирования</w:t>
@@ -10432,9 +11035,11 @@
         </w:rPr>
         <w:t xml:space="preserve"> </w:t>
       </w:r>
+      <w:proofErr w:type="spellStart"/>
       <w:r>
         <w:t>модерация</w:t>
       </w:r>
+      <w:proofErr w:type="spellEnd"/>
     </w:p>
     <w:p>
       <w:pPr>
@@ -10489,9 +11094,11 @@
         </w:rPr>
         <w:t xml:space="preserve"> </w:t>
       </w:r>
+      <w:proofErr w:type="spellStart"/>
       <w:r>
         <w:t>модерация</w:t>
       </w:r>
+      <w:proofErr w:type="spellEnd"/>
       <w:r>
         <w:rPr>
           <w:spacing w:val="-17"/>
@@ -10550,11 +11157,33 @@
         <w:spacing w:before="20" w:line="249" w:lineRule="auto"/>
         <w:ind w:right="529" w:firstLine="710"/>
       </w:pPr>
+      <w:proofErr w:type="spellStart"/>
       <w:r>
         <w:rPr>
           <w:b/>
         </w:rPr>
-        <w:t xml:space="preserve">Предворительная модерация </w:t>
+        <w:t>Предворительная</w:t>
+      </w:r>
+      <w:proofErr w:type="spellEnd"/>
+      <w:r>
+        <w:rPr>
+          <w:b/>
+        </w:rPr>
+        <w:t xml:space="preserve"> </w:t>
+      </w:r>
+      <w:proofErr w:type="spellStart"/>
+      <w:r>
+        <w:rPr>
+          <w:b/>
+        </w:rPr>
+        <w:t>модерация</w:t>
+      </w:r>
+      <w:proofErr w:type="spellEnd"/>
+      <w:r>
+        <w:rPr>
+          <w:b/>
+        </w:rPr>
+        <w:t xml:space="preserve"> </w:t>
       </w:r>
       <w:r>
         <w:t>— проверка сообщения до его попадания</w:t>
@@ -10592,9 +11221,11 @@
         </w:rPr>
         <w:t xml:space="preserve"> </w:t>
       </w:r>
+      <w:proofErr w:type="gramStart"/>
       <w:r>
         <w:t>значит</w:t>
       </w:r>
+      <w:proofErr w:type="gramEnd"/>
       <w:r>
         <w:rPr>
           <w:spacing w:val="-12"/>
@@ -10662,12 +11293,14 @@
         <w:spacing w:before="5" w:line="249" w:lineRule="auto"/>
         <w:ind w:right="583" w:firstLine="710"/>
       </w:pPr>
+      <w:proofErr w:type="spellStart"/>
       <w:r>
         <w:rPr>
           <w:b/>
         </w:rPr>
         <w:t>Постмодерация</w:t>
       </w:r>
+      <w:proofErr w:type="spellEnd"/>
       <w:r>
         <w:rPr>
           <w:b/>
@@ -10730,7 +11363,15 @@
         <w:t xml:space="preserve"> </w:t>
       </w:r>
       <w:r>
-        <w:t>в среду. Модератор проверяет уже отпраленное сообщение и при нарушении правил удаляет его.</w:t>
+        <w:t xml:space="preserve">в среду. Модератор проверяет уже </w:t>
+      </w:r>
+      <w:proofErr w:type="spellStart"/>
+      <w:r>
+        <w:t>отпраленное</w:t>
+      </w:r>
+      <w:proofErr w:type="spellEnd"/>
+      <w:r>
+        <w:t xml:space="preserve"> сообщение и при нарушении правил удаляет его.</w:t>
       </w:r>
     </w:p>
     <w:p>
@@ -10739,12 +11380,14 @@
         <w:spacing w:before="4" w:line="249" w:lineRule="auto"/>
         <w:ind w:right="483" w:firstLine="710"/>
       </w:pPr>
+      <w:proofErr w:type="spellStart"/>
       <w:r>
         <w:rPr>
           <w:b/>
         </w:rPr>
         <w:t>Автомодерация</w:t>
       </w:r>
+      <w:proofErr w:type="spellEnd"/>
       <w:r>
         <w:rPr>
           <w:b/>
@@ -10788,8 +11431,13 @@
         </w:rPr>
         <w:t xml:space="preserve"> </w:t>
       </w:r>
-      <w:r>
-        <w:t>например при написании модератора внутри программы. На данный момент идёт большой поток данных и, например, админ не может справляться сам, поэтому</w:t>
+      <w:proofErr w:type="gramStart"/>
+      <w:r>
+        <w:t>например</w:t>
+      </w:r>
+      <w:proofErr w:type="gramEnd"/>
+      <w:r>
+        <w:t xml:space="preserve"> при написании модератора внутри программы. На данный момент идёт большой поток данных и, например, админ не может справляться сам, поэтому</w:t>
       </w:r>
       <w:r>
         <w:rPr>
@@ -10798,7 +11446,15 @@
         <w:t xml:space="preserve"> </w:t>
       </w:r>
       <w:r>
-        <w:t>куда правильнее использовать автомодераторы, которые при большом потоке данных работаю эффективней.</w:t>
+        <w:t xml:space="preserve">куда правильнее использовать </w:t>
+      </w:r>
+      <w:proofErr w:type="spellStart"/>
+      <w:r>
+        <w:t>автомодераторы</w:t>
+      </w:r>
+      <w:proofErr w:type="spellEnd"/>
+      <w:r>
+        <w:t>, которые при большом потоке данных работаю эффективней.</w:t>
       </w:r>
     </w:p>
     <w:p>
@@ -10807,12 +11463,14 @@
         <w:spacing w:before="7" w:line="249" w:lineRule="auto"/>
         <w:ind w:right="529" w:firstLine="710"/>
       </w:pPr>
+      <w:proofErr w:type="spellStart"/>
       <w:r>
         <w:rPr>
           <w:b/>
         </w:rPr>
         <w:t>Модерация</w:t>
       </w:r>
+      <w:proofErr w:type="spellEnd"/>
       <w:r>
         <w:rPr>
           <w:b/>
@@ -10869,9 +11527,11 @@
         </w:rPr>
         <w:t xml:space="preserve"> </w:t>
       </w:r>
+      <w:proofErr w:type="spellStart"/>
       <w:r>
         <w:t>завпросу</w:t>
       </w:r>
+      <w:proofErr w:type="spellEnd"/>
       <w:r>
         <w:rPr>
           <w:spacing w:val="-13"/>
@@ -10879,7 +11539,15 @@
         <w:t xml:space="preserve"> </w:t>
       </w:r>
       <w:r>
-        <w:t>или выявление негативного диалога среди пользователей. Например: два пользователя при каких-либо разногласиях начали ругаться, модератор должен это выявить и предотвратить.</w:t>
+        <w:t xml:space="preserve">или выявление негативного диалога среди пользователей. </w:t>
+      </w:r>
+      <w:proofErr w:type="gramStart"/>
+      <w:r>
+        <w:t>Например</w:t>
+      </w:r>
+      <w:proofErr w:type="gramEnd"/>
+      <w:r>
+        <w:t>: два пользователя при каких-либо разногласиях начали ругаться, модератор должен это выявить и предотвратить.</w:t>
       </w:r>
     </w:p>
     <w:p>
@@ -10950,6 +11618,7 @@
         </w:rPr>
         <w:t xml:space="preserve"> </w:t>
       </w:r>
+      <w:proofErr w:type="gramStart"/>
       <w:r>
         <w:t>все</w:t>
       </w:r>
@@ -10960,7 +11629,11 @@
         <w:t xml:space="preserve"> </w:t>
       </w:r>
       <w:r>
-        <w:t>процессы происходящие в чатах (оскорбления, спам, конфликты, общение не по теме и т. д.)</w:t>
+        <w:t>процессы</w:t>
+      </w:r>
+      <w:proofErr w:type="gramEnd"/>
+      <w:r>
+        <w:t xml:space="preserve"> происходящие в чатах (оскорбления, спам, конфликты, общение не по теме и т. д.)</w:t>
       </w:r>
     </w:p>
     <w:p>
@@ -11131,7 +11804,15 @@
         <w:ind w:right="529" w:firstLine="710"/>
       </w:pPr>
       <w:r>
-        <w:t>В telegram-чатах очень важно контролировать процесс общения, чтобы избежать конфликтов или иных нарушений правил, а также обезопасить пользователей от вмешательства мошенников. Лучшим решением</w:t>
+        <w:t xml:space="preserve">В </w:t>
+      </w:r>
+      <w:proofErr w:type="spellStart"/>
+      <w:r>
+        <w:t>telegram</w:t>
+      </w:r>
+      <w:proofErr w:type="spellEnd"/>
+      <w:r>
+        <w:t>-чатах очень важно контролировать процесс общения, чтобы избежать конфликтов или иных нарушений правил, а также обезопасить пользователей от вмешательства мошенников. Лучшим решением</w:t>
       </w:r>
       <w:r>
         <w:rPr>
@@ -11449,8 +12130,18 @@
           <w:spacing w:val="-2"/>
           <w:sz w:val="24"/>
         </w:rPr>
-        <w:t xml:space="preserve"> модерации</w:t>
-      </w:r>
+        <w:t xml:space="preserve"> </w:t>
+      </w:r>
+      <w:proofErr w:type="spellStart"/>
+      <w:r>
+        <w:rPr>
+          <w:color w:val="44536A"/>
+          <w:spacing w:val="-2"/>
+          <w:sz w:val="24"/>
+        </w:rPr>
+        <w:t>модерации</w:t>
+      </w:r>
+      <w:proofErr w:type="spellEnd"/>
     </w:p>
     <w:p>
       <w:pPr>
@@ -11598,7 +12289,23 @@
         <w:t xml:space="preserve"> </w:t>
       </w:r>
       <w:r>
-        <w:t>от определённых атак, например от спама или Ddos-атак. Работа таких систем</w:t>
+        <w:t xml:space="preserve">от определённых атак, </w:t>
+      </w:r>
+      <w:proofErr w:type="gramStart"/>
+      <w:r>
+        <w:t>например</w:t>
+      </w:r>
+      <w:proofErr w:type="gramEnd"/>
+      <w:r>
+        <w:t xml:space="preserve"> от спама или </w:t>
+      </w:r>
+      <w:proofErr w:type="spellStart"/>
+      <w:r>
+        <w:t>Ddos</w:t>
+      </w:r>
+      <w:proofErr w:type="spellEnd"/>
+      <w:r>
+        <w:t>-атак. Работа таких систем</w:t>
       </w:r>
       <w:r>
         <w:rPr>
@@ -11652,7 +12359,15 @@
         <w:t xml:space="preserve"> </w:t>
       </w:r>
       <w:r>
-        <w:t>каждого пользователя и анализируют его поведение относительно стандарного поведения</w:t>
+        <w:t xml:space="preserve">каждого пользователя и анализируют его поведение относительно </w:t>
+      </w:r>
+      <w:proofErr w:type="spellStart"/>
+      <w:r>
+        <w:t>стандарного</w:t>
+      </w:r>
+      <w:proofErr w:type="spellEnd"/>
+      <w:r>
+        <w:t xml:space="preserve"> поведения</w:t>
       </w:r>
       <w:r>
         <w:rPr>
@@ -11757,18 +12472,22 @@
         </w:rPr>
         <w:t xml:space="preserve"> </w:t>
       </w:r>
+      <w:proofErr w:type="spellStart"/>
       <w:r>
         <w:t>искуственного</w:t>
       </w:r>
+      <w:proofErr w:type="spellEnd"/>
       <w:r>
         <w:rPr>
           <w:spacing w:val="-17"/>
         </w:rPr>
         <w:t xml:space="preserve"> </w:t>
       </w:r>
+      <w:proofErr w:type="spellStart"/>
       <w:r>
         <w:t>ителекта</w:t>
       </w:r>
+      <w:proofErr w:type="spellEnd"/>
       <w:r>
         <w:rPr>
           <w:spacing w:val="-11"/>
@@ -11785,7 +12504,15 @@
         <w:t xml:space="preserve"> </w:t>
       </w:r>
       <w:r>
-        <w:t>обнаружения нестандартного поведения пользователя или даже кибератак.</w:t>
+        <w:t xml:space="preserve">обнаружения нестандартного поведения пользователя или даже </w:t>
+      </w:r>
+      <w:proofErr w:type="spellStart"/>
+      <w:r>
+        <w:t>кибератак</w:t>
+      </w:r>
+      <w:proofErr w:type="spellEnd"/>
+      <w:r>
+        <w:t>.</w:t>
       </w:r>
     </w:p>
     <w:p>
@@ -11845,8 +12572,16 @@
         <w:rPr>
           <w:spacing w:val="-2"/>
         </w:rPr>
-        <w:t>выявления вредоностных</w:t>
-      </w:r>
+        <w:t xml:space="preserve">выявления </w:t>
+      </w:r>
+      <w:proofErr w:type="spellStart"/>
+      <w:r>
+        <w:rPr>
+          <w:spacing w:val="-2"/>
+        </w:rPr>
+        <w:t>вредоностных</w:t>
+      </w:r>
+      <w:proofErr w:type="spellEnd"/>
     </w:p>
     <w:p>
       <w:pPr>
@@ -11883,8 +12618,13 @@
         </w:rPr>
         <w:t xml:space="preserve"> </w:t>
       </w:r>
-      <w:r>
-        <w:t>каптчи,</w:t>
+      <w:proofErr w:type="spellStart"/>
+      <w:r>
+        <w:t>каптчи</w:t>
+      </w:r>
+      <w:proofErr w:type="spellEnd"/>
+      <w:r>
+        <w:t>,</w:t>
       </w:r>
       <w:r>
         <w:rPr>
@@ -12052,7 +12792,23 @@
         <w:t xml:space="preserve"> </w:t>
       </w:r>
       <w:r>
-        <w:t xml:space="preserve">использование проверок (например каптча), использование иных сервисов для </w:t>
+        <w:t>использование проверок (</w:t>
+      </w:r>
+      <w:proofErr w:type="gramStart"/>
+      <w:r>
+        <w:t>например</w:t>
+      </w:r>
+      <w:proofErr w:type="gramEnd"/>
+      <w:r>
+        <w:t xml:space="preserve"> </w:t>
+      </w:r>
+      <w:proofErr w:type="spellStart"/>
+      <w:r>
+        <w:t>каптча</w:t>
+      </w:r>
+      <w:proofErr w:type="spellEnd"/>
+      <w:r>
+        <w:t xml:space="preserve">), использование иных сервисов для </w:t>
       </w:r>
       <w:r>
         <w:rPr>
@@ -12118,7 +12874,23 @@
         <w:ind w:right="583" w:firstLine="710"/>
       </w:pPr>
       <w:r>
-        <w:t>На данный момент telegram является одной из самых популярный платформ. Появляется большое количество различных пользователей желающих заполучить недоступную информацию, а так же в связи с популярностью</w:t>
+        <w:t xml:space="preserve">На данный момент </w:t>
+      </w:r>
+      <w:proofErr w:type="spellStart"/>
+      <w:r>
+        <w:t>telegram</w:t>
+      </w:r>
+      <w:proofErr w:type="spellEnd"/>
+      <w:r>
+        <w:t xml:space="preserve"> является одной из самых популярный платформ. Появляется большое количество </w:t>
+      </w:r>
+      <w:proofErr w:type="gramStart"/>
+      <w:r>
+        <w:t>различных пользователей</w:t>
+      </w:r>
+      <w:proofErr w:type="gramEnd"/>
+      <w:r>
+        <w:t xml:space="preserve"> желающих заполучить недоступную информацию, а так же в связи с популярностью</w:t>
       </w:r>
       <w:r>
         <w:rPr>
@@ -12126,8 +12898,13 @@
         </w:rPr>
         <w:t xml:space="preserve"> </w:t>
       </w:r>
-      <w:r>
-        <w:t>telegram,</w:t>
+      <w:proofErr w:type="spellStart"/>
+      <w:r>
+        <w:t>telegram</w:t>
+      </w:r>
+      <w:proofErr w:type="spellEnd"/>
+      <w:r>
+        <w:t>,</w:t>
       </w:r>
       <w:r>
         <w:rPr>
@@ -12181,7 +12958,15 @@
         <w:t xml:space="preserve"> </w:t>
       </w:r>
       <w:r>
-        <w:t>рассылки вредоностных сайтов и приложений. Именно поэтому необходимо использовать анти-бота для обеспечения безопасности пользователей группы или беседы.</w:t>
+        <w:t xml:space="preserve">рассылки </w:t>
+      </w:r>
+      <w:proofErr w:type="spellStart"/>
+      <w:r>
+        <w:t>вредоностных</w:t>
+      </w:r>
+      <w:proofErr w:type="spellEnd"/>
+      <w:r>
+        <w:t xml:space="preserve"> сайтов и приложений. Именно поэтому необходимо использовать анти-бота для обеспечения безопасности пользователей группы или беседы.</w:t>
       </w:r>
     </w:p>
     <w:p>
@@ -12222,7 +13007,15 @@
         <w:ind w:firstLine="710"/>
       </w:pPr>
       <w:r>
-        <w:t>Данная блок-схема (Рис. 1.4 ) в частности иллюстрирует работу и выполнение</w:t>
+        <w:t xml:space="preserve">Данная блок-схема (Рис. </w:t>
+      </w:r>
+      <w:proofErr w:type="gramStart"/>
+      <w:r>
+        <w:t>1.4 )</w:t>
+      </w:r>
+      <w:proofErr w:type="gramEnd"/>
+      <w:r>
+        <w:t xml:space="preserve"> в частности иллюстрирует работу и выполнение</w:t>
       </w:r>
       <w:r>
         <w:rPr>
@@ -12705,9 +13498,11 @@
         </w:rPr>
         <w:t xml:space="preserve"> </w:t>
       </w:r>
+      <w:proofErr w:type="gramStart"/>
       <w:r>
         <w:t>показать</w:t>
       </w:r>
+      <w:proofErr w:type="gramEnd"/>
       <w:r>
         <w:rPr>
           <w:spacing w:val="-14"/>
@@ -12885,7 +13680,15 @@
         <w:t xml:space="preserve"> </w:t>
       </w:r>
       <w:r>
-        <w:t>предназначенные для предотвращения получения нежелаемых писем и сообщений. В основном он предназначен чтобы</w:t>
+        <w:t xml:space="preserve">предназначенные для предотвращения получения </w:t>
+      </w:r>
+      <w:proofErr w:type="spellStart"/>
+      <w:r>
+        <w:t>нежелаемых</w:t>
+      </w:r>
+      <w:proofErr w:type="spellEnd"/>
+      <w:r>
+        <w:t xml:space="preserve"> писем и сообщений. В основном он предназначен чтобы</w:t>
       </w:r>
       <w:r>
         <w:rPr>
@@ -12928,7 +13731,15 @@
         <w:ind w:right="483" w:firstLine="710"/>
       </w:pPr>
       <w:r>
-        <w:t>Анти-спам анализирует действие пользователей, например количество сообщений в какой-либо интервал времени. Если он видит некую аномалию (большое количество сообщений в минуту), он даёт предупреждение</w:t>
+        <w:t xml:space="preserve">Анти-спам анализирует действие пользователей, </w:t>
+      </w:r>
+      <w:proofErr w:type="gramStart"/>
+      <w:r>
+        <w:t>например</w:t>
+      </w:r>
+      <w:proofErr w:type="gramEnd"/>
+      <w:r>
+        <w:t xml:space="preserve"> количество сообщений в какой-либо интервал времени. Если он видит некую аномалию (большое количество сообщений в минуту), он даёт предупреждение</w:t>
       </w:r>
       <w:r>
         <w:rPr>
@@ -13888,7 +14699,15 @@
       </w:pPr>
       <w:r>
         <w:lastRenderedPageBreak/>
-        <w:t>предупреждение. Так же блокировка сообщений которые содержат ссылки</w:t>
+        <w:t xml:space="preserve">предупреждение. Так же </w:t>
+      </w:r>
+      <w:proofErr w:type="gramStart"/>
+      <w:r>
+        <w:t>блокировка сообщений</w:t>
+      </w:r>
+      <w:proofErr w:type="gramEnd"/>
+      <w:r>
+        <w:t xml:space="preserve"> которые содержат ссылки</w:t>
       </w:r>
       <w:r>
         <w:rPr>
@@ -14203,7 +15022,15 @@
         <w:t xml:space="preserve"> </w:t>
       </w:r>
       <w:r>
-        <w:t>политические взгляды. И с этим будет работать анти-политота.</w:t>
+        <w:t>политические взгляды. И с этим будет работать анти-</w:t>
+      </w:r>
+      <w:proofErr w:type="spellStart"/>
+      <w:r>
+        <w:t>политота</w:t>
+      </w:r>
+      <w:proofErr w:type="spellEnd"/>
+      <w:r>
+        <w:t>.</w:t>
       </w:r>
     </w:p>
     <w:p>
@@ -14280,8 +15107,13 @@
         <w:t xml:space="preserve"> </w:t>
       </w:r>
       <w:r>
-        <w:t>анти-политота</w:t>
-      </w:r>
+        <w:t>анти-</w:t>
+      </w:r>
+      <w:proofErr w:type="spellStart"/>
+      <w:r>
+        <w:t>политота</w:t>
+      </w:r>
+      <w:proofErr w:type="spellEnd"/>
       <w:r>
         <w:rPr>
           <w:spacing w:val="-7"/>
@@ -14307,7 +15139,15 @@
         <w:t xml:space="preserve"> </w:t>
       </w:r>
       <w:r>
-        <w:t>показывает подзадачи, которые должна реализовать программа для успешного результата её выполнения. Цель данной схемы показать какие шаги следует выполнить для выполнения задачи, показать как должна действовать</w:t>
+        <w:t xml:space="preserve">показывает подзадачи, которые должна реализовать программа для успешного результата её выполнения. Цель данной схемы показать какие шаги следует выполнить для выполнения задачи, </w:t>
+      </w:r>
+      <w:proofErr w:type="gramStart"/>
+      <w:r>
+        <w:t>показать</w:t>
+      </w:r>
+      <w:proofErr w:type="gramEnd"/>
+      <w:r>
+        <w:t xml:space="preserve"> как должна действовать</w:t>
       </w:r>
       <w:r>
         <w:rPr>
@@ -14653,7 +15493,15 @@
         <w:t xml:space="preserve"> </w:t>
       </w:r>
       <w:r>
-        <w:t>сообщениях и предпринимает меры прописанные разработчиком.</w:t>
+        <w:t xml:space="preserve">сообщениях и предпринимает </w:t>
+      </w:r>
+      <w:proofErr w:type="gramStart"/>
+      <w:r>
+        <w:t>меры</w:t>
+      </w:r>
+      <w:proofErr w:type="gramEnd"/>
+      <w:r>
+        <w:t xml:space="preserve"> прописанные разработчиком.</w:t>
       </w:r>
     </w:p>
     <w:p>
@@ -14741,7 +15589,23 @@
         <w:t xml:space="preserve"> </w:t>
       </w:r>
       <w:r>
-        <w:t>анализа сообщения, выявляет оскорбление в тексте. Если оскорбление найдено, то сообщение удаляется и пользователь получает предупреждение. В ином случае программа игнорирует сообщение просто игнорируется и программа переходит к анализу следующего сообщения.</w:t>
+        <w:t xml:space="preserve">анализа сообщения, выявляет оскорбление в тексте. Если оскорбление найдено, то сообщение </w:t>
+      </w:r>
+      <w:proofErr w:type="gramStart"/>
+      <w:r>
+        <w:t>удаляется</w:t>
+      </w:r>
+      <w:proofErr w:type="gramEnd"/>
+      <w:r>
+        <w:t xml:space="preserve"> и пользователь получает предупреждение. В ином случае программа игнорирует сообщение </w:t>
+      </w:r>
+      <w:proofErr w:type="gramStart"/>
+      <w:r>
+        <w:t>просто игнорируется</w:t>
+      </w:r>
+      <w:proofErr w:type="gramEnd"/>
+      <w:r>
+        <w:t xml:space="preserve"> и программа переходит к анализу следующего сообщения.</w:t>
       </w:r>
     </w:p>
     <w:p>
@@ -14809,8 +15673,13 @@
         </w:rPr>
         <w:t xml:space="preserve"> </w:t>
       </w:r>
-      <w:r>
-        <w:t>Например:</w:t>
+      <w:proofErr w:type="gramStart"/>
+      <w:r>
+        <w:t>Например</w:t>
+      </w:r>
+      <w:proofErr w:type="gramEnd"/>
+      <w:r>
+        <w:t>:</w:t>
       </w:r>
       <w:r>
         <w:rPr>
@@ -15052,7 +15921,15 @@
         </w:rPr>
       </w:pPr>
       <w:r>
-        <w:t>Блок-схема выполнения такой задачи как анти-оскорбления содержит нескольно шагов, которые программа должна пройти для выполнения</w:t>
+        <w:t xml:space="preserve">Блок-схема выполнения такой задачи как анти-оскорбления содержит </w:t>
+      </w:r>
+      <w:proofErr w:type="spellStart"/>
+      <w:r>
+        <w:t>нескольно</w:t>
+      </w:r>
+      <w:proofErr w:type="spellEnd"/>
+      <w:r>
+        <w:t xml:space="preserve"> шагов, которые программа должна пройти для выполнения</w:t>
       </w:r>
       <w:r>
         <w:rPr>
@@ -15422,7 +16299,11 @@
         <w:ind w:right="390" w:firstLine="710"/>
       </w:pPr>
       <w:r>
-        <w:t>Что такое нейронные сети? Нейронная сеть представляет собой вычислительную модель, вдохновлённую биологической архитектурой человеческого мозга (Рис. 2.1), состоящую из взаимосвязанных единиц, называемых искусственными нейронами, которые организованы в структурированные слои. В отличие от традиционных компьютерных программ, которые следуют явно запрограммированным инструкциям, нейронные сети способны учиться на</w:t>
+        <w:t xml:space="preserve">Что такое нейронные сети? Нейронная сеть представляет собой вычислительную модель, вдохновлённую биологической архитектурой человеческого мозга (Рис. 2.1), состоящую из взаимосвязанных единиц, называемых искусственными нейронами, которые организованы в структурированные слои. В отличие от традиционных компьютерных программ, которые следуют явно запрограммированным инструкциям, нейронные сети способны учиться </w:t>
+      </w:r>
+      <w:proofErr w:type="gramStart"/>
+      <w:r>
+        <w:t>на</w:t>
       </w:r>
       <w:r>
         <w:rPr>
@@ -15431,7 +16312,11 @@
         <w:t xml:space="preserve"> </w:t>
       </w:r>
       <w:r>
-        <w:t>примерах данных и автоматически улучшать свою производительность по мере обработки большего количества информации. Это фундаментальное различие делает нейронные</w:t>
+        <w:t>примерах</w:t>
+      </w:r>
+      <w:proofErr w:type="gramEnd"/>
+      <w:r>
+        <w:t xml:space="preserve"> данных и автоматически улучшать свою производительность по мере обработки большего количества информации. Это фундаментальное различие делает нейронные</w:t>
       </w:r>
       <w:r>
         <w:rPr>
@@ -15735,7 +16620,15 @@
         <w:t xml:space="preserve"> </w:t>
       </w:r>
       <w:r>
-        <w:t xml:space="preserve">которые следуют явно запрограммированным инструкциям, нейронные сети способны учиться на примерах данных и автоматически улучшать свою производительность по мере обработки большего количества </w:t>
+        <w:t xml:space="preserve">которые следуют явно запрограммированным инструкциям, нейронные сети способны учиться </w:t>
+      </w:r>
+      <w:proofErr w:type="gramStart"/>
+      <w:r>
+        <w:t>на примерах</w:t>
+      </w:r>
+      <w:proofErr w:type="gramEnd"/>
+      <w:r>
+        <w:t xml:space="preserve"> данных и автоматически улучшать свою производительность по мере обработки большего количества </w:t>
       </w:r>
       <w:r>
         <w:rPr>
@@ -16145,7 +17038,15 @@
         <w:t xml:space="preserve"> </w:t>
       </w:r>
       <w:r>
-        <w:t>нейронов определяется размерностью входных данных. Скрытые слои находятся между входным и выходным слоями и выполняют внутренние преобразования данных. В каждом скрытом слое каждый нейрон получает входные сигналы от всех нейронов предыдущего слоя, что называется полносвязностью, и выдаёт выход для всех нейронов следующего слоя. Выходной слой является финальным слоем сети и генерирует результат.</w:t>
+        <w:t xml:space="preserve">нейронов определяется размерностью входных данных. Скрытые слои находятся между входным и выходным слоями и выполняют внутренние преобразования данных. В каждом скрытом слое каждый нейрон получает входные сигналы от всех нейронов предыдущего слоя, что называется </w:t>
+      </w:r>
+      <w:proofErr w:type="spellStart"/>
+      <w:r>
+        <w:t>полносвязностью</w:t>
+      </w:r>
+      <w:proofErr w:type="spellEnd"/>
+      <w:r>
+        <w:t>, и выдаёт выход для всех нейронов следующего слоя. Выходной слой является финальным слоем сети и генерирует результат.</w:t>
       </w:r>
     </w:p>
     <w:p>
@@ -16989,6 +17890,7 @@
         </w:rPr>
         <w:t xml:space="preserve"> </w:t>
       </w:r>
+      <w:proofErr w:type="spellStart"/>
       <w:r>
         <w:rPr>
           <w:b/>
@@ -16996,6 +17898,7 @@
         </w:rPr>
         <w:t>перцептрон</w:t>
       </w:r>
+      <w:proofErr w:type="spellEnd"/>
       <w:r>
         <w:rPr>
           <w:b/>
@@ -17068,6 +17971,7 @@
           <w:sz w:val="30"/>
         </w:rPr>
       </w:pPr>
+      <w:proofErr w:type="spellStart"/>
       <w:r>
         <w:rPr>
           <w:b/>
@@ -17076,6 +17980,7 @@
         </w:rPr>
         <w:t>Сверточная</w:t>
       </w:r>
+      <w:proofErr w:type="spellEnd"/>
       <w:r>
         <w:rPr>
           <w:b/>
@@ -17156,7 +18061,23 @@
           <w:color w:val="090909"/>
           <w:sz w:val="30"/>
         </w:rPr>
-        <w:t xml:space="preserve">специализированных архитектура нейросетей предназначенная для глубокого обучения, в частности для обработки данных с сеточной структурой (например – </w:t>
+        <w:t xml:space="preserve">специализированных архитектура </w:t>
+      </w:r>
+      <w:proofErr w:type="spellStart"/>
+      <w:r>
+        <w:rPr>
+          <w:color w:val="090909"/>
+          <w:sz w:val="30"/>
+        </w:rPr>
+        <w:t>нейросетей</w:t>
+      </w:r>
+      <w:proofErr w:type="spellEnd"/>
+      <w:r>
+        <w:rPr>
+          <w:color w:val="090909"/>
+          <w:sz w:val="30"/>
+        </w:rPr>
+        <w:t xml:space="preserve"> предназначенная для глубокого обучения, в частности для обработки данных с сеточной структурой (например – </w:t>
       </w:r>
       <w:r>
         <w:rPr>
@@ -17183,20 +18104,64 @@
           <w:sz w:val="30"/>
         </w:rPr>
       </w:pPr>
+      <w:proofErr w:type="spellStart"/>
       <w:r>
         <w:rPr>
           <w:b/>
           <w:color w:val="090909"/>
           <w:sz w:val="30"/>
         </w:rPr>
-        <w:t xml:space="preserve">Реккурентная неронная сеть (RNN) </w:t>
-      </w:r>
-      <w:r>
-        <w:rPr>
+        <w:t>Реккурентная</w:t>
+      </w:r>
+      <w:proofErr w:type="spellEnd"/>
+      <w:r>
+        <w:rPr>
+          <w:b/>
           <w:color w:val="090909"/>
           <w:sz w:val="30"/>
         </w:rPr>
-        <w:t>– нейросеть предназначенная</w:t>
+        <w:t xml:space="preserve"> </w:t>
+      </w:r>
+      <w:proofErr w:type="spellStart"/>
+      <w:r>
+        <w:rPr>
+          <w:b/>
+          <w:color w:val="090909"/>
+          <w:sz w:val="30"/>
+        </w:rPr>
+        <w:t>неронная</w:t>
+      </w:r>
+      <w:proofErr w:type="spellEnd"/>
+      <w:r>
+        <w:rPr>
+          <w:b/>
+          <w:color w:val="090909"/>
+          <w:sz w:val="30"/>
+        </w:rPr>
+        <w:t xml:space="preserve"> сеть (RNN) </w:t>
+      </w:r>
+      <w:r>
+        <w:rPr>
+          <w:color w:val="090909"/>
+          <w:sz w:val="30"/>
+        </w:rPr>
+        <w:t xml:space="preserve">– </w:t>
+      </w:r>
+      <w:proofErr w:type="spellStart"/>
+      <w:r>
+        <w:rPr>
+          <w:color w:val="090909"/>
+          <w:sz w:val="30"/>
+        </w:rPr>
+        <w:t>нейросеть</w:t>
+      </w:r>
+      <w:proofErr w:type="spellEnd"/>
+      <w:r>
+        <w:rPr>
+          <w:color w:val="090909"/>
+          <w:sz w:val="30"/>
+        </w:rPr>
+        <w:t xml:space="preserve"> предназначенная</w:t>
       </w:r>
       <w:r>
         <w:rPr>
@@ -17311,13 +18276,23 @@
           <w:sz w:val="30"/>
         </w:rPr>
       </w:pPr>
+      <w:proofErr w:type="spellStart"/>
       <w:r>
         <w:rPr>
           <w:b/>
           <w:color w:val="090909"/>
           <w:sz w:val="30"/>
         </w:rPr>
-        <w:t xml:space="preserve">Генеративно-состязательная сеть (GAN) </w:t>
+        <w:t>Генеративно</w:t>
+      </w:r>
+      <w:proofErr w:type="spellEnd"/>
+      <w:r>
+        <w:rPr>
+          <w:b/>
+          <w:color w:val="090909"/>
+          <w:sz w:val="30"/>
+        </w:rPr>
+        <w:t xml:space="preserve">-состязательная сеть (GAN) </w:t>
       </w:r>
       <w:r>
         <w:rPr>
@@ -17463,6 +18438,7 @@
           <w:sz w:val="30"/>
         </w:rPr>
       </w:pPr>
+      <w:proofErr w:type="spellStart"/>
       <w:r>
         <w:rPr>
           <w:b/>
@@ -17471,6 +18447,7 @@
         </w:rPr>
         <w:t>Трансформеры</w:t>
       </w:r>
+      <w:proofErr w:type="spellEnd"/>
       <w:r>
         <w:rPr>
           <w:b/>
@@ -17486,7 +18463,25 @@
           <w:color w:val="090909"/>
           <w:sz w:val="30"/>
         </w:rPr>
-        <w:t>(Transformer)</w:t>
+        <w:t>(</w:t>
+      </w:r>
+      <w:proofErr w:type="spellStart"/>
+      <w:r>
+        <w:rPr>
+          <w:b/>
+          <w:color w:val="090909"/>
+          <w:sz w:val="30"/>
+        </w:rPr>
+        <w:t>Transformer</w:t>
+      </w:r>
+      <w:proofErr w:type="spellEnd"/>
+      <w:r>
+        <w:rPr>
+          <w:b/>
+          <w:color w:val="090909"/>
+          <w:sz w:val="30"/>
+        </w:rPr>
+        <w:t>)</w:t>
       </w:r>
       <w:r>
         <w:rPr>
@@ -17512,6 +18507,7 @@
         </w:rPr>
         <w:t xml:space="preserve"> </w:t>
       </w:r>
+      <w:proofErr w:type="gramStart"/>
       <w:r>
         <w:rPr>
           <w:color w:val="090909"/>
@@ -17519,6 +18515,7 @@
         </w:rPr>
         <w:t>архитектура</w:t>
       </w:r>
+      <w:proofErr w:type="gramEnd"/>
       <w:r>
         <w:rPr>
           <w:color w:val="090909"/>
@@ -17566,20 +18563,64 @@
           <w:sz w:val="30"/>
         </w:rPr>
       </w:pPr>
+      <w:proofErr w:type="spellStart"/>
       <w:r>
         <w:rPr>
           <w:b/>
           <w:color w:val="090909"/>
           <w:sz w:val="30"/>
         </w:rPr>
-        <w:t xml:space="preserve">Автокодировщики (Autoencoders) </w:t>
-      </w:r>
-      <w:r>
-        <w:rPr>
+        <w:t>Автокодировщики</w:t>
+      </w:r>
+      <w:proofErr w:type="spellEnd"/>
+      <w:r>
+        <w:rPr>
+          <w:b/>
           <w:color w:val="090909"/>
           <w:sz w:val="30"/>
         </w:rPr>
-        <w:t>– архитектура предназначенная</w:t>
+        <w:t xml:space="preserve"> (</w:t>
+      </w:r>
+      <w:proofErr w:type="spellStart"/>
+      <w:r>
+        <w:rPr>
+          <w:b/>
+          <w:color w:val="090909"/>
+          <w:sz w:val="30"/>
+        </w:rPr>
+        <w:t>Autoencoders</w:t>
+      </w:r>
+      <w:proofErr w:type="spellEnd"/>
+      <w:r>
+        <w:rPr>
+          <w:b/>
+          <w:color w:val="090909"/>
+          <w:sz w:val="30"/>
+        </w:rPr>
+        <w:t xml:space="preserve">) </w:t>
+      </w:r>
+      <w:r>
+        <w:rPr>
+          <w:color w:val="090909"/>
+          <w:sz w:val="30"/>
+        </w:rPr>
+        <w:t xml:space="preserve">– </w:t>
+      </w:r>
+      <w:proofErr w:type="gramStart"/>
+      <w:r>
+        <w:rPr>
+          <w:color w:val="090909"/>
+          <w:sz w:val="30"/>
+        </w:rPr>
+        <w:t>архитектура</w:t>
+      </w:r>
+      <w:proofErr w:type="gramEnd"/>
+      <w:r>
+        <w:rPr>
+          <w:color w:val="090909"/>
+          <w:sz w:val="30"/>
+        </w:rPr>
+        <w:t xml:space="preserve"> предназначенная</w:t>
       </w:r>
       <w:r>
         <w:rPr>
@@ -17869,7 +18910,19 @@
       </w:pPr>
       <w:r>
         <w:lastRenderedPageBreak/>
-        <w:t>Данная таблица (Таблица 2) показывает на примере наиболее популярных и часто используемых нейронных сетях, насколько многофункциональна архитектура трансформеров. Данные примеры выполняют</w:t>
+        <w:t xml:space="preserve">Данная таблица (Таблица 2) показывает на примере наиболее популярных и часто используемых нейронных сетях, насколько </w:t>
+      </w:r>
+      <w:r>
+        <w:lastRenderedPageBreak/>
+        <w:t xml:space="preserve">многофункциональна архитектура </w:t>
+      </w:r>
+      <w:proofErr w:type="spellStart"/>
+      <w:r>
+        <w:t>трансформеров</w:t>
+      </w:r>
+      <w:proofErr w:type="spellEnd"/>
+      <w:r>
+        <w:t>. Данные примеры выполняют</w:t>
       </w:r>
       <w:r>
         <w:rPr>
@@ -18098,10 +19151,13 @@
       </w:tblPr>
       <w:tblGrid>
         <w:gridCol w:w="1681"/>
-        <w:gridCol w:w="1921"/>
+        <w:gridCol w:w="148"/>
+        <w:gridCol w:w="1773"/>
         <w:gridCol w:w="1964"/>
-        <w:gridCol w:w="1989"/>
-        <w:gridCol w:w="2080"/>
+        <w:gridCol w:w="232"/>
+        <w:gridCol w:w="1757"/>
+        <w:gridCol w:w="2070"/>
+        <w:gridCol w:w="10"/>
       </w:tblGrid>
       <w:tr>
         <w:trPr>
@@ -18115,7 +19171,7 @@
             <w:pPr>
               <w:pStyle w:val="TableParagraph"/>
               <w:spacing w:before="0" w:line="360" w:lineRule="exact"/>
-              <w:ind w:right="206" w:firstLine="710"/>
+              <w:ind w:right="206"/>
               <w:rPr>
                 <w:sz w:val="30"/>
               </w:rPr>
@@ -18125,7 +19181,7 @@
                 <w:spacing w:val="-4"/>
                 <w:sz w:val="30"/>
               </w:rPr>
-              <w:t xml:space="preserve">Наз </w:t>
+              <w:t>Наз</w:t>
             </w:r>
             <w:r>
               <w:rPr>
@@ -18139,12 +19195,13 @@
         <w:tc>
           <w:tcPr>
             <w:tcW w:w="1921" w:type="dxa"/>
+            <w:gridSpan w:val="2"/>
           </w:tcPr>
           <w:p>
             <w:pPr>
               <w:pStyle w:val="TableParagraph"/>
               <w:spacing w:before="0" w:line="360" w:lineRule="exact"/>
-              <w:ind w:left="277" w:right="212" w:firstLine="710"/>
+              <w:ind w:left="277" w:right="212"/>
               <w:rPr>
                 <w:sz w:val="30"/>
               </w:rPr>
@@ -18154,19 +19211,27 @@
                 <w:spacing w:val="-2"/>
                 <w:sz w:val="30"/>
               </w:rPr>
-              <w:t>Разра ботчик</w:t>
+              <w:t>Разра</w:t>
+            </w:r>
+            <w:r>
+              <w:rPr>
+                <w:spacing w:val="-2"/>
+                <w:sz w:val="30"/>
+              </w:rPr>
+              <w:t>ботчик</w:t>
             </w:r>
           </w:p>
         </w:tc>
         <w:tc>
           <w:tcPr>
-            <w:tcW w:w="1964" w:type="dxa"/>
+            <w:tcW w:w="2196" w:type="dxa"/>
+            <w:gridSpan w:val="2"/>
           </w:tcPr>
           <w:p>
             <w:pPr>
               <w:pStyle w:val="TableParagraph"/>
               <w:spacing w:before="0" w:line="360" w:lineRule="exact"/>
-              <w:ind w:left="277" w:right="148" w:firstLine="710"/>
+              <w:ind w:left="277" w:right="148"/>
               <w:rPr>
                 <w:sz w:val="30"/>
               </w:rPr>
@@ -18176,19 +19241,26 @@
                 <w:spacing w:val="-2"/>
                 <w:sz w:val="30"/>
               </w:rPr>
-              <w:t>Архит ектура</w:t>
+              <w:t>Архит</w:t>
+            </w:r>
+            <w:r>
+              <w:rPr>
+                <w:spacing w:val="-2"/>
+                <w:sz w:val="30"/>
+              </w:rPr>
+              <w:t>ектура</w:t>
             </w:r>
           </w:p>
         </w:tc>
         <w:tc>
           <w:tcPr>
-            <w:tcW w:w="1989" w:type="dxa"/>
+            <w:tcW w:w="1757" w:type="dxa"/>
           </w:tcPr>
           <w:p>
             <w:pPr>
               <w:pStyle w:val="TableParagraph"/>
               <w:spacing w:before="0" w:line="360" w:lineRule="exact"/>
-              <w:ind w:left="272" w:right="179" w:firstLine="710"/>
+              <w:ind w:left="272" w:right="179"/>
               <w:rPr>
                 <w:sz w:val="30"/>
               </w:rPr>
@@ -18198,7 +19270,7 @@
                 <w:spacing w:val="-2"/>
                 <w:sz w:val="30"/>
               </w:rPr>
-              <w:t xml:space="preserve">Сильн </w:t>
+              <w:t>Сильн</w:t>
             </w:r>
             <w:r>
               <w:rPr>
@@ -18225,12 +19297,13 @@
         <w:tc>
           <w:tcPr>
             <w:tcW w:w="2080" w:type="dxa"/>
+            <w:gridSpan w:val="2"/>
           </w:tcPr>
           <w:p>
             <w:pPr>
               <w:pStyle w:val="TableParagraph"/>
               <w:spacing w:before="0" w:line="360" w:lineRule="exact"/>
-              <w:ind w:left="271" w:right="252" w:firstLine="710"/>
+              <w:ind w:left="271" w:right="252"/>
               <w:rPr>
                 <w:sz w:val="30"/>
               </w:rPr>
@@ -18240,7 +19313,14 @@
                 <w:spacing w:val="-2"/>
                 <w:sz w:val="30"/>
               </w:rPr>
-              <w:t>Попул ярность</w:t>
+              <w:t>Попул</w:t>
+            </w:r>
+            <w:r>
+              <w:rPr>
+                <w:spacing w:val="-2"/>
+                <w:sz w:val="30"/>
+              </w:rPr>
+              <w:t>ярность</w:t>
             </w:r>
           </w:p>
         </w:tc>
@@ -18256,11 +19336,12 @@
           <w:p>
             <w:pPr>
               <w:pStyle w:val="TableParagraph"/>
-              <w:ind w:left="989"/>
               <w:rPr>
+                <w:spacing w:val="-5"/>
                 <w:sz w:val="30"/>
               </w:rPr>
             </w:pPr>
+            <w:proofErr w:type="spellStart"/>
             <w:r>
               <w:rPr>
                 <w:spacing w:val="-5"/>
@@ -18268,15 +19349,6 @@
               </w:rPr>
               <w:t>Cha</w:t>
             </w:r>
-          </w:p>
-          <w:p>
-            <w:pPr>
-              <w:pStyle w:val="TableParagraph"/>
-              <w:spacing w:before="15"/>
-              <w:rPr>
-                <w:sz w:val="30"/>
-              </w:rPr>
-            </w:pPr>
             <w:r>
               <w:rPr>
                 <w:spacing w:val="-4"/>
@@ -18284,20 +19356,22 @@
               </w:rPr>
               <w:t>tGPT</w:t>
             </w:r>
+            <w:proofErr w:type="spellEnd"/>
           </w:p>
         </w:tc>
         <w:tc>
           <w:tcPr>
             <w:tcW w:w="1921" w:type="dxa"/>
+            <w:gridSpan w:val="2"/>
           </w:tcPr>
           <w:p>
             <w:pPr>
               <w:pStyle w:val="TableParagraph"/>
-              <w:ind w:left="988"/>
               <w:rPr>
                 <w:sz w:val="30"/>
               </w:rPr>
             </w:pPr>
+            <w:proofErr w:type="spellStart"/>
             <w:r>
               <w:rPr>
                 <w:spacing w:val="-4"/>
@@ -18305,16 +19379,6 @@
               </w:rPr>
               <w:t>Open</w:t>
             </w:r>
-          </w:p>
-          <w:p>
-            <w:pPr>
-              <w:pStyle w:val="TableParagraph"/>
-              <w:spacing w:before="15"/>
-              <w:ind w:left="277"/>
-              <w:rPr>
-                <w:sz w:val="30"/>
-              </w:rPr>
-            </w:pPr>
             <w:r>
               <w:rPr>
                 <w:spacing w:val="-5"/>
@@ -18322,17 +19386,50 @@
               </w:rPr>
               <w:t>AI</w:t>
             </w:r>
+            <w:proofErr w:type="spellEnd"/>
           </w:p>
         </w:tc>
         <w:tc>
           <w:tcPr>
-            <w:tcW w:w="1964" w:type="dxa"/>
+            <w:tcW w:w="2196" w:type="dxa"/>
+            <w:gridSpan w:val="2"/>
           </w:tcPr>
           <w:p>
             <w:pPr>
               <w:pStyle w:val="TableParagraph"/>
               <w:spacing w:line="249" w:lineRule="auto"/>
-              <w:ind w:left="277" w:right="148" w:firstLine="710"/>
+              <w:ind w:left="277" w:right="148"/>
+              <w:rPr>
+                <w:sz w:val="30"/>
+              </w:rPr>
+            </w:pPr>
+            <w:proofErr w:type="spellStart"/>
+            <w:r>
+              <w:rPr>
+                <w:spacing w:val="-2"/>
+                <w:sz w:val="30"/>
+              </w:rPr>
+              <w:t>Transf</w:t>
+            </w:r>
+            <w:r>
+              <w:rPr>
+                <w:spacing w:val="-2"/>
+                <w:sz w:val="30"/>
+              </w:rPr>
+              <w:t>ormer</w:t>
+            </w:r>
+            <w:proofErr w:type="spellEnd"/>
+          </w:p>
+        </w:tc>
+        <w:tc>
+          <w:tcPr>
+            <w:tcW w:w="1757" w:type="dxa"/>
+          </w:tcPr>
+          <w:p>
+            <w:pPr>
+              <w:pStyle w:val="TableParagraph"/>
+              <w:spacing w:line="249" w:lineRule="auto"/>
+              <w:ind w:left="272" w:right="185"/>
               <w:rPr>
                 <w:sz w:val="30"/>
               </w:rPr>
@@ -18342,29 +19439,7 @@
                 <w:spacing w:val="-2"/>
                 <w:sz w:val="30"/>
               </w:rPr>
-              <w:t>Transf ormer</w:t>
-            </w:r>
-          </w:p>
-        </w:tc>
-        <w:tc>
-          <w:tcPr>
-            <w:tcW w:w="1989" w:type="dxa"/>
-          </w:tcPr>
-          <w:p>
-            <w:pPr>
-              <w:pStyle w:val="TableParagraph"/>
-              <w:spacing w:line="249" w:lineRule="auto"/>
-              <w:ind w:left="272" w:right="185" w:firstLine="710"/>
-              <w:rPr>
-                <w:sz w:val="30"/>
-              </w:rPr>
-            </w:pPr>
-            <w:r>
-              <w:rPr>
-                <w:spacing w:val="-2"/>
-                <w:sz w:val="30"/>
-              </w:rPr>
-              <w:t xml:space="preserve">Напис </w:t>
+              <w:t>Напис</w:t>
             </w:r>
             <w:r>
               <w:rPr>
@@ -18422,12 +19497,13 @@
         <w:tc>
           <w:tcPr>
             <w:tcW w:w="2080" w:type="dxa"/>
+            <w:gridSpan w:val="2"/>
           </w:tcPr>
           <w:p>
             <w:pPr>
               <w:pStyle w:val="TableParagraph"/>
               <w:ind w:left="0" w:right="229"/>
-              <w:jc w:val="right"/>
+              <w:jc w:val="center"/>
               <w:rPr>
                 <w:sz w:val="30"/>
               </w:rPr>
@@ -18454,11 +19530,11 @@
             <w:pPr>
               <w:pStyle w:val="TableParagraph"/>
               <w:spacing w:before="12"/>
-              <w:ind w:left="989"/>
               <w:rPr>
                 <w:sz w:val="30"/>
               </w:rPr>
             </w:pPr>
+            <w:proofErr w:type="spellStart"/>
             <w:r>
               <w:rPr>
                 <w:spacing w:val="-5"/>
@@ -18466,15 +19542,6 @@
               </w:rPr>
               <w:t>Ge</w:t>
             </w:r>
-          </w:p>
-          <w:p>
-            <w:pPr>
-              <w:pStyle w:val="TableParagraph"/>
-              <w:spacing w:before="16"/>
-              <w:rPr>
-                <w:sz w:val="30"/>
-              </w:rPr>
-            </w:pPr>
             <w:r>
               <w:rPr>
                 <w:spacing w:val="-4"/>
@@ -18482,17 +19549,98 @@
               </w:rPr>
               <w:t>mini</w:t>
             </w:r>
+            <w:proofErr w:type="spellEnd"/>
           </w:p>
         </w:tc>
         <w:tc>
           <w:tcPr>
             <w:tcW w:w="1921" w:type="dxa"/>
+            <w:gridSpan w:val="2"/>
           </w:tcPr>
           <w:p>
             <w:pPr>
               <w:pStyle w:val="TableParagraph"/>
               <w:spacing w:before="12" w:line="249" w:lineRule="auto"/>
-              <w:ind w:left="277" w:right="169" w:firstLine="710"/>
+              <w:ind w:left="277" w:right="169"/>
+              <w:rPr>
+                <w:sz w:val="30"/>
+              </w:rPr>
+            </w:pPr>
+            <w:proofErr w:type="spellStart"/>
+            <w:r>
+              <w:rPr>
+                <w:spacing w:val="-2"/>
+                <w:sz w:val="30"/>
+              </w:rPr>
+              <w:t>Googl</w:t>
+            </w:r>
+            <w:r>
+              <w:rPr>
+                <w:spacing w:val="-10"/>
+                <w:sz w:val="30"/>
+              </w:rPr>
+              <w:t>e</w:t>
+            </w:r>
+            <w:proofErr w:type="spellEnd"/>
+            <w:r>
+              <w:rPr>
+                <w:spacing w:val="40"/>
+                <w:sz w:val="30"/>
+              </w:rPr>
+              <w:t xml:space="preserve"> </w:t>
+            </w:r>
+            <w:proofErr w:type="spellStart"/>
+            <w:r>
+              <w:rPr>
+                <w:spacing w:val="-2"/>
+                <w:sz w:val="30"/>
+              </w:rPr>
+              <w:t>DeepMind</w:t>
+            </w:r>
+            <w:proofErr w:type="spellEnd"/>
+          </w:p>
+        </w:tc>
+        <w:tc>
+          <w:tcPr>
+            <w:tcW w:w="2196" w:type="dxa"/>
+            <w:gridSpan w:val="2"/>
+          </w:tcPr>
+          <w:p>
+            <w:pPr>
+              <w:pStyle w:val="TableParagraph"/>
+              <w:spacing w:before="12" w:line="249" w:lineRule="auto"/>
+              <w:ind w:left="277" w:right="148"/>
+              <w:rPr>
+                <w:sz w:val="30"/>
+              </w:rPr>
+            </w:pPr>
+            <w:proofErr w:type="spellStart"/>
+            <w:r>
+              <w:rPr>
+                <w:spacing w:val="-2"/>
+                <w:sz w:val="30"/>
+              </w:rPr>
+              <w:t>Transf</w:t>
+            </w:r>
+            <w:r>
+              <w:rPr>
+                <w:spacing w:val="-2"/>
+                <w:sz w:val="30"/>
+              </w:rPr>
+              <w:t>ormer</w:t>
+            </w:r>
+            <w:proofErr w:type="spellEnd"/>
+          </w:p>
+        </w:tc>
+        <w:tc>
+          <w:tcPr>
+            <w:tcW w:w="1757" w:type="dxa"/>
+          </w:tcPr>
+          <w:p>
+            <w:pPr>
+              <w:pStyle w:val="TableParagraph"/>
+              <w:spacing w:before="12" w:line="249" w:lineRule="auto"/>
+              <w:ind w:left="272" w:right="166"/>
               <w:rPr>
                 <w:sz w:val="30"/>
               </w:rPr>
@@ -18502,72 +19650,7 @@
                 <w:spacing w:val="-2"/>
                 <w:sz w:val="30"/>
               </w:rPr>
-              <w:t xml:space="preserve">Googl </w:t>
-            </w:r>
-            <w:r>
-              <w:rPr>
-                <w:spacing w:val="-10"/>
-                <w:sz w:val="30"/>
-              </w:rPr>
-              <w:t>e</w:t>
-            </w:r>
-            <w:r>
-              <w:rPr>
-                <w:spacing w:val="40"/>
-                <w:sz w:val="30"/>
-              </w:rPr>
-              <w:t xml:space="preserve"> </w:t>
-            </w:r>
-            <w:r>
-              <w:rPr>
-                <w:spacing w:val="-2"/>
-                <w:sz w:val="30"/>
-              </w:rPr>
-              <w:t>DeepMind</w:t>
-            </w:r>
-          </w:p>
-        </w:tc>
-        <w:tc>
-          <w:tcPr>
-            <w:tcW w:w="1964" w:type="dxa"/>
-          </w:tcPr>
-          <w:p>
-            <w:pPr>
-              <w:pStyle w:val="TableParagraph"/>
-              <w:spacing w:before="12" w:line="249" w:lineRule="auto"/>
-              <w:ind w:left="277" w:right="148" w:firstLine="710"/>
-              <w:rPr>
-                <w:sz w:val="30"/>
-              </w:rPr>
-            </w:pPr>
-            <w:r>
-              <w:rPr>
-                <w:spacing w:val="-2"/>
-                <w:sz w:val="30"/>
-              </w:rPr>
-              <w:t>Transf ormer</w:t>
-            </w:r>
-          </w:p>
-        </w:tc>
-        <w:tc>
-          <w:tcPr>
-            <w:tcW w:w="1989" w:type="dxa"/>
-          </w:tcPr>
-          <w:p>
-            <w:pPr>
-              <w:pStyle w:val="TableParagraph"/>
-              <w:spacing w:before="12" w:line="249" w:lineRule="auto"/>
-              <w:ind w:left="272" w:right="166" w:firstLine="710"/>
-              <w:rPr>
-                <w:sz w:val="30"/>
-              </w:rPr>
-            </w:pPr>
-            <w:r>
-              <w:rPr>
-                <w:spacing w:val="-2"/>
-                <w:sz w:val="30"/>
-              </w:rPr>
-              <w:t xml:space="preserve">Анали </w:t>
+              <w:t>Анали</w:t>
             </w:r>
             <w:r>
               <w:rPr>
@@ -18604,13 +19687,14 @@
         <w:tc>
           <w:tcPr>
             <w:tcW w:w="2080" w:type="dxa"/>
+            <w:gridSpan w:val="2"/>
           </w:tcPr>
           <w:p>
             <w:pPr>
               <w:pStyle w:val="TableParagraph"/>
               <w:spacing w:before="12"/>
               <w:ind w:left="0" w:right="229"/>
-              <w:jc w:val="right"/>
+              <w:jc w:val="center"/>
               <w:rPr>
                 <w:sz w:val="30"/>
               </w:rPr>
@@ -18637,11 +19721,11 @@
             <w:pPr>
               <w:pStyle w:val="TableParagraph"/>
               <w:spacing w:before="8"/>
-              <w:ind w:left="989"/>
               <w:rPr>
                 <w:sz w:val="30"/>
               </w:rPr>
             </w:pPr>
+            <w:proofErr w:type="spellStart"/>
             <w:r>
               <w:rPr>
                 <w:spacing w:val="-5"/>
@@ -18649,15 +19733,6 @@
               </w:rPr>
               <w:t>Gro</w:t>
             </w:r>
-          </w:p>
-          <w:p>
-            <w:pPr>
-              <w:pStyle w:val="TableParagraph"/>
-              <w:spacing w:before="15"/>
-              <w:rPr>
-                <w:sz w:val="30"/>
-              </w:rPr>
-            </w:pPr>
             <w:r>
               <w:rPr>
                 <w:spacing w:val="-10"/>
@@ -18665,21 +19740,23 @@
               </w:rPr>
               <w:t>k</w:t>
             </w:r>
+            <w:proofErr w:type="spellEnd"/>
           </w:p>
         </w:tc>
         <w:tc>
           <w:tcPr>
             <w:tcW w:w="1921" w:type="dxa"/>
+            <w:gridSpan w:val="2"/>
           </w:tcPr>
           <w:p>
             <w:pPr>
               <w:pStyle w:val="TableParagraph"/>
               <w:spacing w:before="8"/>
-              <w:ind w:left="988"/>
               <w:rPr>
                 <w:sz w:val="30"/>
               </w:rPr>
             </w:pPr>
+            <w:proofErr w:type="spellStart"/>
             <w:r>
               <w:rPr>
                 <w:spacing w:val="-5"/>
@@ -18687,17 +19764,50 @@
               </w:rPr>
               <w:t>xAI</w:t>
             </w:r>
+            <w:proofErr w:type="spellEnd"/>
           </w:p>
         </w:tc>
         <w:tc>
           <w:tcPr>
-            <w:tcW w:w="1964" w:type="dxa"/>
+            <w:tcW w:w="2196" w:type="dxa"/>
+            <w:gridSpan w:val="2"/>
           </w:tcPr>
           <w:p>
             <w:pPr>
               <w:pStyle w:val="TableParagraph"/>
               <w:spacing w:before="8" w:line="249" w:lineRule="auto"/>
-              <w:ind w:left="277" w:right="148" w:firstLine="710"/>
+              <w:ind w:left="277" w:right="148"/>
+              <w:rPr>
+                <w:sz w:val="30"/>
+              </w:rPr>
+            </w:pPr>
+            <w:proofErr w:type="spellStart"/>
+            <w:r>
+              <w:rPr>
+                <w:spacing w:val="-2"/>
+                <w:sz w:val="30"/>
+              </w:rPr>
+              <w:t>Transf</w:t>
+            </w:r>
+            <w:r>
+              <w:rPr>
+                <w:spacing w:val="-2"/>
+                <w:sz w:val="30"/>
+              </w:rPr>
+              <w:t>ormer</w:t>
+            </w:r>
+            <w:proofErr w:type="spellEnd"/>
+          </w:p>
+        </w:tc>
+        <w:tc>
+          <w:tcPr>
+            <w:tcW w:w="1757" w:type="dxa"/>
+          </w:tcPr>
+          <w:p>
+            <w:pPr>
+              <w:pStyle w:val="TableParagraph"/>
+              <w:spacing w:before="8" w:line="249" w:lineRule="auto"/>
+              <w:ind w:left="272" w:right="198"/>
               <w:rPr>
                 <w:sz w:val="30"/>
               </w:rPr>
@@ -18707,29 +19817,7 @@
                 <w:spacing w:val="-2"/>
                 <w:sz w:val="30"/>
               </w:rPr>
-              <w:t>Transf ormer</w:t>
-            </w:r>
-          </w:p>
-        </w:tc>
-        <w:tc>
-          <w:tcPr>
-            <w:tcW w:w="1989" w:type="dxa"/>
-          </w:tcPr>
-          <w:p>
-            <w:pPr>
-              <w:pStyle w:val="TableParagraph"/>
-              <w:spacing w:before="8" w:line="249" w:lineRule="auto"/>
-              <w:ind w:left="272" w:right="198" w:firstLine="710"/>
-              <w:rPr>
-                <w:sz w:val="30"/>
-              </w:rPr>
-            </w:pPr>
-            <w:r>
-              <w:rPr>
-                <w:spacing w:val="-2"/>
-                <w:sz w:val="30"/>
-              </w:rPr>
-              <w:t xml:space="preserve">Быстр </w:t>
+              <w:t>Быстр</w:t>
             </w:r>
             <w:r>
               <w:rPr>
@@ -18772,13 +19860,14 @@
         <w:tc>
           <w:tcPr>
             <w:tcW w:w="2080" w:type="dxa"/>
+            <w:gridSpan w:val="2"/>
           </w:tcPr>
           <w:p>
             <w:pPr>
               <w:pStyle w:val="TableParagraph"/>
               <w:spacing w:before="8"/>
               <w:ind w:left="0" w:right="306"/>
-              <w:jc w:val="right"/>
+              <w:jc w:val="center"/>
               <w:rPr>
                 <w:sz w:val="30"/>
               </w:rPr>
@@ -18795,7 +19884,7 @@
       </w:tr>
       <w:tr>
         <w:trPr>
-          <w:trHeight w:val="1800"/>
+          <w:trHeight w:val="1833"/>
         </w:trPr>
         <w:tc>
           <w:tcPr>
@@ -18805,17 +19894,18 @@
             <w:pPr>
               <w:pStyle w:val="TableParagraph"/>
               <w:spacing w:line="249" w:lineRule="auto"/>
-              <w:ind w:right="192" w:firstLine="710"/>
+              <w:ind w:right="192"/>
               <w:rPr>
                 <w:sz w:val="30"/>
               </w:rPr>
             </w:pPr>
+            <w:proofErr w:type="spellStart"/>
             <w:r>
               <w:rPr>
                 <w:spacing w:val="-4"/>
                 <w:sz w:val="30"/>
               </w:rPr>
-              <w:t xml:space="preserve">Dee </w:t>
+              <w:t>Dee</w:t>
             </w:r>
             <w:r>
               <w:rPr>
@@ -18824,45 +19914,87 @@
               </w:rPr>
               <w:t>pSeek</w:t>
             </w:r>
+            <w:proofErr w:type="spellEnd"/>
           </w:p>
         </w:tc>
         <w:tc>
           <w:tcPr>
             <w:tcW w:w="1921" w:type="dxa"/>
+            <w:gridSpan w:val="2"/>
           </w:tcPr>
           <w:p>
             <w:pPr>
               <w:pStyle w:val="TableParagraph"/>
               <w:spacing w:line="249" w:lineRule="auto"/>
-              <w:ind w:left="277" w:right="212" w:firstLine="710"/>
+              <w:ind w:left="277" w:right="212"/>
               <w:rPr>
                 <w:sz w:val="30"/>
               </w:rPr>
             </w:pPr>
+            <w:proofErr w:type="spellStart"/>
             <w:r>
               <w:rPr>
                 <w:spacing w:val="-4"/>
                 <w:sz w:val="30"/>
               </w:rPr>
-              <w:t xml:space="preserve">Deep </w:t>
+              <w:t>Deep</w:t>
             </w:r>
             <w:r>
               <w:rPr>
                 <w:sz w:val="30"/>
               </w:rPr>
-              <w:t>Seek AI</w:t>
+              <w:t>Seek</w:t>
+            </w:r>
+            <w:proofErr w:type="spellEnd"/>
+            <w:r>
+              <w:rPr>
+                <w:sz w:val="30"/>
+              </w:rPr>
+              <w:t xml:space="preserve"> AI</w:t>
             </w:r>
           </w:p>
         </w:tc>
         <w:tc>
           <w:tcPr>
-            <w:tcW w:w="1964" w:type="dxa"/>
+            <w:tcW w:w="2196" w:type="dxa"/>
+            <w:gridSpan w:val="2"/>
           </w:tcPr>
           <w:p>
             <w:pPr>
               <w:pStyle w:val="TableParagraph"/>
               <w:spacing w:line="249" w:lineRule="auto"/>
-              <w:ind w:left="277" w:right="148" w:firstLine="710"/>
+              <w:ind w:left="277" w:right="148"/>
+              <w:rPr>
+                <w:sz w:val="30"/>
+              </w:rPr>
+            </w:pPr>
+            <w:proofErr w:type="spellStart"/>
+            <w:r>
+              <w:rPr>
+                <w:spacing w:val="-2"/>
+                <w:sz w:val="30"/>
+              </w:rPr>
+              <w:t>Transf</w:t>
+            </w:r>
+            <w:r>
+              <w:rPr>
+                <w:spacing w:val="-2"/>
+                <w:sz w:val="30"/>
+              </w:rPr>
+              <w:t>ormer</w:t>
+            </w:r>
+            <w:proofErr w:type="spellEnd"/>
+          </w:p>
+        </w:tc>
+        <w:tc>
+          <w:tcPr>
+            <w:tcW w:w="1757" w:type="dxa"/>
+          </w:tcPr>
+          <w:p>
+            <w:pPr>
+              <w:pStyle w:val="TableParagraph"/>
+              <w:spacing w:line="249" w:lineRule="auto"/>
+              <w:ind w:left="272" w:right="173"/>
               <w:rPr>
                 <w:sz w:val="30"/>
               </w:rPr>
@@ -18872,29 +20004,7 @@
                 <w:spacing w:val="-2"/>
                 <w:sz w:val="30"/>
               </w:rPr>
-              <w:t>Transf ormer</w:t>
-            </w:r>
-          </w:p>
-        </w:tc>
-        <w:tc>
-          <w:tcPr>
-            <w:tcW w:w="1989" w:type="dxa"/>
-          </w:tcPr>
-          <w:p>
-            <w:pPr>
-              <w:pStyle w:val="TableParagraph"/>
-              <w:spacing w:line="249" w:lineRule="auto"/>
-              <w:ind w:left="272" w:right="173" w:firstLine="710"/>
-              <w:rPr>
-                <w:sz w:val="30"/>
-              </w:rPr>
-            </w:pPr>
-            <w:r>
-              <w:rPr>
-                <w:spacing w:val="-2"/>
-                <w:sz w:val="30"/>
-              </w:rPr>
-              <w:t xml:space="preserve">Кодир </w:t>
+              <w:t>Кодир</w:t>
             </w:r>
             <w:r>
               <w:rPr>
@@ -18909,16 +20019,6 @@
               </w:rPr>
               <w:t>научные исследован</w:t>
             </w:r>
-          </w:p>
-          <w:p>
-            <w:pPr>
-              <w:pStyle w:val="TableParagraph"/>
-              <w:spacing w:before="6" w:line="332" w:lineRule="exact"/>
-              <w:ind w:left="272"/>
-              <w:rPr>
-                <w:sz w:val="30"/>
-              </w:rPr>
-            </w:pPr>
             <w:r>
               <w:rPr>
                 <w:spacing w:val="-5"/>
@@ -18931,12 +20031,13 @@
         <w:tc>
           <w:tcPr>
             <w:tcW w:w="2080" w:type="dxa"/>
+            <w:gridSpan w:val="2"/>
           </w:tcPr>
           <w:p>
             <w:pPr>
               <w:pStyle w:val="TableParagraph"/>
               <w:ind w:left="0" w:right="306"/>
-              <w:jc w:val="right"/>
+              <w:jc w:val="center"/>
               <w:rPr>
                 <w:sz w:val="30"/>
               </w:rPr>
@@ -18951,68 +20052,34 @@
           </w:p>
         </w:tc>
       </w:tr>
-    </w:tbl>
-    <w:p>
-      <w:pPr>
-        <w:pStyle w:val="TableParagraph"/>
-        <w:jc w:val="right"/>
-        <w:rPr>
-          <w:sz w:val="30"/>
-        </w:rPr>
-        <w:sectPr>
-          <w:pgSz w:w="11910" w:h="16840"/>
-          <w:pgMar w:top="1060" w:right="708" w:bottom="1240" w:left="992" w:header="0" w:footer="1042" w:gutter="0"/>
-          <w:cols w:space="720"/>
-        </w:sectPr>
-      </w:pPr>
-    </w:p>
-    <w:tbl>
-      <w:tblPr>
-        <w:tblStyle w:val="TableNormal"/>
-        <w:tblW w:w="0" w:type="auto"/>
-        <w:tblInd w:w="151" w:type="dxa"/>
-        <w:tblBorders>
-          <w:top w:val="single" w:sz="4" w:space="0" w:color="000000"/>
-          <w:left w:val="single" w:sz="4" w:space="0" w:color="000000"/>
-          <w:bottom w:val="single" w:sz="4" w:space="0" w:color="000000"/>
-          <w:right w:val="single" w:sz="4" w:space="0" w:color="000000"/>
-          <w:insideH w:val="single" w:sz="4" w:space="0" w:color="000000"/>
-          <w:insideV w:val="single" w:sz="4" w:space="0" w:color="000000"/>
-        </w:tblBorders>
-        <w:tblLayout w:type="fixed"/>
-        <w:tblLook w:val="01E0" w:firstRow="1" w:lastRow="1" w:firstColumn="1" w:lastColumn="1" w:noHBand="0" w:noVBand="0"/>
-      </w:tblPr>
-      <w:tblGrid>
-        <w:gridCol w:w="1681"/>
-        <w:gridCol w:w="1921"/>
-        <w:gridCol w:w="1964"/>
-        <w:gridCol w:w="1989"/>
-        <w:gridCol w:w="2080"/>
-      </w:tblGrid>
       <w:tr>
         <w:trPr>
+          <w:gridAfter w:val="1"/>
+          <w:wAfter w:w="10" w:type="dxa"/>
           <w:trHeight w:val="1440"/>
         </w:trPr>
         <w:tc>
           <w:tcPr>
-            <w:tcW w:w="1681" w:type="dxa"/>
+            <w:tcW w:w="1829" w:type="dxa"/>
+            <w:gridSpan w:val="2"/>
           </w:tcPr>
           <w:p>
             <w:pPr>
               <w:pStyle w:val="TableParagraph"/>
               <w:spacing w:line="249" w:lineRule="auto"/>
-              <w:ind w:right="275" w:firstLine="710"/>
+              <w:ind w:right="275"/>
               <w:rPr>
                 <w:sz w:val="30"/>
               </w:rPr>
             </w:pPr>
+            <w:proofErr w:type="spellStart"/>
             <w:r>
               <w:rPr>
                 <w:spacing w:val="-4"/>
                 <w:sz w:val="30"/>
               </w:rPr>
               <w:lastRenderedPageBreak/>
-              <w:t xml:space="preserve">Per </w:t>
+              <w:t>Per</w:t>
             </w:r>
             <w:r>
               <w:rPr>
@@ -19021,33 +20088,42 @@
               </w:rPr>
               <w:t>plexity</w:t>
             </w:r>
+            <w:proofErr w:type="spellEnd"/>
           </w:p>
         </w:tc>
         <w:tc>
           <w:tcPr>
-            <w:tcW w:w="1921" w:type="dxa"/>
+            <w:tcW w:w="1773" w:type="dxa"/>
           </w:tcPr>
           <w:p>
             <w:pPr>
               <w:pStyle w:val="TableParagraph"/>
               <w:spacing w:line="249" w:lineRule="auto"/>
-              <w:ind w:left="277" w:firstLine="710"/>
+              <w:ind w:left="277"/>
               <w:rPr>
                 <w:sz w:val="30"/>
               </w:rPr>
             </w:pPr>
+            <w:proofErr w:type="spellStart"/>
             <w:r>
               <w:rPr>
                 <w:spacing w:val="-2"/>
                 <w:sz w:val="30"/>
               </w:rPr>
-              <w:t xml:space="preserve">Perple </w:t>
+              <w:t>Perple</w:t>
             </w:r>
             <w:r>
               <w:rPr>
                 <w:sz w:val="30"/>
               </w:rPr>
-              <w:t>xity AI</w:t>
+              <w:t>xity</w:t>
+            </w:r>
+            <w:proofErr w:type="spellEnd"/>
+            <w:r>
+              <w:rPr>
+                <w:sz w:val="30"/>
+              </w:rPr>
+              <w:t xml:space="preserve"> AI</w:t>
             </w:r>
           </w:p>
         </w:tc>
@@ -19059,29 +20135,39 @@
             <w:pPr>
               <w:pStyle w:val="TableParagraph"/>
               <w:spacing w:line="249" w:lineRule="auto"/>
-              <w:ind w:left="277" w:right="148" w:firstLine="710"/>
+              <w:ind w:left="277" w:right="148"/>
               <w:rPr>
                 <w:sz w:val="30"/>
               </w:rPr>
             </w:pPr>
+            <w:proofErr w:type="spellStart"/>
             <w:r>
               <w:rPr>
                 <w:spacing w:val="-2"/>
                 <w:sz w:val="30"/>
               </w:rPr>
-              <w:t>Transf ormer</w:t>
+              <w:t>Transf</w:t>
             </w:r>
+            <w:r>
+              <w:rPr>
+                <w:spacing w:val="-2"/>
+                <w:sz w:val="30"/>
+              </w:rPr>
+              <w:t>ormer</w:t>
+            </w:r>
+            <w:proofErr w:type="spellEnd"/>
           </w:p>
         </w:tc>
         <w:tc>
           <w:tcPr>
             <w:tcW w:w="1989" w:type="dxa"/>
+            <w:gridSpan w:val="2"/>
           </w:tcPr>
           <w:p>
             <w:pPr>
               <w:pStyle w:val="TableParagraph"/>
               <w:spacing w:line="249" w:lineRule="auto"/>
-              <w:ind w:left="272" w:right="184" w:firstLine="710"/>
+              <w:ind w:left="272" w:right="184"/>
               <w:jc w:val="both"/>
               <w:rPr>
                 <w:sz w:val="30"/>
@@ -19092,7 +20178,23 @@
                 <w:spacing w:val="-2"/>
                 <w:sz w:val="30"/>
               </w:rPr>
-              <w:t xml:space="preserve">Поиск информаци </w:t>
+              <w:t xml:space="preserve">Поиск </w:t>
+            </w:r>
+            <w:proofErr w:type="spellStart"/>
+            <w:r>
+              <w:rPr>
+                <w:spacing w:val="-2"/>
+                <w:sz w:val="30"/>
+              </w:rPr>
+              <w:t>информаци</w:t>
+            </w:r>
+            <w:proofErr w:type="spellEnd"/>
+            <w:r>
+              <w:rPr>
+                <w:spacing w:val="-2"/>
+                <w:sz w:val="30"/>
+              </w:rPr>
+              <w:t xml:space="preserve"> </w:t>
             </w:r>
             <w:r>
               <w:rPr>
@@ -19121,13 +20223,13 @@
         </w:tc>
         <w:tc>
           <w:tcPr>
-            <w:tcW w:w="2080" w:type="dxa"/>
+            <w:tcW w:w="2070" w:type="dxa"/>
           </w:tcPr>
           <w:p>
             <w:pPr>
               <w:pStyle w:val="TableParagraph"/>
               <w:ind w:left="0" w:right="306"/>
-              <w:jc w:val="right"/>
+              <w:jc w:val="center"/>
               <w:rPr>
                 <w:sz w:val="30"/>
               </w:rPr>
@@ -19144,26 +20246,66 @@
       </w:tr>
       <w:tr>
         <w:trPr>
+          <w:gridAfter w:val="1"/>
+          <w:wAfter w:w="10" w:type="dxa"/>
           <w:trHeight w:val="2159"/>
         </w:trPr>
         <w:tc>
           <w:tcPr>
-            <w:tcW w:w="1681" w:type="dxa"/>
+            <w:tcW w:w="1829" w:type="dxa"/>
+            <w:gridSpan w:val="2"/>
           </w:tcPr>
           <w:p>
             <w:pPr>
               <w:pStyle w:val="TableParagraph"/>
-              <w:ind w:left="989"/>
               <w:rPr>
                 <w:sz w:val="30"/>
               </w:rPr>
             </w:pPr>
+            <w:proofErr w:type="spellStart"/>
             <w:r>
               <w:rPr>
                 <w:spacing w:val="-5"/>
                 <w:sz w:val="30"/>
               </w:rPr>
               <w:t>Cop</w:t>
+            </w:r>
+            <w:r>
+              <w:rPr>
+                <w:spacing w:val="-4"/>
+                <w:sz w:val="30"/>
+              </w:rPr>
+              <w:t>ilot</w:t>
+            </w:r>
+            <w:proofErr w:type="spellEnd"/>
+          </w:p>
+        </w:tc>
+        <w:tc>
+          <w:tcPr>
+            <w:tcW w:w="1773" w:type="dxa"/>
+          </w:tcPr>
+          <w:p>
+            <w:pPr>
+              <w:pStyle w:val="TableParagraph"/>
+              <w:rPr>
+                <w:sz w:val="30"/>
+              </w:rPr>
+            </w:pPr>
+            <w:proofErr w:type="spellStart"/>
+            <w:r>
+              <w:rPr>
+                <w:spacing w:val="-2"/>
+                <w:sz w:val="30"/>
+              </w:rPr>
+              <w:t>Microsoft</w:t>
+            </w:r>
+            <w:proofErr w:type="spellEnd"/>
+            <w:r>
+              <w:rPr>
+                <w:spacing w:val="-2"/>
+                <w:sz w:val="30"/>
+              </w:rPr>
+              <w:t>/</w:t>
             </w:r>
           </w:p>
           <w:p>
@@ -19174,61 +20316,7 @@
                 <w:sz w:val="30"/>
               </w:rPr>
             </w:pPr>
-            <w:r>
-              <w:rPr>
-                <w:spacing w:val="-4"/>
-                <w:sz w:val="30"/>
-              </w:rPr>
-              <w:t>ilot</w:t>
-            </w:r>
-          </w:p>
-        </w:tc>
-        <w:tc>
-          <w:tcPr>
-            <w:tcW w:w="1921" w:type="dxa"/>
-          </w:tcPr>
-          <w:p>
-            <w:pPr>
-              <w:pStyle w:val="TableParagraph"/>
-              <w:ind w:left="988"/>
-              <w:rPr>
-                <w:sz w:val="30"/>
-              </w:rPr>
-            </w:pPr>
-            <w:r>
-              <w:rPr>
-                <w:spacing w:val="-2"/>
-                <w:sz w:val="30"/>
-              </w:rPr>
-              <w:t>Micro</w:t>
-            </w:r>
-          </w:p>
-          <w:p>
-            <w:pPr>
-              <w:pStyle w:val="TableParagraph"/>
-              <w:spacing w:before="15"/>
-              <w:ind w:left="277"/>
-              <w:rPr>
-                <w:sz w:val="30"/>
-              </w:rPr>
-            </w:pPr>
-            <w:r>
-              <w:rPr>
-                <w:spacing w:val="-2"/>
-                <w:sz w:val="30"/>
-              </w:rPr>
-              <w:t>soft/</w:t>
-            </w:r>
-          </w:p>
-          <w:p>
-            <w:pPr>
-              <w:pStyle w:val="TableParagraph"/>
-              <w:spacing w:before="15"/>
-              <w:ind w:left="988"/>
-              <w:rPr>
-                <w:sz w:val="30"/>
-              </w:rPr>
-            </w:pPr>
+            <w:proofErr w:type="spellStart"/>
             <w:r>
               <w:rPr>
                 <w:spacing w:val="-2"/>
@@ -19236,16 +20324,6 @@
               </w:rPr>
               <w:t>GitHu</w:t>
             </w:r>
-          </w:p>
-          <w:p>
-            <w:pPr>
-              <w:pStyle w:val="TableParagraph"/>
-              <w:spacing w:before="16"/>
-              <w:ind w:left="277"/>
-              <w:rPr>
-                <w:sz w:val="30"/>
-              </w:rPr>
-            </w:pPr>
             <w:r>
               <w:rPr>
                 <w:spacing w:val="-10"/>
@@ -19253,6 +20331,7 @@
               </w:rPr>
               <w:t>b</w:t>
             </w:r>
+            <w:proofErr w:type="spellEnd"/>
           </w:p>
         </w:tc>
         <w:tc>
@@ -19263,29 +20342,39 @@
             <w:pPr>
               <w:pStyle w:val="TableParagraph"/>
               <w:spacing w:line="249" w:lineRule="auto"/>
-              <w:ind w:left="277" w:right="148" w:firstLine="710"/>
+              <w:ind w:left="277" w:right="148"/>
               <w:rPr>
                 <w:sz w:val="30"/>
               </w:rPr>
             </w:pPr>
+            <w:proofErr w:type="spellStart"/>
             <w:r>
               <w:rPr>
                 <w:spacing w:val="-2"/>
                 <w:sz w:val="30"/>
               </w:rPr>
-              <w:t>Transf ormer</w:t>
+              <w:t>Transf</w:t>
             </w:r>
+            <w:r>
+              <w:rPr>
+                <w:spacing w:val="-2"/>
+                <w:sz w:val="30"/>
+              </w:rPr>
+              <w:t>ormer</w:t>
+            </w:r>
+            <w:proofErr w:type="spellEnd"/>
           </w:p>
         </w:tc>
         <w:tc>
           <w:tcPr>
             <w:tcW w:w="1989" w:type="dxa"/>
+            <w:gridSpan w:val="2"/>
           </w:tcPr>
           <w:p>
             <w:pPr>
               <w:pStyle w:val="TableParagraph"/>
               <w:spacing w:line="249" w:lineRule="auto"/>
-              <w:ind w:left="272" w:right="179" w:firstLine="710"/>
+              <w:ind w:left="272" w:right="179"/>
               <w:rPr>
                 <w:sz w:val="30"/>
               </w:rPr>
@@ -19295,7 +20384,7 @@
                 <w:spacing w:val="-4"/>
                 <w:sz w:val="30"/>
               </w:rPr>
-              <w:t xml:space="preserve">Интег </w:t>
+              <w:t>Интег</w:t>
             </w:r>
             <w:r>
               <w:rPr>
@@ -19303,12 +20392,21 @@
               </w:rPr>
               <w:t xml:space="preserve">рация в </w:t>
             </w:r>
+            <w:proofErr w:type="spellStart"/>
             <w:r>
               <w:rPr>
                 <w:spacing w:val="-2"/>
                 <w:sz w:val="30"/>
               </w:rPr>
-              <w:t xml:space="preserve">Microsoft </w:t>
+              <w:t>Microsoft</w:t>
+            </w:r>
+            <w:proofErr w:type="spellEnd"/>
+            <w:r>
+              <w:rPr>
+                <w:spacing w:val="-2"/>
+                <w:sz w:val="30"/>
+              </w:rPr>
+              <w:t xml:space="preserve"> </w:t>
             </w:r>
             <w:r>
               <w:rPr>
@@ -19344,13 +20442,13 @@
         </w:tc>
         <w:tc>
           <w:tcPr>
-            <w:tcW w:w="2080" w:type="dxa"/>
+            <w:tcW w:w="2070" w:type="dxa"/>
           </w:tcPr>
           <w:p>
             <w:pPr>
               <w:pStyle w:val="TableParagraph"/>
               <w:ind w:left="0" w:right="306"/>
-              <w:jc w:val="right"/>
+              <w:jc w:val="center"/>
               <w:rPr>
                 <w:sz w:val="30"/>
               </w:rPr>
@@ -19539,6 +20637,7 @@
       <w:pPr>
         <w:pStyle w:val="a3"/>
         <w:spacing w:before="62"/>
+        <w:ind w:left="0"/>
       </w:pPr>
       <w:r>
         <w:lastRenderedPageBreak/>
@@ -19731,69 +20830,6 @@
     <w:p>
       <w:pPr>
         <w:pStyle w:val="a3"/>
-        <w:ind w:left="0"/>
-        <w:rPr>
-          <w:sz w:val="24"/>
-        </w:rPr>
-      </w:pPr>
-    </w:p>
-    <w:p>
-      <w:pPr>
-        <w:pStyle w:val="a3"/>
-        <w:ind w:left="0"/>
-        <w:rPr>
-          <w:sz w:val="24"/>
-        </w:rPr>
-      </w:pPr>
-    </w:p>
-    <w:p>
-      <w:pPr>
-        <w:pStyle w:val="a3"/>
-        <w:ind w:left="0"/>
-        <w:rPr>
-          <w:sz w:val="24"/>
-        </w:rPr>
-      </w:pPr>
-    </w:p>
-    <w:p>
-      <w:pPr>
-        <w:pStyle w:val="a3"/>
-        <w:ind w:left="0"/>
-        <w:rPr>
-          <w:sz w:val="24"/>
-        </w:rPr>
-      </w:pPr>
-    </w:p>
-    <w:p>
-      <w:pPr>
-        <w:pStyle w:val="a3"/>
-        <w:ind w:left="0"/>
-        <w:rPr>
-          <w:sz w:val="24"/>
-        </w:rPr>
-      </w:pPr>
-    </w:p>
-    <w:p>
-      <w:pPr>
-        <w:pStyle w:val="a3"/>
-        <w:ind w:left="0"/>
-        <w:rPr>
-          <w:sz w:val="24"/>
-        </w:rPr>
-      </w:pPr>
-    </w:p>
-    <w:p>
-      <w:pPr>
-        <w:pStyle w:val="a3"/>
-        <w:ind w:left="0"/>
-        <w:rPr>
-          <w:sz w:val="24"/>
-        </w:rPr>
-      </w:pPr>
-    </w:p>
-    <w:p>
-      <w:pPr>
-        <w:pStyle w:val="a3"/>
         <w:spacing w:before="48"/>
         <w:ind w:left="0"/>
         <w:rPr>
@@ -19839,19 +20875,6 @@
     </w:p>
     <w:p>
       <w:pPr>
-        <w:pStyle w:val="a4"/>
-        <w:rPr>
-          <w:sz w:val="30"/>
-        </w:rPr>
-        <w:sectPr>
-          <w:pgSz w:w="11910" w:h="16840"/>
-          <w:pgMar w:top="1060" w:right="708" w:bottom="1240" w:left="992" w:header="0" w:footer="1042" w:gutter="0"/>
-          <w:cols w:space="720"/>
-        </w:sectPr>
-      </w:pPr>
-    </w:p>
-    <w:p>
-      <w:pPr>
         <w:pStyle w:val="3"/>
       </w:pPr>
       <w:bookmarkStart w:id="44" w:name="2.5.1_Обучение_с_учителем"/>
@@ -19859,7 +20882,6 @@
       <w:bookmarkEnd w:id="44"/>
       <w:bookmarkEnd w:id="45"/>
       <w:r>
-        <w:lastRenderedPageBreak/>
         <w:t xml:space="preserve">2.5.1 </w:t>
       </w:r>
       <w:r>
@@ -19897,7 +20919,35 @@
         <w:rPr>
           <w:b/>
         </w:rPr>
-        <w:t xml:space="preserve">Обучение с учителем (Supervised Learning) </w:t>
+        <w:t>Обучение с учителем (</w:t>
+      </w:r>
+      <w:proofErr w:type="spellStart"/>
+      <w:r>
+        <w:rPr>
+          <w:b/>
+        </w:rPr>
+        <w:t>Supervised</w:t>
+      </w:r>
+      <w:proofErr w:type="spellEnd"/>
+      <w:r>
+        <w:rPr>
+          <w:b/>
+        </w:rPr>
+        <w:t xml:space="preserve"> </w:t>
+      </w:r>
+      <w:proofErr w:type="spellStart"/>
+      <w:r>
+        <w:rPr>
+          <w:b/>
+        </w:rPr>
+        <w:t>Learning</w:t>
+      </w:r>
+      <w:proofErr w:type="spellEnd"/>
+      <w:r>
+        <w:rPr>
+          <w:b/>
+        </w:rPr>
+        <w:t xml:space="preserve">) </w:t>
       </w:r>
       <w:r>
         <w:t>– это область машинного обучения, где модели обучаются на размеченном наборе данных,</w:t>
@@ -19990,7 +21040,11 @@
         <w:t xml:space="preserve"> </w:t>
       </w:r>
       <w:r>
-        <w:t>решает определённые</w:t>
+        <w:t xml:space="preserve">решает </w:t>
+      </w:r>
+      <w:proofErr w:type="gramStart"/>
+      <w:r>
+        <w:t>определённые</w:t>
       </w:r>
       <w:r>
         <w:rPr>
@@ -19999,7 +21053,11 @@
         <w:t xml:space="preserve"> </w:t>
       </w:r>
       <w:r>
-        <w:t>задачи поставленные перед ней. Целью такого метода является умение модели находить взаимосвязь между входными и выходными данными.</w:t>
+        <w:t>задачи</w:t>
+      </w:r>
+      <w:proofErr w:type="gramEnd"/>
+      <w:r>
+        <w:t xml:space="preserve"> поставленные перед ней. Целью такого метода является умение модели находить взаимосвязь между входными и выходными данными.</w:t>
       </w:r>
     </w:p>
     <w:p>
@@ -20040,6 +21098,7 @@
         <w:ind w:left="1020"/>
       </w:pPr>
       <w:r>
+        <w:lastRenderedPageBreak/>
         <w:t>Обучение</w:t>
       </w:r>
       <w:r>
@@ -20634,22 +21693,10 @@
     <w:p>
       <w:pPr>
         <w:pStyle w:val="a3"/>
-        <w:spacing w:line="249" w:lineRule="auto"/>
-        <w:sectPr>
-          <w:pgSz w:w="11910" w:h="16840"/>
-          <w:pgMar w:top="1060" w:right="708" w:bottom="1240" w:left="992" w:header="0" w:footer="1042" w:gutter="0"/>
-          <w:cols w:space="720"/>
-        </w:sectPr>
-      </w:pPr>
-    </w:p>
-    <w:p>
-      <w:pPr>
-        <w:pStyle w:val="a3"/>
         <w:spacing w:before="62" w:line="249" w:lineRule="auto"/>
         <w:ind w:right="583" w:firstLine="710"/>
       </w:pPr>
       <w:r>
-        <w:lastRenderedPageBreak/>
         <w:t>Практический пример: предположим, нужно предсказать цену дома по его площади. Линейная регрессия найдёт коэффициент, который выразит зависимость вида: Цена = 50000</w:t>
       </w:r>
       <w:r>
@@ -20819,6 +21866,7 @@
         <w:spacing w:before="3"/>
       </w:pPr>
       <w:r>
+        <w:lastRenderedPageBreak/>
         <w:t>Если</w:t>
       </w:r>
       <w:r>
@@ -21172,7 +22220,55 @@
           <w:b/>
           <w:sz w:val="30"/>
         </w:rPr>
-        <w:t xml:space="preserve">Метод опорных векторов (Support Vector Machine, SVM) </w:t>
+        <w:t>Метод опорных векторов (</w:t>
+      </w:r>
+      <w:proofErr w:type="spellStart"/>
+      <w:r>
+        <w:rPr>
+          <w:b/>
+          <w:sz w:val="30"/>
+        </w:rPr>
+        <w:t>Support</w:t>
+      </w:r>
+      <w:proofErr w:type="spellEnd"/>
+      <w:r>
+        <w:rPr>
+          <w:b/>
+          <w:sz w:val="30"/>
+        </w:rPr>
+        <w:t xml:space="preserve"> </w:t>
+      </w:r>
+      <w:proofErr w:type="spellStart"/>
+      <w:r>
+        <w:rPr>
+          <w:b/>
+          <w:sz w:val="30"/>
+        </w:rPr>
+        <w:t>Vector</w:t>
+      </w:r>
+      <w:proofErr w:type="spellEnd"/>
+      <w:r>
+        <w:rPr>
+          <w:b/>
+          <w:sz w:val="30"/>
+        </w:rPr>
+        <w:t xml:space="preserve"> </w:t>
+      </w:r>
+      <w:proofErr w:type="spellStart"/>
+      <w:r>
+        <w:rPr>
+          <w:b/>
+          <w:sz w:val="30"/>
+        </w:rPr>
+        <w:t>Machine</w:t>
+      </w:r>
+      <w:proofErr w:type="spellEnd"/>
+      <w:r>
+        <w:rPr>
+          <w:b/>
+          <w:sz w:val="30"/>
+        </w:rPr>
+        <w:t xml:space="preserve">, SVM) </w:t>
       </w:r>
       <w:r>
         <w:rPr>
@@ -21343,22 +22439,10 @@
     <w:p>
       <w:pPr>
         <w:pStyle w:val="a3"/>
-        <w:spacing w:line="249" w:lineRule="auto"/>
-        <w:sectPr>
-          <w:pgSz w:w="11910" w:h="16840"/>
-          <w:pgMar w:top="1060" w:right="708" w:bottom="1240" w:left="992" w:header="0" w:footer="1042" w:gutter="0"/>
-          <w:cols w:space="720"/>
-        </w:sectPr>
-      </w:pPr>
-    </w:p>
-    <w:p>
-      <w:pPr>
-        <w:pStyle w:val="a3"/>
         <w:spacing w:before="62" w:line="249" w:lineRule="auto"/>
         <w:ind w:right="583" w:firstLine="1075"/>
       </w:pPr>
       <w:r>
-        <w:lastRenderedPageBreak/>
         <w:t>Такой подход делает классификацию устойчивой к шуму и новым</w:t>
       </w:r>
       <w:r>
@@ -21495,7 +22579,11 @@
         <w:t xml:space="preserve"> </w:t>
       </w:r>
       <w:r>
-        <w:t>Это означает,</w:t>
+        <w:t xml:space="preserve">Это </w:t>
+      </w:r>
+      <w:r>
+        <w:lastRenderedPageBreak/>
+        <w:t>означает,</w:t>
       </w:r>
       <w:r>
         <w:rPr>
@@ -22011,19 +23099,16 @@
         <w:t xml:space="preserve"> </w:t>
       </w:r>
       <w:r>
-        <w:t>содержат условия, по которым проверяются признаки объекта (например, «площадь больше 50 кв.м.?» или «возраст клиента больше 25 лет?»). Во-вторых, это ветви, которые показывают результат проверки условия (путь «да»</w:t>
-      </w:r>
-    </w:p>
-    <w:p>
-      <w:pPr>
-        <w:pStyle w:val="a3"/>
-        <w:spacing w:line="249" w:lineRule="auto"/>
-        <w:sectPr>
-          <w:pgSz w:w="11910" w:h="16840"/>
-          <w:pgMar w:top="1060" w:right="708" w:bottom="1240" w:left="992" w:header="0" w:footer="1042" w:gutter="0"/>
-          <w:cols w:space="720"/>
-        </w:sectPr>
-      </w:pPr>
+        <w:t xml:space="preserve">содержат условия, по которым проверяются признаки объекта (например, «площадь больше 50 </w:t>
+      </w:r>
+      <w:proofErr w:type="spellStart"/>
+      <w:r>
+        <w:t>кв.м</w:t>
+      </w:r>
+      <w:proofErr w:type="spellEnd"/>
+      <w:r>
+        <w:t>.?» или «возраст клиента больше 25 лет?»). Во-вторых, это ветви, которые показывают результат проверки условия (путь «да»</w:t>
+      </w:r>
     </w:p>
     <w:p>
       <w:pPr>
@@ -22032,7 +23117,6 @@
         <w:ind w:right="583"/>
       </w:pPr>
       <w:r>
-        <w:lastRenderedPageBreak/>
         <w:t>или путь «нет»). В-третьих, это листья дерева — конечные узлы, которые</w:t>
       </w:r>
       <w:r>
@@ -22106,7 +23190,11 @@
         <w:ind w:right="583" w:firstLine="1075"/>
       </w:pPr>
       <w:r>
-        <w:t>Алгоритм строит дерево автоматически, выбирая на каждом шаге наиболее информативный признак — тот, который лучше всего разделяет данные и уменьшает неопределённость. Этот процесс рекурсивный:</w:t>
+        <w:t xml:space="preserve">Алгоритм строит дерево автоматически, выбирая на каждом шаге наиболее информативный признак — тот, который лучше всего разделяет данные и уменьшает неопределённость. Этот процесс </w:t>
+      </w:r>
+      <w:r>
+        <w:lastRenderedPageBreak/>
+        <w:t>рекурсивный:</w:t>
       </w:r>
       <w:r>
         <w:rPr>
@@ -22535,11 +23623,20 @@
         <w:rPr>
           <w:sz w:val="24"/>
         </w:rPr>
-        <w:sectPr>
-          <w:pgSz w:w="11910" w:h="16840"/>
-          <w:pgMar w:top="1060" w:right="708" w:bottom="1240" w:left="992" w:header="0" w:footer="1042" w:gutter="0"/>
-          <w:cols w:space="720"/>
-        </w:sectPr>
+      </w:pPr>
+    </w:p>
+    <w:p>
+      <w:pPr>
+        <w:rPr>
+          <w:sz w:val="24"/>
+        </w:rPr>
+      </w:pPr>
+    </w:p>
+    <w:p>
+      <w:pPr>
+        <w:rPr>
+          <w:sz w:val="24"/>
+        </w:rPr>
       </w:pPr>
     </w:p>
     <w:p>
@@ -22551,7 +23648,6 @@
       <w:bookmarkEnd w:id="48"/>
       <w:bookmarkEnd w:id="49"/>
       <w:r>
-        <w:lastRenderedPageBreak/>
         <w:t xml:space="preserve">2.5.2 </w:t>
       </w:r>
       <w:r>
@@ -22589,8 +23685,30 @@
         <w:rPr>
           <w:b/>
         </w:rPr>
-        <w:t>Обучение без учителя (Unsupervised Learning</w:t>
-      </w:r>
+        <w:t>Обучение без учителя (</w:t>
+      </w:r>
+      <w:proofErr w:type="spellStart"/>
+      <w:r>
+        <w:rPr>
+          <w:b/>
+        </w:rPr>
+        <w:t>Unsupervised</w:t>
+      </w:r>
+      <w:proofErr w:type="spellEnd"/>
+      <w:r>
+        <w:rPr>
+          <w:b/>
+        </w:rPr>
+        <w:t xml:space="preserve"> </w:t>
+      </w:r>
+      <w:proofErr w:type="spellStart"/>
+      <w:r>
+        <w:rPr>
+          <w:b/>
+        </w:rPr>
+        <w:t>Learning</w:t>
+      </w:r>
+      <w:proofErr w:type="spellEnd"/>
       <w:r>
         <w:t>) – технология машинного</w:t>
       </w:r>
@@ -22646,7 +23764,11 @@
         <w:t xml:space="preserve"> </w:t>
       </w:r>
       <w:r>
-        <w:t xml:space="preserve">обучении модели без какого-либо задания данных для её обучения. Цель – из данных извлечь новую информацию, и определить какую-либо </w:t>
+        <w:t xml:space="preserve">обучении </w:t>
+      </w:r>
+      <w:r>
+        <w:lastRenderedPageBreak/>
+        <w:t xml:space="preserve">модели без какого-либо задания данных для её обучения. Цель – из данных извлечь новую информацию, и определить какую-либо </w:t>
       </w:r>
       <w:r>
         <w:rPr>
@@ -22836,7 +23958,15 @@
         <w:ind w:right="583" w:firstLine="1075"/>
       </w:pPr>
       <w:r>
-        <w:t>Алгоритм работает в несколько итераций. На первом шаге случайным образом выбираются K центров кластеров (центроидов). Затем</w:t>
+        <w:t>Алгоритм работает в несколько итераций. На первом шаге случайным образом выбираются K центров кластеров (</w:t>
+      </w:r>
+      <w:proofErr w:type="spellStart"/>
+      <w:r>
+        <w:t>центроидов</w:t>
+      </w:r>
+      <w:proofErr w:type="spellEnd"/>
+      <w:r>
+        <w:t>). Затем</w:t>
       </w:r>
       <w:r>
         <w:rPr>
@@ -22898,8 +24028,13 @@
         </w:rPr>
         <w:t xml:space="preserve"> </w:t>
       </w:r>
-      <w:r>
-        <w:t>центроиду — так получаются первые кластеры. После этого для каждого кластера пересчитывается его</w:t>
+      <w:proofErr w:type="spellStart"/>
+      <w:r>
+        <w:t>центроиду</w:t>
+      </w:r>
+      <w:proofErr w:type="spellEnd"/>
+      <w:r>
+        <w:t xml:space="preserve"> — так получаются первые кластеры. После этого для каждого кластера пересчитывается его</w:t>
       </w:r>
       <w:r>
         <w:rPr>
@@ -22908,7 +24043,15 @@
         <w:t xml:space="preserve"> </w:t>
       </w:r>
       <w:r>
-        <w:t>центр как среднее значение всех точек, которые в него попали. Эти два последних шага (перераспределение точек и пересчёт центров) повторяются до тех пор, пока центроиды не перестанут изменяться. Это означает, что алгоритм нашёл стабильную группировку (Рис. 2.7).</w:t>
+        <w:t xml:space="preserve">центр как среднее значение всех точек, которые в него попали. Эти два последних шага (перераспределение точек и пересчёт центров) повторяются до тех пор, пока </w:t>
+      </w:r>
+      <w:proofErr w:type="spellStart"/>
+      <w:r>
+        <w:t>центроиды</w:t>
+      </w:r>
+      <w:proofErr w:type="spellEnd"/>
+      <w:r>
+        <w:t xml:space="preserve"> не перестанут изменяться. Это означает, что алгоритм нашёл стабильную группировку (Рис. 2.7).</w:t>
       </w:r>
     </w:p>
     <w:p>
@@ -22935,6 +24078,7 @@
         </w:rPr>
         <w:t xml:space="preserve"> </w:t>
       </w:r>
+      <w:proofErr w:type="gramStart"/>
       <w:r>
         <w:t>легко</w:t>
       </w:r>
@@ -22947,6 +24091,7 @@
       <w:r>
         <w:t>реализовать</w:t>
       </w:r>
+      <w:proofErr w:type="gramEnd"/>
       <w:r>
         <w:rPr>
           <w:spacing w:val="-6"/>
@@ -23250,6 +24395,7 @@
         </w:rPr>
         <w:t>k-</w:t>
       </w:r>
+      <w:proofErr w:type="spellStart"/>
       <w:r>
         <w:rPr>
           <w:color w:val="44536A"/>
@@ -23258,6 +24404,7 @@
         </w:rPr>
         <w:t>means</w:t>
       </w:r>
+      <w:proofErr w:type="spellEnd"/>
     </w:p>
     <w:p>
       <w:pPr>
@@ -23396,7 +24543,21 @@
         <w:rPr>
           <w:sz w:val="30"/>
         </w:rPr>
-        <w:t>называемое дендрограммой, которое показывает, как объекты последовательно объединяются или разделяются.</w:t>
+        <w:t xml:space="preserve">называемое </w:t>
+      </w:r>
+      <w:proofErr w:type="spellStart"/>
+      <w:r>
+        <w:rPr>
+          <w:sz w:val="30"/>
+        </w:rPr>
+        <w:t>дендрограммой</w:t>
+      </w:r>
+      <w:proofErr w:type="spellEnd"/>
+      <w:r>
+        <w:rPr>
+          <w:sz w:val="30"/>
+        </w:rPr>
+        <w:t>, которое показывает, как объекты последовательно объединяются или разделяются.</w:t>
       </w:r>
     </w:p>
     <w:p>
@@ -23406,7 +24567,15 @@
         <w:ind w:right="584" w:firstLine="1075"/>
       </w:pPr>
       <w:r>
-        <w:t>Существует два основных варианта иерархической кластеризации. Агломеративный подход начинается с того, что каждая точка — это отдельный кластер. Затем алгоритм последовательно объединяет</w:t>
+        <w:t xml:space="preserve">Существует два основных варианта иерархической кластеризации. </w:t>
+      </w:r>
+      <w:proofErr w:type="spellStart"/>
+      <w:r>
+        <w:t>Агломеративный</w:t>
+      </w:r>
+      <w:proofErr w:type="spellEnd"/>
+      <w:r>
+        <w:t xml:space="preserve"> подход начинается с того, что каждая точка — это отдельный кластер. Затем алгоритм последовательно объединяет</w:t>
       </w:r>
       <w:r>
         <w:rPr>
@@ -23478,7 +24647,15 @@
         <w:t xml:space="preserve"> </w:t>
       </w:r>
       <w:r>
-        <w:t>объединятся в один большой кластер. Дивизивный подход работает в обратном направлении:</w:t>
+        <w:t xml:space="preserve">объединятся в один большой кластер. </w:t>
+      </w:r>
+      <w:proofErr w:type="spellStart"/>
+      <w:r>
+        <w:t>Дивизивный</w:t>
+      </w:r>
+      <w:proofErr w:type="spellEnd"/>
+      <w:r>
+        <w:t xml:space="preserve"> подход работает в обратном направлении:</w:t>
       </w:r>
       <w:r>
         <w:rPr>
@@ -23633,7 +24810,15 @@
         <w:ind w:right="583" w:firstLine="1075"/>
       </w:pPr>
       <w:r>
-        <w:t>Основное преимущество иерархической кластеризации — гибкость. Дендрограмма показывает полную иерархию, и вы</w:t>
+        <w:t xml:space="preserve">Основное преимущество иерархической кластеризации — гибкость. </w:t>
+      </w:r>
+      <w:proofErr w:type="spellStart"/>
+      <w:r>
+        <w:t>Дендрограмма</w:t>
+      </w:r>
+      <w:proofErr w:type="spellEnd"/>
+      <w:r>
+        <w:t xml:space="preserve"> показывает полную иерархию, и вы</w:t>
       </w:r>
       <w:r>
         <w:rPr>
@@ -23907,6 +25092,7 @@
         </w:rPr>
         <w:t xml:space="preserve"> </w:t>
       </w:r>
+      <w:proofErr w:type="gramStart"/>
       <w:r>
         <w:t>на</w:t>
       </w:r>
@@ -23926,7 +25112,11 @@
         <w:t xml:space="preserve"> </w:t>
       </w:r>
       <w:r>
-        <w:t>наборах данных,</w:t>
+        <w:t>наборах</w:t>
+      </w:r>
+      <w:proofErr w:type="gramEnd"/>
+      <w:r>
+        <w:t xml:space="preserve"> данных,</w:t>
       </w:r>
       <w:r>
         <w:rPr>
@@ -24116,7 +25306,55 @@
           <w:b/>
           <w:sz w:val="30"/>
         </w:rPr>
-        <w:t>Метод главных компонент (Principal Component Analysis, PCA</w:t>
+        <w:t>Метод главных компонент (</w:t>
+      </w:r>
+      <w:proofErr w:type="spellStart"/>
+      <w:r>
+        <w:rPr>
+          <w:b/>
+          <w:sz w:val="30"/>
+        </w:rPr>
+        <w:t>Principal</w:t>
+      </w:r>
+      <w:proofErr w:type="spellEnd"/>
+      <w:r>
+        <w:rPr>
+          <w:b/>
+          <w:sz w:val="30"/>
+        </w:rPr>
+        <w:t xml:space="preserve"> </w:t>
+      </w:r>
+      <w:proofErr w:type="spellStart"/>
+      <w:r>
+        <w:rPr>
+          <w:b/>
+          <w:sz w:val="30"/>
+        </w:rPr>
+        <w:t>Component</w:t>
+      </w:r>
+      <w:proofErr w:type="spellEnd"/>
+      <w:r>
+        <w:rPr>
+          <w:b/>
+          <w:sz w:val="30"/>
+        </w:rPr>
+        <w:t xml:space="preserve"> </w:t>
+      </w:r>
+      <w:proofErr w:type="spellStart"/>
+      <w:r>
+        <w:rPr>
+          <w:b/>
+          <w:sz w:val="30"/>
+        </w:rPr>
+        <w:t>Analysis</w:t>
+      </w:r>
+      <w:proofErr w:type="spellEnd"/>
+      <w:r>
+        <w:rPr>
+          <w:b/>
+          <w:sz w:val="30"/>
+        </w:rPr>
+        <w:t>, PCA</w:t>
       </w:r>
       <w:r>
         <w:rPr>
@@ -24369,7 +25607,15 @@
         <w:t xml:space="preserve"> </w:t>
       </w:r>
       <w:r>
-        <w:t>людях с 100 различными признаками: возраст, вес, рост, доход, образование, опыт работы, хобби и так далее. Работать с таким количеством признаков сложно и затратно по вычислениям. Часто многие признаки коррелируют между собой (связаны), поэтому они содержат избыточную информацию. PCA помогает найти несколько наиболее важных направлений, в которых данные варьируются, и переходит в новую систему координат.</w:t>
+        <w:t xml:space="preserve">людях с 100 различными признаками: возраст, вес, рост, доход, образование, опыт работы, хобби и так далее. Работать с таким количеством признаков сложно и </w:t>
+      </w:r>
+      <w:proofErr w:type="spellStart"/>
+      <w:r>
+        <w:t>затратно</w:t>
+      </w:r>
+      <w:proofErr w:type="spellEnd"/>
+      <w:r>
+        <w:t xml:space="preserve"> по вычислениям. Часто многие признаки коррелируют между собой (связаны), поэтому они содержат избыточную информацию. PCA помогает найти несколько наиболее важных направлений, в которых данные варьируются, и переходит в новую систему координат.</w:t>
       </w:r>
     </w:p>
     <w:p>
@@ -24648,9 +25894,11 @@
         </w:rPr>
         <w:t xml:space="preserve"> </w:t>
       </w:r>
+      <w:proofErr w:type="gramStart"/>
       <w:r>
         <w:t>представить</w:t>
       </w:r>
+      <w:proofErr w:type="gramEnd"/>
       <w:r>
         <w:rPr>
           <w:spacing w:val="-7"/>
@@ -25593,7 +26841,21 @@
         <w:rPr>
           <w:b/>
         </w:rPr>
-        <w:t>Награда (reward)</w:t>
+        <w:t>Награда (</w:t>
+      </w:r>
+      <w:proofErr w:type="spellStart"/>
+      <w:r>
+        <w:rPr>
+          <w:b/>
+        </w:rPr>
+        <w:t>reward</w:t>
+      </w:r>
+      <w:proofErr w:type="spellEnd"/>
+      <w:r>
+        <w:rPr>
+          <w:b/>
+        </w:rPr>
+        <w:t>)</w:t>
       </w:r>
       <w:r>
         <w:rPr>
@@ -25951,7 +27213,21 @@
         <w:rPr>
           <w:b/>
         </w:rPr>
-        <w:t xml:space="preserve">Политика (policy) </w:t>
+        <w:t>Политика (</w:t>
+      </w:r>
+      <w:proofErr w:type="spellStart"/>
+      <w:r>
+        <w:rPr>
+          <w:b/>
+        </w:rPr>
+        <w:t>policy</w:t>
+      </w:r>
+      <w:proofErr w:type="spellEnd"/>
+      <w:r>
+        <w:rPr>
+          <w:b/>
+        </w:rPr>
+        <w:t xml:space="preserve">) </w:t>
       </w:r>
       <w:r>
         <w:t>— это стратегия или правило, которое определяет, какое действие должен выполнить агент в каждом состоянии.</w:t>
@@ -26120,8 +27396,17 @@
           <w:b/>
           <w:sz w:val="30"/>
         </w:rPr>
-        <w:t>Q-Learning</w:t>
-      </w:r>
+        <w:t>Q-</w:t>
+      </w:r>
+      <w:proofErr w:type="spellStart"/>
+      <w:r>
+        <w:rPr>
+          <w:b/>
+          <w:sz w:val="30"/>
+        </w:rPr>
+        <w:t>Learning</w:t>
+      </w:r>
+      <w:proofErr w:type="spellEnd"/>
       <w:r>
         <w:rPr>
           <w:b/>
@@ -26239,8 +27524,13 @@
         </w:rPr>
         <w:t xml:space="preserve"> </w:t>
       </w:r>
-      <w:r>
-        <w:t>Q(состояние, действие) —</w:t>
+      <w:proofErr w:type="gramStart"/>
+      <w:r>
+        <w:t>Q(</w:t>
+      </w:r>
+      <w:proofErr w:type="gramEnd"/>
+      <w:r>
+        <w:t>состояние, действие) —</w:t>
       </w:r>
       <w:r>
         <w:rPr>
@@ -26368,8 +27658,13 @@
         <w:t xml:space="preserve"> </w:t>
       </w:r>
       <w:r>
-        <w:t>Q-Learning</w:t>
-      </w:r>
+        <w:t>Q-</w:t>
+      </w:r>
+      <w:proofErr w:type="spellStart"/>
+      <w:r>
+        <w:t>Learning</w:t>
+      </w:r>
+      <w:proofErr w:type="spellEnd"/>
       <w:r>
         <w:rPr>
           <w:spacing w:val="-8"/>
@@ -26414,7 +27709,15 @@
         <w:ind w:right="583" w:firstLine="1075"/>
       </w:pPr>
       <w:r>
-        <w:t>Практический пример: представьте, что нужно обучить агента находить кратчайший путь в лабиринте. Q-Learning позволит агенту узнать, какой ход в каждой клетке лабиринта приводит к выходу быстрее всего. Каждый раз, когда агент добирается до выхода, он получает</w:t>
+        <w:t>Практический пример: представьте, что нужно обучить агента находить кратчайший путь в лабиринте. Q-</w:t>
+      </w:r>
+      <w:proofErr w:type="spellStart"/>
+      <w:r>
+        <w:t>Learning</w:t>
+      </w:r>
+      <w:proofErr w:type="spellEnd"/>
+      <w:r>
+        <w:t xml:space="preserve"> позволит агенту узнать, какой ход в каждой клетке лабиринта приводит к выходу быстрее всего. Каждый раз, когда агент добирается до выхода, он получает</w:t>
       </w:r>
       <w:r>
         <w:rPr>
@@ -26493,7 +27796,15 @@
         <w:ind w:right="583" w:firstLine="1075"/>
       </w:pPr>
       <w:r>
-        <w:t>Недостаток Q-Learning — он плохо работает с большим количеством состояний и действий, потому что функцию Q нужно хранить</w:t>
+        <w:t>Недостаток Q-</w:t>
+      </w:r>
+      <w:proofErr w:type="spellStart"/>
+      <w:r>
+        <w:t>Learning</w:t>
+      </w:r>
+      <w:proofErr w:type="spellEnd"/>
+      <w:r>
+        <w:t xml:space="preserve"> — он плохо работает с большим количеством состояний и действий, потому что функцию Q нужно хранить</w:t>
       </w:r>
       <w:r>
         <w:rPr>
@@ -26591,11 +27902,33 @@
           <w:sz w:val="30"/>
         </w:rPr>
       </w:pPr>
-      <w:r>
-        <w:rPr>
-          <w:sz w:val="30"/>
-        </w:rPr>
-        <w:t>Policy Gradient методы — это другой подход к обучению с подкреплением.</w:t>
+      <w:proofErr w:type="spellStart"/>
+      <w:r>
+        <w:rPr>
+          <w:sz w:val="30"/>
+        </w:rPr>
+        <w:t>Policy</w:t>
+      </w:r>
+      <w:proofErr w:type="spellEnd"/>
+      <w:r>
+        <w:rPr>
+          <w:sz w:val="30"/>
+        </w:rPr>
+        <w:t xml:space="preserve"> </w:t>
+      </w:r>
+      <w:proofErr w:type="spellStart"/>
+      <w:r>
+        <w:rPr>
+          <w:sz w:val="30"/>
+        </w:rPr>
+        <w:t>Gradient</w:t>
+      </w:r>
+      <w:proofErr w:type="spellEnd"/>
+      <w:r>
+        <w:rPr>
+          <w:sz w:val="30"/>
+        </w:rPr>
+        <w:t xml:space="preserve"> методы — это другой подход к обучению с подкреплением.</w:t>
       </w:r>
       <w:r>
         <w:rPr>
@@ -26699,7 +28032,21 @@
         <w:rPr>
           <w:sz w:val="30"/>
         </w:rPr>
-        <w:t>в Q-Learning), эти методы</w:t>
+        <w:t>в Q-</w:t>
+      </w:r>
+      <w:proofErr w:type="spellStart"/>
+      <w:r>
+        <w:rPr>
+          <w:sz w:val="30"/>
+        </w:rPr>
+        <w:t>Learning</w:t>
+      </w:r>
+      <w:proofErr w:type="spellEnd"/>
+      <w:r>
+        <w:rPr>
+          <w:sz w:val="30"/>
+        </w:rPr>
+        <w:t>), эти методы</w:t>
       </w:r>
       <w:r>
         <w:rPr>
@@ -26992,17 +28339,24 @@
         </w:rPr>
         <w:t xml:space="preserve"> </w:t>
       </w:r>
+      <w:proofErr w:type="spellStart"/>
       <w:r>
         <w:t>Policy</w:t>
       </w:r>
+      <w:proofErr w:type="spellEnd"/>
       <w:r>
         <w:rPr>
           <w:spacing w:val="-9"/>
         </w:rPr>
         <w:t xml:space="preserve"> </w:t>
       </w:r>
-      <w:r>
-        <w:t>Gradient методов —</w:t>
+      <w:proofErr w:type="spellStart"/>
+      <w:r>
+        <w:t>Gradient</w:t>
+      </w:r>
+      <w:proofErr w:type="spellEnd"/>
+      <w:r>
+        <w:t xml:space="preserve"> методов —</w:t>
       </w:r>
       <w:r>
         <w:rPr>
@@ -27038,18 +28392,22 @@
         </w:rPr>
         <w:t xml:space="preserve"> </w:t>
       </w:r>
+      <w:proofErr w:type="spellStart"/>
       <w:r>
         <w:t>Policy</w:t>
       </w:r>
+      <w:proofErr w:type="spellEnd"/>
       <w:r>
         <w:rPr>
           <w:spacing w:val="-10"/>
         </w:rPr>
         <w:t xml:space="preserve"> </w:t>
       </w:r>
+      <w:proofErr w:type="spellStart"/>
       <w:r>
         <w:t>Gradient</w:t>
       </w:r>
+      <w:proofErr w:type="spellEnd"/>
       <w:r>
         <w:rPr>
           <w:spacing w:val="-6"/>
@@ -27102,7 +28460,15 @@
         <w:t xml:space="preserve"> </w:t>
       </w:r>
       <w:r>
-        <w:t>тогда как Q-Learning пришлось бы</w:t>
+        <w:t>тогда как Q-</w:t>
+      </w:r>
+      <w:proofErr w:type="spellStart"/>
+      <w:r>
+        <w:t>Learning</w:t>
+      </w:r>
+      <w:proofErr w:type="spellEnd"/>
+      <w:r>
+        <w:t xml:space="preserve"> пришлось бы</w:t>
       </w:r>
       <w:r>
         <w:rPr>
@@ -27110,8 +28476,13 @@
         </w:rPr>
         <w:t xml:space="preserve"> </w:t>
       </w:r>
-      <w:r>
-        <w:t>дискретизировать все возможные скорости.</w:t>
+      <w:proofErr w:type="spellStart"/>
+      <w:r>
+        <w:t>дискретизировать</w:t>
+      </w:r>
+      <w:proofErr w:type="spellEnd"/>
+      <w:r>
+        <w:t xml:space="preserve"> все возможные скорости.</w:t>
       </w:r>
     </w:p>
     <w:p>
@@ -27121,7 +28492,23 @@
         <w:ind w:right="529" w:firstLine="1075"/>
       </w:pPr>
       <w:r>
-        <w:t>Практический пример: обучение робота-манипулятора поднимать предметы. Policy Gradient метод позволит роботу научиться вычислять оптимальные углы сгиба каждого сустава для поднятия предмета.</w:t>
+        <w:t xml:space="preserve">Практический пример: обучение робота-манипулятора поднимать предметы. </w:t>
+      </w:r>
+      <w:proofErr w:type="spellStart"/>
+      <w:r>
+        <w:t>Policy</w:t>
+      </w:r>
+      <w:proofErr w:type="spellEnd"/>
+      <w:r>
+        <w:t xml:space="preserve"> </w:t>
+      </w:r>
+      <w:proofErr w:type="spellStart"/>
+      <w:r>
+        <w:t>Gradient</w:t>
+      </w:r>
+      <w:proofErr w:type="spellEnd"/>
+      <w:r>
+        <w:t xml:space="preserve"> метод позволит роботу научиться вычислять оптимальные углы сгиба каждого сустава для поднятия предмета.</w:t>
       </w:r>
       <w:r>
         <w:rPr>
@@ -27194,7 +28581,23 @@
         <w:ind w:firstLine="1075"/>
       </w:pPr>
       <w:r>
-        <w:t>Недостаток Policy Gradient методов — они могут быть нестабильными</w:t>
+        <w:t xml:space="preserve">Недостаток </w:t>
+      </w:r>
+      <w:proofErr w:type="spellStart"/>
+      <w:r>
+        <w:t>Policy</w:t>
+      </w:r>
+      <w:proofErr w:type="spellEnd"/>
+      <w:r>
+        <w:t xml:space="preserve"> </w:t>
+      </w:r>
+      <w:proofErr w:type="spellStart"/>
+      <w:r>
+        <w:t>Gradient</w:t>
+      </w:r>
+      <w:proofErr w:type="spellEnd"/>
+      <w:r>
+        <w:t xml:space="preserve"> методов — они могут быть нестабильными</w:t>
       </w:r>
       <w:r>
         <w:rPr>
@@ -27292,11 +28695,19 @@
           <w:sz w:val="30"/>
         </w:rPr>
       </w:pPr>
-      <w:r>
-        <w:rPr>
-          <w:sz w:val="30"/>
-        </w:rPr>
-        <w:t>Actor-Critic методы</w:t>
+      <w:proofErr w:type="spellStart"/>
+      <w:r>
+        <w:rPr>
+          <w:sz w:val="30"/>
+        </w:rPr>
+        <w:t>Actor-Critic</w:t>
+      </w:r>
+      <w:proofErr w:type="spellEnd"/>
+      <w:r>
+        <w:rPr>
+          <w:sz w:val="30"/>
+        </w:rPr>
+        <w:t xml:space="preserve"> методы</w:t>
       </w:r>
       <w:r>
         <w:rPr>
@@ -27322,8 +28733,16 @@
         <w:rPr>
           <w:sz w:val="30"/>
         </w:rPr>
-        <w:t>идеи Q-Learning</w:t>
-      </w:r>
+        <w:t>идеи Q-</w:t>
+      </w:r>
+      <w:proofErr w:type="spellStart"/>
+      <w:r>
+        <w:rPr>
+          <w:sz w:val="30"/>
+        </w:rPr>
+        <w:t>Learning</w:t>
+      </w:r>
+      <w:proofErr w:type="spellEnd"/>
       <w:r>
         <w:rPr>
           <w:spacing w:val="-2"/>
@@ -27344,12 +28763,28 @@
         </w:rPr>
         <w:t xml:space="preserve"> </w:t>
       </w:r>
-      <w:r>
-        <w:rPr>
-          <w:sz w:val="30"/>
-        </w:rPr>
-        <w:t>Policy Gradient</w:t>
-      </w:r>
+      <w:proofErr w:type="spellStart"/>
+      <w:r>
+        <w:rPr>
+          <w:sz w:val="30"/>
+        </w:rPr>
+        <w:t>Policy</w:t>
+      </w:r>
+      <w:proofErr w:type="spellEnd"/>
+      <w:r>
+        <w:rPr>
+          <w:sz w:val="30"/>
+        </w:rPr>
+        <w:t xml:space="preserve"> </w:t>
+      </w:r>
+      <w:proofErr w:type="spellStart"/>
+      <w:r>
+        <w:rPr>
+          <w:sz w:val="30"/>
+        </w:rPr>
+        <w:t>Gradient</w:t>
+      </w:r>
+      <w:proofErr w:type="spellEnd"/>
       <w:r>
         <w:rPr>
           <w:spacing w:val="-6"/>
@@ -27457,8 +28892,13 @@
         </w:rPr>
         <w:t xml:space="preserve"> </w:t>
       </w:r>
-      <w:r>
-        <w:t>Actor-Critic:</w:t>
+      <w:proofErr w:type="spellStart"/>
+      <w:r>
+        <w:t>Actor-Critic</w:t>
+      </w:r>
+      <w:proofErr w:type="spellEnd"/>
+      <w:r>
+        <w:t>:</w:t>
       </w:r>
       <w:r>
         <w:rPr>
@@ -27516,7 +28956,15 @@
         <w:ind w:right="529"/>
       </w:pPr>
       <w:r>
-        <w:t>Первая сеть — это актёр (Actor) — она представляет политику и выбирает</w:t>
+        <w:t>Первая сеть — это актёр (</w:t>
+      </w:r>
+      <w:proofErr w:type="spellStart"/>
+      <w:r>
+        <w:t>Actor</w:t>
+      </w:r>
+      <w:proofErr w:type="spellEnd"/>
+      <w:r>
+        <w:t>) — она представляет политику и выбирает</w:t>
       </w:r>
       <w:r>
         <w:rPr>
@@ -27579,7 +29027,15 @@
         <w:t xml:space="preserve"> </w:t>
       </w:r>
       <w:r>
-        <w:t>(Critic)</w:t>
+        <w:t>(</w:t>
+      </w:r>
+      <w:proofErr w:type="spellStart"/>
+      <w:r>
+        <w:t>Critic</w:t>
+      </w:r>
+      <w:proofErr w:type="spellEnd"/>
+      <w:r>
+        <w:t>)</w:t>
       </w:r>
       <w:r>
         <w:rPr>
@@ -27780,7 +29236,15 @@
         <w:ind w:right="526" w:firstLine="1075"/>
       </w:pPr>
       <w:r>
-        <w:t>Главное преимущество Actor-Critic методов — они более стабильны,</w:t>
+        <w:t xml:space="preserve">Главное преимущество </w:t>
+      </w:r>
+      <w:proofErr w:type="spellStart"/>
+      <w:r>
+        <w:t>Actor-Critic</w:t>
+      </w:r>
+      <w:proofErr w:type="spellEnd"/>
+      <w:r>
+        <w:t xml:space="preserve"> методов — они более стабильны,</w:t>
       </w:r>
       <w:r>
         <w:rPr>
@@ -27806,17 +29270,24 @@
         </w:rPr>
         <w:t xml:space="preserve"> </w:t>
       </w:r>
+      <w:proofErr w:type="spellStart"/>
       <w:r>
         <w:t>Policy</w:t>
       </w:r>
+      <w:proofErr w:type="spellEnd"/>
       <w:r>
         <w:rPr>
           <w:spacing w:val="-8"/>
         </w:rPr>
         <w:t xml:space="preserve"> </w:t>
       </w:r>
-      <w:r>
-        <w:t>Gradient методы,</w:t>
+      <w:proofErr w:type="spellStart"/>
+      <w:r>
+        <w:t>Gradient</w:t>
+      </w:r>
+      <w:proofErr w:type="spellEnd"/>
+      <w:r>
+        <w:t xml:space="preserve"> методы,</w:t>
       </w:r>
       <w:r>
         <w:rPr>
@@ -27843,7 +29314,15 @@
         <w:t xml:space="preserve"> </w:t>
       </w:r>
       <w:r>
-        <w:t>чем Q-Learning при работе с большим пространством действий. Они хорошо</w:t>
+        <w:t>чем Q-</w:t>
+      </w:r>
+      <w:proofErr w:type="spellStart"/>
+      <w:r>
+        <w:t>Learning</w:t>
+      </w:r>
+      <w:proofErr w:type="spellEnd"/>
+      <w:r>
+        <w:t xml:space="preserve"> при работе с большим пространством действий. Они хорошо</w:t>
       </w:r>
     </w:p>
     <w:p>
@@ -27977,8 +29456,13 @@
         <w:spacing w:before="16" w:line="249" w:lineRule="auto"/>
         <w:ind w:right="583"/>
       </w:pPr>
-      <w:r>
-        <w:t>Actor-Critic методы позволяют автомобилю научиться правильно руководить</w:t>
+      <w:proofErr w:type="spellStart"/>
+      <w:r>
+        <w:t>Actor-Critic</w:t>
+      </w:r>
+      <w:proofErr w:type="spellEnd"/>
+      <w:r>
+        <w:t xml:space="preserve"> методы позволяют автомобилю научиться правильно руководить</w:t>
       </w:r>
       <w:r>
         <w:rPr>
@@ -28142,11 +29626,47 @@
           <w:sz w:val="30"/>
         </w:rPr>
       </w:pPr>
-      <w:r>
-        <w:rPr>
-          <w:sz w:val="30"/>
-        </w:rPr>
-        <w:t>Deep Q-Network — это эволюция классического Q-Learning, которая</w:t>
+      <w:proofErr w:type="spellStart"/>
+      <w:r>
+        <w:rPr>
+          <w:sz w:val="30"/>
+        </w:rPr>
+        <w:t>Deep</w:t>
+      </w:r>
+      <w:proofErr w:type="spellEnd"/>
+      <w:r>
+        <w:rPr>
+          <w:sz w:val="30"/>
+        </w:rPr>
+        <w:t xml:space="preserve"> Q-</w:t>
+      </w:r>
+      <w:proofErr w:type="spellStart"/>
+      <w:r>
+        <w:rPr>
+          <w:sz w:val="30"/>
+        </w:rPr>
+        <w:t>Network</w:t>
+      </w:r>
+      <w:proofErr w:type="spellEnd"/>
+      <w:r>
+        <w:rPr>
+          <w:sz w:val="30"/>
+        </w:rPr>
+        <w:t xml:space="preserve"> — это эволюция классического Q-</w:t>
+      </w:r>
+      <w:proofErr w:type="spellStart"/>
+      <w:r>
+        <w:rPr>
+          <w:sz w:val="30"/>
+        </w:rPr>
+        <w:t>Learning</w:t>
+      </w:r>
+      <w:proofErr w:type="spellEnd"/>
+      <w:r>
+        <w:rPr>
+          <w:sz w:val="30"/>
+        </w:rPr>
+        <w:t>, которая</w:t>
       </w:r>
       <w:r>
         <w:rPr>
@@ -28247,7 +29767,15 @@
         <w:ind w:right="583" w:firstLine="1075"/>
       </w:pPr>
       <w:r>
-        <w:t>Проблема, которую решает DQN: Обычный Q-Learning не может</w:t>
+        <w:t>Проблема, которую решает DQN: Обычный Q-</w:t>
+      </w:r>
+      <w:proofErr w:type="spellStart"/>
+      <w:r>
+        <w:t>Learning</w:t>
+      </w:r>
+      <w:proofErr w:type="spellEnd"/>
+      <w:r>
+        <w:t xml:space="preserve"> не может</w:t>
       </w:r>
       <w:r>
         <w:rPr>
@@ -28273,9 +29801,11 @@
         </w:rPr>
         <w:t xml:space="preserve"> </w:t>
       </w:r>
+      <w:proofErr w:type="spellStart"/>
       <w:r>
         <w:t>высокоразмерными</w:t>
       </w:r>
+      <w:proofErr w:type="spellEnd"/>
       <w:r>
         <w:rPr>
           <w:spacing w:val="-5"/>
@@ -28390,7 +29920,39 @@
         <w:ind w:right="583" w:firstLine="1075"/>
       </w:pPr>
       <w:r>
-        <w:t>DQN также использует две умные техники: опытное воспроизведение (experience replay) и целевая сеть (target network). Первая техника сохраняет прошлый опыт в памяти и обучается на случайных</w:t>
+        <w:t>DQN также использует две умные техники: опытное воспроизведение (</w:t>
+      </w:r>
+      <w:proofErr w:type="spellStart"/>
+      <w:r>
+        <w:t>experience</w:t>
+      </w:r>
+      <w:proofErr w:type="spellEnd"/>
+      <w:r>
+        <w:t xml:space="preserve"> </w:t>
+      </w:r>
+      <w:proofErr w:type="spellStart"/>
+      <w:r>
+        <w:t>replay</w:t>
+      </w:r>
+      <w:proofErr w:type="spellEnd"/>
+      <w:r>
+        <w:t>) и целевая сеть (</w:t>
+      </w:r>
+      <w:proofErr w:type="spellStart"/>
+      <w:r>
+        <w:t>target</w:t>
+      </w:r>
+      <w:proofErr w:type="spellEnd"/>
+      <w:r>
+        <w:t xml:space="preserve"> </w:t>
+      </w:r>
+      <w:proofErr w:type="spellStart"/>
+      <w:r>
+        <w:t>network</w:t>
+      </w:r>
+      <w:proofErr w:type="spellEnd"/>
+      <w:r>
+        <w:t>). Первая техника сохраняет прошлый опыт в памяти и обучается на случайных</w:t>
       </w:r>
       <w:r>
         <w:rPr>
@@ -28472,7 +30034,15 @@
         <w:ind w:right="583" w:firstLine="1075"/>
       </w:pPr>
       <w:r>
-        <w:t>Практический пример: DQN был использован компанией DeepMind для</w:t>
+        <w:t xml:space="preserve">Практический пример: DQN был использован компанией </w:t>
+      </w:r>
+      <w:proofErr w:type="spellStart"/>
+      <w:r>
+        <w:t>DeepMind</w:t>
+      </w:r>
+      <w:proofErr w:type="spellEnd"/>
+      <w:r>
+        <w:t xml:space="preserve"> для</w:t>
       </w:r>
       <w:r>
         <w:rPr>
@@ -28525,8 +30095,13 @@
         </w:rPr>
         <w:t xml:space="preserve"> </w:t>
       </w:r>
-      <w:r>
-        <w:t>Atari.</w:t>
+      <w:proofErr w:type="spellStart"/>
+      <w:r>
+        <w:t>Atari</w:t>
+      </w:r>
+      <w:proofErr w:type="spellEnd"/>
+      <w:r>
+        <w:t>.</w:t>
       </w:r>
       <w:r>
         <w:rPr>
@@ -28554,7 +30129,15 @@
         <w:ind w:right="583" w:firstLine="1075"/>
       </w:pPr>
       <w:r>
-        <w:t>Главное преимущество DQN — он может работать с очень сложными окружениями с высокоразмерными входными данными. Недостаток</w:t>
+        <w:t xml:space="preserve">Главное преимущество DQN — он может работать с очень сложными окружениями с </w:t>
+      </w:r>
+      <w:proofErr w:type="spellStart"/>
+      <w:r>
+        <w:t>высокоразмерными</w:t>
+      </w:r>
+      <w:proofErr w:type="spellEnd"/>
+      <w:r>
+        <w:t xml:space="preserve"> входными данными. Недостаток</w:t>
       </w:r>
       <w:r>
         <w:rPr>
@@ -28652,9 +30235,11 @@
         <w:lastRenderedPageBreak/>
         <w:t xml:space="preserve">2.6 </w:t>
       </w:r>
+      <w:proofErr w:type="spellStart"/>
       <w:r>
         <w:t>Python</w:t>
       </w:r>
+      <w:proofErr w:type="spellEnd"/>
       <w:r>
         <w:rPr>
           <w:spacing w:val="-8"/>
@@ -28762,7 +30347,31 @@
         <w:t xml:space="preserve"> </w:t>
       </w:r>
       <w:r>
-        <w:t>машинным обучением является Python. Python разрабатывает язык программирования в области машинного обучения и искусственного интеллекта. Язык получил широкое распространение благодаря сочетанию простоты синтаксиса с мощными возможностями для научных вычислений. На сегодняшний день примерно 48% разработчиков выбирают Python именно для проектов, связанных с машинным обучением.</w:t>
+        <w:t xml:space="preserve">машинным обучением является </w:t>
+      </w:r>
+      <w:proofErr w:type="spellStart"/>
+      <w:r>
+        <w:t>Python</w:t>
+      </w:r>
+      <w:proofErr w:type="spellEnd"/>
+      <w:r>
+        <w:t xml:space="preserve">. </w:t>
+      </w:r>
+      <w:proofErr w:type="spellStart"/>
+      <w:r>
+        <w:t>Python</w:t>
+      </w:r>
+      <w:proofErr w:type="spellEnd"/>
+      <w:r>
+        <w:t xml:space="preserve"> разрабатывает язык программирования в области машинного обучения и искусственного интеллекта. Язык получил широкое распространение благодаря сочетанию простоты синтаксиса с мощными возможностями для научных вычислений. На сегодняшний день примерно 48% разработчиков выбирают </w:t>
+      </w:r>
+      <w:proofErr w:type="spellStart"/>
+      <w:r>
+        <w:t>Python</w:t>
+      </w:r>
+      <w:proofErr w:type="spellEnd"/>
+      <w:r>
+        <w:t xml:space="preserve"> именно для проектов, связанных с машинным обучением.</w:t>
       </w:r>
     </w:p>
     <w:p>
@@ -28771,8 +30380,29 @@
         <w:spacing w:before="11" w:line="249" w:lineRule="auto"/>
         <w:ind w:right="549" w:firstLine="1075"/>
       </w:pPr>
-      <w:r>
-        <w:t>Python имеет множество преимуществ для использования его в машинном обучении. Во-первых Python владеет простым и</w:t>
+      <w:proofErr w:type="spellStart"/>
+      <w:r>
+        <w:t>Python</w:t>
+      </w:r>
+      <w:proofErr w:type="spellEnd"/>
+      <w:r>
+        <w:t xml:space="preserve"> имеет множество преимуществ для использования его в машинном обучении. </w:t>
+      </w:r>
+      <w:proofErr w:type="gramStart"/>
+      <w:r>
+        <w:t>Во-первых</w:t>
+      </w:r>
+      <w:proofErr w:type="gramEnd"/>
+      <w:r>
+        <w:t xml:space="preserve"> </w:t>
+      </w:r>
+      <w:proofErr w:type="spellStart"/>
+      <w:r>
+        <w:t>Python</w:t>
+      </w:r>
+      <w:proofErr w:type="spellEnd"/>
+      <w:r>
+        <w:t xml:space="preserve"> владеет простым и</w:t>
       </w:r>
       <w:r>
         <w:rPr>
@@ -28781,7 +30411,23 @@
         <w:t xml:space="preserve"> </w:t>
       </w:r>
       <w:r>
-        <w:t>интуитивным синтаксисом, который напоминает английский язык. Это сокращает время, необходимое разработчикам для изучения языка, и позволяет сосредоточиться на определении алгоритмических задач, а не на технических деталях синтаксиса. Использование отступов вместо фигурных скобок делает код более структурированным и читаемым. Во- вторых Python имеет огромное количество специализированных библиотек для машинного обучения, обработки данных и научных вычислений, что позволяет сделать работу на Python более</w:t>
+        <w:t xml:space="preserve">интуитивным синтаксисом, который напоминает английский язык. Это сокращает время, необходимое разработчикам для изучения языка, и позволяет сосредоточиться на определении алгоритмических задач, а не на технических деталях синтаксиса. Использование отступов вместо фигурных скобок делает код более структурированным и читаемым. Во- вторых </w:t>
+      </w:r>
+      <w:proofErr w:type="spellStart"/>
+      <w:r>
+        <w:t>Python</w:t>
+      </w:r>
+      <w:proofErr w:type="spellEnd"/>
+      <w:r>
+        <w:t xml:space="preserve"> имеет огромное количество специализированных библиотек для машинного обучения, обработки данных и научных вычислений, что позволяет сделать работу на </w:t>
+      </w:r>
+      <w:proofErr w:type="spellStart"/>
+      <w:r>
+        <w:t>Python</w:t>
+      </w:r>
+      <w:proofErr w:type="spellEnd"/>
+      <w:r>
+        <w:t xml:space="preserve"> более</w:t>
       </w:r>
       <w:r>
         <w:rPr>
@@ -28790,7 +30436,31 @@
         <w:t xml:space="preserve"> </w:t>
       </w:r>
       <w:r>
-        <w:t>эффективной. Эта экосистема постоянно развивается и адаптируется к новым тенденциям в области AI. В-третьих Python обладает портативностью и расширяемостью, позволяя легко интегрироваться с графическими процессорами (GPU) для ускорения обучения моделей машинного обучения и также Python имеет огромное сообщество разработчиков и специалистов в области машинного обучения.</w:t>
+        <w:t xml:space="preserve">эффективной. Эта экосистема постоянно развивается и адаптируется к новым тенденциям в области AI. </w:t>
+      </w:r>
+      <w:proofErr w:type="gramStart"/>
+      <w:r>
+        <w:t>В-третьих</w:t>
+      </w:r>
+      <w:proofErr w:type="gramEnd"/>
+      <w:r>
+        <w:t xml:space="preserve"> </w:t>
+      </w:r>
+      <w:proofErr w:type="spellStart"/>
+      <w:r>
+        <w:t>Python</w:t>
+      </w:r>
+      <w:proofErr w:type="spellEnd"/>
+      <w:r>
+        <w:t xml:space="preserve"> обладает портативностью и расширяемостью, позволяя легко интегрироваться с графическими процессорами (GPU) для ускорения обучения моделей машинного обучения и также </w:t>
+      </w:r>
+      <w:proofErr w:type="spellStart"/>
+      <w:r>
+        <w:t>Python</w:t>
+      </w:r>
+      <w:proofErr w:type="spellEnd"/>
+      <w:r>
+        <w:t xml:space="preserve"> имеет огромное сообщество разработчиков и специалистов в области машинного обучения.</w:t>
       </w:r>
     </w:p>
     <w:p>
@@ -28800,7 +30470,55 @@
         <w:ind w:right="529" w:firstLine="1075"/>
       </w:pPr>
       <w:r>
-        <w:t>Для работы с машинным обучением, как было указано ранее, существует большое количество библиотек, таких как NumPy, Pandas, Matplotlib, Scikit-learn, PyTorch и т.д. Но стоит рассмотреть более подробно такую библиотеку, как Transformers.</w:t>
+        <w:t xml:space="preserve">Для работы с машинным обучением, как было указано ранее, существует большое количество библиотек, таких как </w:t>
+      </w:r>
+      <w:proofErr w:type="spellStart"/>
+      <w:r>
+        <w:t>NumPy</w:t>
+      </w:r>
+      <w:proofErr w:type="spellEnd"/>
+      <w:r>
+        <w:t xml:space="preserve">, </w:t>
+      </w:r>
+      <w:proofErr w:type="spellStart"/>
+      <w:r>
+        <w:t>Pandas</w:t>
+      </w:r>
+      <w:proofErr w:type="spellEnd"/>
+      <w:r>
+        <w:t xml:space="preserve">, </w:t>
+      </w:r>
+      <w:proofErr w:type="spellStart"/>
+      <w:r>
+        <w:t>Matplotlib</w:t>
+      </w:r>
+      <w:proofErr w:type="spellEnd"/>
+      <w:r>
+        <w:t xml:space="preserve">, </w:t>
+      </w:r>
+      <w:proofErr w:type="spellStart"/>
+      <w:r>
+        <w:t>Scikit-learn</w:t>
+      </w:r>
+      <w:proofErr w:type="spellEnd"/>
+      <w:r>
+        <w:t xml:space="preserve">, </w:t>
+      </w:r>
+      <w:proofErr w:type="spellStart"/>
+      <w:r>
+        <w:t>PyTorch</w:t>
+      </w:r>
+      <w:proofErr w:type="spellEnd"/>
+      <w:r>
+        <w:t xml:space="preserve"> и т.д. Но стоит рассмотреть более подробно такую библиотеку, как </w:t>
+      </w:r>
+      <w:proofErr w:type="spellStart"/>
+      <w:r>
+        <w:t>Transformers</w:t>
+      </w:r>
+      <w:proofErr w:type="spellEnd"/>
+      <w:r>
+        <w:t>.</w:t>
       </w:r>
     </w:p>
     <w:p>
@@ -28824,9 +30542,11 @@
         </w:rPr>
         <w:t xml:space="preserve">2.6.2 </w:t>
       </w:r>
+      <w:proofErr w:type="spellStart"/>
       <w:r>
         <w:t>Transformers</w:t>
       </w:r>
+      <w:proofErr w:type="spellEnd"/>
     </w:p>
     <w:p>
       <w:pPr>
@@ -28841,8 +30561,29 @@
         <w:spacing w:before="72" w:line="249" w:lineRule="auto"/>
         <w:ind w:right="583" w:firstLine="1075"/>
       </w:pPr>
-      <w:r>
-        <w:t>Transformers – библиотека машинного обучения, разработанная Hugging Face, предоставляющая API и инструменты для простого скачивания и обучения современных предварительно обученных моделей. Эта библиотека поддерживает множество задач: классификация, распознавание речи, обработка изображений.</w:t>
+      <w:proofErr w:type="spellStart"/>
+      <w:r>
+        <w:t>Transformers</w:t>
+      </w:r>
+      <w:proofErr w:type="spellEnd"/>
+      <w:r>
+        <w:t xml:space="preserve"> – библиотека машинного обучения, разработанная </w:t>
+      </w:r>
+      <w:proofErr w:type="spellStart"/>
+      <w:r>
+        <w:t>Hugging</w:t>
+      </w:r>
+      <w:proofErr w:type="spellEnd"/>
+      <w:r>
+        <w:t xml:space="preserve"> </w:t>
+      </w:r>
+      <w:proofErr w:type="spellStart"/>
+      <w:r>
+        <w:t>Face</w:t>
+      </w:r>
+      <w:proofErr w:type="spellEnd"/>
+      <w:r>
+        <w:t>, предоставляющая API и инструменты для простого скачивания и обучения современных предварительно обученных моделей. Эта библиотека поддерживает множество задач: классификация, распознавание речи, обработка изображений.</w:t>
       </w:r>
     </w:p>
     <w:p>
@@ -28850,12 +30591,38 @@
         <w:pStyle w:val="a3"/>
         <w:spacing w:before="7" w:line="249" w:lineRule="auto"/>
       </w:pPr>
-      <w:r>
-        <w:t xml:space="preserve">Transformers (Hugging Face) представляет собой открытую библиотеку </w:t>
-      </w:r>
+      <w:proofErr w:type="spellStart"/>
+      <w:r>
+        <w:t>Transformers</w:t>
+      </w:r>
+      <w:proofErr w:type="spellEnd"/>
+      <w:r>
+        <w:t xml:space="preserve"> (</w:t>
+      </w:r>
+      <w:proofErr w:type="spellStart"/>
+      <w:r>
+        <w:t>Hugging</w:t>
+      </w:r>
+      <w:proofErr w:type="spellEnd"/>
+      <w:r>
+        <w:t xml:space="preserve"> </w:t>
+      </w:r>
+      <w:proofErr w:type="spellStart"/>
+      <w:r>
+        <w:t>Face</w:t>
+      </w:r>
+      <w:proofErr w:type="spellEnd"/>
+      <w:r>
+        <w:t xml:space="preserve">) представляет собой открытую библиотеку </w:t>
+      </w:r>
+      <w:proofErr w:type="spellStart"/>
       <w:r>
         <w:lastRenderedPageBreak/>
-        <w:t>Python, предоставляющую доступ к архитектуре нейронной сети,</w:t>
+        <w:t>Python</w:t>
+      </w:r>
+      <w:proofErr w:type="spellEnd"/>
+      <w:r>
+        <w:t>, предоставляющую доступ к архитектуре нейронной сети,</w:t>
       </w:r>
     </w:p>
     <w:p>
@@ -28864,7 +30631,23 @@
         <w:spacing w:before="62" w:line="249" w:lineRule="auto"/>
       </w:pPr>
       <w:r>
-        <w:t>известной как Transformer, а также к тысячам предобученных моделей, которые могут быть адаптированы под конкретные задачи.</w:t>
+        <w:t xml:space="preserve">известной как </w:t>
+      </w:r>
+      <w:proofErr w:type="spellStart"/>
+      <w:r>
+        <w:t>Transformer</w:t>
+      </w:r>
+      <w:proofErr w:type="spellEnd"/>
+      <w:r>
+        <w:t xml:space="preserve">, а также к тысячам </w:t>
+      </w:r>
+      <w:proofErr w:type="spellStart"/>
+      <w:r>
+        <w:t>предобученных</w:t>
+      </w:r>
+      <w:proofErr w:type="spellEnd"/>
+      <w:r>
+        <w:t xml:space="preserve"> моделей, которые могут быть адаптированы под конкретные задачи.</w:t>
       </w:r>
     </w:p>
     <w:p>
@@ -28884,7 +30667,39 @@
         <w:ind w:right="583" w:firstLine="1075"/>
       </w:pPr>
       <w:r>
-        <w:t>Одна из ключевых инноваций Transformers — использование предобученных моделей (pre-trained models). Вместо обучения модели с нуля на собственном наборе данных (что требует огромного количества размеченных примеров и вычислительных ресурсов), исследователи и разработчики могут использовать модели, которые уже обучены на массивных корпусах текста. Модель, обученная на общих языковых закономерностях, может быть быстро адаптирована к специфической задаче с относительно небольшим количеством размеченных данных.</w:t>
+        <w:t xml:space="preserve">Одна из ключевых инноваций </w:t>
+      </w:r>
+      <w:proofErr w:type="spellStart"/>
+      <w:r>
+        <w:t>Transformers</w:t>
+      </w:r>
+      <w:proofErr w:type="spellEnd"/>
+      <w:r>
+        <w:t xml:space="preserve"> — использование </w:t>
+      </w:r>
+      <w:proofErr w:type="spellStart"/>
+      <w:r>
+        <w:t>предобученных</w:t>
+      </w:r>
+      <w:proofErr w:type="spellEnd"/>
+      <w:r>
+        <w:t xml:space="preserve"> моделей (</w:t>
+      </w:r>
+      <w:proofErr w:type="spellStart"/>
+      <w:r>
+        <w:t>pre-trained</w:t>
+      </w:r>
+      <w:proofErr w:type="spellEnd"/>
+      <w:r>
+        <w:t xml:space="preserve"> </w:t>
+      </w:r>
+      <w:proofErr w:type="spellStart"/>
+      <w:r>
+        <w:t>models</w:t>
+      </w:r>
+      <w:proofErr w:type="spellEnd"/>
+      <w:r>
+        <w:t>). Вместо обучения модели с нуля на собственном наборе данных (что требует огромного количества размеченных примеров и вычислительных ресурсов), исследователи и разработчики могут использовать модели, которые уже обучены на массивных корпусах текста. Модель, обученная на общих языковых закономерностях, может быть быстро адаптирована к специфической задаче с относительно небольшим количеством размеченных данных.</w:t>
       </w:r>
     </w:p>
     <w:p>
@@ -28959,7 +30774,47 @@
         <w:ind w:right="544" w:firstLine="710"/>
       </w:pPr>
       <w:r>
-        <w:t>BERT (Bidirectional Encoder Representations from Transformers) — это модель, специализированная на задачах понимания текста. В отличие от моделей, обрабатывающих текст слева направо, BERT анализирует текст в обе стороны одновременно,</w:t>
+        <w:t>BERT (</w:t>
+      </w:r>
+      <w:proofErr w:type="spellStart"/>
+      <w:r>
+        <w:t>Bidirectional</w:t>
+      </w:r>
+      <w:proofErr w:type="spellEnd"/>
+      <w:r>
+        <w:t xml:space="preserve"> </w:t>
+      </w:r>
+      <w:proofErr w:type="spellStart"/>
+      <w:r>
+        <w:t>Encoder</w:t>
+      </w:r>
+      <w:proofErr w:type="spellEnd"/>
+      <w:r>
+        <w:t xml:space="preserve"> </w:t>
+      </w:r>
+      <w:proofErr w:type="spellStart"/>
+      <w:r>
+        <w:t>Representations</w:t>
+      </w:r>
+      <w:proofErr w:type="spellEnd"/>
+      <w:r>
+        <w:t xml:space="preserve"> </w:t>
+      </w:r>
+      <w:proofErr w:type="spellStart"/>
+      <w:r>
+        <w:t>from</w:t>
+      </w:r>
+      <w:proofErr w:type="spellEnd"/>
+      <w:r>
+        <w:t xml:space="preserve"> </w:t>
+      </w:r>
+      <w:proofErr w:type="spellStart"/>
+      <w:r>
+        <w:t>Transformers</w:t>
+      </w:r>
+      <w:proofErr w:type="spellEnd"/>
+      <w:r>
+        <w:t>) — это модель, специализированная на задачах понимания текста. В отличие от моделей, обрабатывающих текст слева направо, BERT анализирует текст в обе стороны одновременно,</w:t>
       </w:r>
       <w:r>
         <w:rPr>
@@ -29158,7 +31013,7 @@
           </mc:Choice>
           <mc:Fallback>
             <w:pict>
-              <v:shape w14:anchorId="69EA5AA0" id="Graphic 21" o:spid="_x0000_s1026" style="position:absolute;margin-left:389.9pt;margin-top:18.35pt;width:66.75pt;height:18pt;z-index:-16267264;visibility:visible;mso-wrap-style:square;mso-wrap-distance-left:0;mso-wrap-distance-top:0;mso-wrap-distance-right:0;mso-wrap-distance-bottom:0;mso-position-horizontal:absolute;mso-position-horizontal-relative:page;mso-position-vertical:absolute;mso-position-vertical-relative:text;v-text-anchor:top" coordsize="847725,228600" o:gfxdata="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" path="m844600,225552r-841552,l,225552r,3035l3048,228587r841552,l844600,225552xem844600,l3048,,,,,3035,,225539r3048,l3048,3035r841552,l844600,xem847725,225552r-3048,l844677,228587r3048,l847725,225552xem847725,r-3048,l844677,3035r,222504l847725,225539r,-222504l847725,xe" fillcolor="black" stroked="f">
+              <v:shape w14:anchorId="44A1AA25" id="Graphic 21" o:spid="_x0000_s1026" style="position:absolute;margin-left:389.9pt;margin-top:18.35pt;width:66.75pt;height:18pt;z-index:-16267264;visibility:visible;mso-wrap-style:square;mso-wrap-distance-left:0;mso-wrap-distance-top:0;mso-wrap-distance-right:0;mso-wrap-distance-bottom:0;mso-position-horizontal:absolute;mso-position-horizontal-relative:page;mso-position-vertical:absolute;mso-position-vertical-relative:text;v-text-anchor:top" coordsize="847725,228600" o:gfxdata="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" path="m844600,225552r-841552,l,225552r,3035l3048,228587r841552,l844600,225552xem844600,l3048,,,,,3035,,225539r3048,l3048,3035r841552,l844600,xem847725,225552r-3048,l844677,228587r3048,l847725,225552xem847725,r-3048,l844677,3035r,222504l847725,225539r,-222504l847725,xe" fillcolor="black" stroked="f">
                 <v:path arrowok="t"/>
                 <w10:wrap anchorx="page"/>
               </v:shape>
@@ -29167,7 +31022,37 @@
         </mc:AlternateContent>
       </w:r>
       <w:r>
-        <w:t>GPT (Generative Pre-trained Transformer) — это семейство моделей, предназначенных не для анализа текста, а для его генерации. GPT обучается предсказывать следующее слово в последовательности, что позволяет ей генерировать логически связный и грамматически правильный текст.</w:t>
+        <w:t>GPT (</w:t>
+      </w:r>
+      <w:proofErr w:type="spellStart"/>
+      <w:r>
+        <w:t>Generative</w:t>
+      </w:r>
+      <w:proofErr w:type="spellEnd"/>
+      <w:r>
+        <w:t xml:space="preserve"> </w:t>
+      </w:r>
+      <w:proofErr w:type="spellStart"/>
+      <w:r>
+        <w:t>Pre-trained</w:t>
+      </w:r>
+      <w:proofErr w:type="spellEnd"/>
+      <w:r>
+        <w:t xml:space="preserve"> </w:t>
+      </w:r>
+      <w:proofErr w:type="spellStart"/>
+      <w:r>
+        <w:t>Transformer</w:t>
+      </w:r>
+      <w:proofErr w:type="spellEnd"/>
+      <w:r>
+        <w:t>) — это семейство моделей, предназначенных не для анализа текста, а для его</w:t>
+      </w:r>
+      <w:r>
+        <w:t xml:space="preserve"> </w:t>
+      </w:r>
+      <w:r>
+        <w:t>генерации. GPT обучается предсказывать следующее слово в последовательности, что позволяет ей генерировать логически связный и грамматически правильный текст.</w:t>
       </w:r>
     </w:p>
     <w:p>
@@ -29186,12 +31071,21 @@
           <w:sz w:val="30"/>
         </w:rPr>
       </w:pPr>
+      <w:proofErr w:type="spellStart"/>
       <w:r>
         <w:rPr>
           <w:spacing w:val="-4"/>
           <w:sz w:val="30"/>
         </w:rPr>
-        <w:t>ViT:</w:t>
+        <w:t>ViT</w:t>
+      </w:r>
+      <w:proofErr w:type="spellEnd"/>
+      <w:r>
+        <w:rPr>
+          <w:spacing w:val="-4"/>
+          <w:sz w:val="30"/>
+        </w:rPr>
+        <w:t>:</w:t>
       </w:r>
     </w:p>
     <w:p>
@@ -29200,8 +31094,45 @@
         <w:spacing w:before="14" w:line="249" w:lineRule="auto"/>
         <w:ind w:right="563" w:firstLine="710"/>
       </w:pPr>
-      <w:r>
-        <w:t>Vision Transformer (ViT) адаптирует архитектуру Трансформера для работы с изображениями. ViT разбивает изображение на небольшие участки и обрабатывает их как последовательность, применяя механизм внимания аналогично работе с текстом.</w:t>
+      <w:proofErr w:type="spellStart"/>
+      <w:r>
+        <w:t>Vision</w:t>
+      </w:r>
+      <w:proofErr w:type="spellEnd"/>
+      <w:r>
+        <w:t xml:space="preserve"> </w:t>
+      </w:r>
+      <w:proofErr w:type="spellStart"/>
+      <w:r>
+        <w:t>Transformer</w:t>
+      </w:r>
+      <w:proofErr w:type="spellEnd"/>
+      <w:r>
+        <w:t xml:space="preserve"> (</w:t>
+      </w:r>
+      <w:proofErr w:type="spellStart"/>
+      <w:r>
+        <w:t>ViT</w:t>
+      </w:r>
+      <w:proofErr w:type="spellEnd"/>
+      <w:r>
+        <w:t xml:space="preserve">) адаптирует архитектуру </w:t>
+      </w:r>
+      <w:proofErr w:type="spellStart"/>
+      <w:r>
+        <w:t>Трансформера</w:t>
+      </w:r>
+      <w:proofErr w:type="spellEnd"/>
+      <w:r>
+        <w:t xml:space="preserve"> для работы с изображениями. </w:t>
+      </w:r>
+      <w:proofErr w:type="spellStart"/>
+      <w:r>
+        <w:t>ViT</w:t>
+      </w:r>
+      <w:proofErr w:type="spellEnd"/>
+      <w:r>
+        <w:t xml:space="preserve"> разбивает изображение на небольшие участки и обрабатывает их как последовательность, применяя механизм внимания аналогично работе с текстом.</w:t>
       </w:r>
     </w:p>
     <w:p>
@@ -29213,30 +31144,27 @@
     </w:p>
     <w:p>
       <w:pPr>
+        <w:pStyle w:val="a3"/>
+        <w:spacing w:before="20"/>
+        <w:ind w:left="0"/>
+      </w:pPr>
+    </w:p>
+    <w:p>
+      <w:pPr>
         <w:pStyle w:val="3"/>
       </w:pPr>
       <w:r>
         <w:rPr>
           <w:lang w:val="en-US"/>
         </w:rPr>
+        <w:lastRenderedPageBreak/>
         <w:t xml:space="preserve">2.6.3 </w:t>
       </w:r>
+      <w:proofErr w:type="spellStart"/>
       <w:r>
         <w:t>Pipeline</w:t>
       </w:r>
-    </w:p>
-    <w:p>
-      <w:pPr>
-        <w:pStyle w:val="a4"/>
-        <w:rPr>
-          <w:sz w:val="30"/>
-        </w:rPr>
-        <w:sectPr>
-          <w:pgSz w:w="11910" w:h="16840"/>
-          <w:pgMar w:top="1060" w:right="708" w:bottom="1240" w:left="992" w:header="0" w:footer="1042" w:gutter="0"/>
-          <w:cols w:space="720"/>
-        </w:sectPr>
-      </w:pPr>
+      <w:proofErr w:type="spellEnd"/>
     </w:p>
     <w:p>
       <w:pPr>
@@ -29244,11 +31172,12 @@
         <w:spacing w:before="62" w:line="249" w:lineRule="auto"/>
         <w:ind w:right="583" w:firstLine="710"/>
       </w:pPr>
+      <w:bookmarkStart w:id="62" w:name="_GoBack"/>
+      <w:bookmarkEnd w:id="62"/>
       <w:r>
         <w:rPr>
           <w:color w:val="333333"/>
         </w:rPr>
-        <w:lastRenderedPageBreak/>
         <w:t>Использование</w:t>
       </w:r>
       <w:r>
@@ -29353,7 +31282,21 @@
         <w:rPr>
           <w:color w:val="333333"/>
         </w:rPr>
-        <w:t>шага: соответствующим образом подготовить данные и непосредственное использование модели. Класс Pipeline объединяет в себе эти два шага, где в конструкторе указывается задача которую нужно решить и название модели, предназначенной для решения данной задачи.</w:t>
+        <w:t xml:space="preserve">шага: соответствующим образом подготовить данные и непосредственное использование модели. Класс </w:t>
+      </w:r>
+      <w:proofErr w:type="spellStart"/>
+      <w:r>
+        <w:rPr>
+          <w:color w:val="333333"/>
+        </w:rPr>
+        <w:t>Pipeline</w:t>
+      </w:r>
+      <w:proofErr w:type="spellEnd"/>
+      <w:r>
+        <w:rPr>
+          <w:color w:val="333333"/>
+        </w:rPr>
+        <w:t xml:space="preserve"> объединяет в себе эти два шага, где в конструкторе указывается задача которую нужно решить и название модели, предназначенной для решения данной задачи.</w:t>
       </w:r>
     </w:p>
     <w:p>
@@ -29496,7 +31439,21 @@
         <w:rPr>
           <w:color w:val="333333"/>
         </w:rPr>
-        <w:t>Данный код (Рис. 2.10) показывает как нам реализацию довольно сложной</w:t>
+        <w:t xml:space="preserve">Данный код (Рис. 2.10) </w:t>
+      </w:r>
+      <w:proofErr w:type="gramStart"/>
+      <w:r>
+        <w:rPr>
+          <w:color w:val="333333"/>
+        </w:rPr>
+        <w:t>показывает</w:t>
+      </w:r>
+      <w:proofErr w:type="gramEnd"/>
+      <w:r>
+        <w:rPr>
+          <w:color w:val="333333"/>
+        </w:rPr>
+        <w:t xml:space="preserve"> как нам реализацию довольно сложной</w:t>
       </w:r>
       <w:r>
         <w:rPr>
@@ -29659,12 +31616,14 @@
         </w:rPr>
         <w:t xml:space="preserve"> </w:t>
       </w:r>
+      <w:proofErr w:type="spellStart"/>
       <w:r>
         <w:rPr>
           <w:color w:val="333333"/>
         </w:rPr>
         <w:t>Transformers</w:t>
       </w:r>
+      <w:proofErr w:type="spellEnd"/>
       <w:r>
         <w:rPr>
           <w:color w:val="333333"/>
@@ -29702,7 +31661,21 @@
         <w:rPr>
           <w:color w:val="333333"/>
         </w:rPr>
-        <w:t xml:space="preserve">для новичков в работе с машинным обучением и искусственным интеллектом, т.к. она довольна проста в понимании, имеет множество документаций и широкую поддержку, а так же большое количество предварительно обученных моделей для решения практически всех </w:t>
+        <w:t xml:space="preserve">для новичков в работе с машинным обучением и искусственным интеллектом, т.к. она довольна проста в понимании, имеет множество документаций и широкую поддержку, а </w:t>
+      </w:r>
+      <w:proofErr w:type="gramStart"/>
+      <w:r>
+        <w:rPr>
+          <w:color w:val="333333"/>
+        </w:rPr>
+        <w:t>так же</w:t>
+      </w:r>
+      <w:proofErr w:type="gramEnd"/>
+      <w:r>
+        <w:rPr>
+          <w:color w:val="333333"/>
+        </w:rPr>
+        <w:t xml:space="preserve"> большое количество предварительно обученных моделей для решения практически всех </w:t>
       </w:r>
       <w:r>
         <w:rPr>
@@ -29760,10 +31733,10 @@
         <w:spacing w:before="0"/>
         <w:ind w:left="880"/>
       </w:pPr>
-      <w:bookmarkStart w:id="62" w:name="Заключение"/>
-      <w:bookmarkStart w:id="63" w:name="_bookmark29"/>
-      <w:bookmarkEnd w:id="62"/>
+      <w:bookmarkStart w:id="63" w:name="Заключение"/>
+      <w:bookmarkStart w:id="64" w:name="_bookmark29"/>
       <w:bookmarkEnd w:id="63"/>
+      <w:bookmarkEnd w:id="64"/>
       <w:r>
         <w:rPr>
           <w:spacing w:val="-2"/>
@@ -29789,7 +31762,6 @@
         <w:ind w:right="529" w:firstLine="1248"/>
       </w:pPr>
       <w:r>
-        <w:lastRenderedPageBreak/>
         <w:t>Данное</w:t>
       </w:r>
       <w:r>
@@ -29826,12 +31798,15 @@
         <w:t xml:space="preserve"> </w:t>
       </w:r>
       <w:r>
-        <w:t>необходимость в использовании модерации, ведь в 2026 году идёт огромный поток данных, миллиарды сообщений за сутки, что делает обработку этих данных в ручную пр</w:t>
-      </w:r>
-      <w:bookmarkStart w:id="64" w:name="_GoBack"/>
-      <w:bookmarkEnd w:id="64"/>
-      <w:r>
-        <w:t>актически невозможной. В этих условиях бот-</w:t>
+        <w:t xml:space="preserve">необходимость в использовании </w:t>
+      </w:r>
+      <w:proofErr w:type="spellStart"/>
+      <w:r>
+        <w:t>модерации</w:t>
+      </w:r>
+      <w:proofErr w:type="spellEnd"/>
+      <w:r>
+        <w:t>, ведь в 2026 году идёт огромный поток данных, миллиарды сообщений за сутки, что делает обработку этих данных в ручную практически невозможной. В этих условиях бот-</w:t>
       </w:r>
     </w:p>
     <w:p>
@@ -30017,8 +31992,21 @@
         <w:ind w:right="529" w:firstLine="1248"/>
       </w:pPr>
       <w:r>
-        <w:t>Таким образом модерация становиться актуальным механизмом для защиты и регулирования цифрового пространства, а нейросетевой</w:t>
-      </w:r>
+        <w:t xml:space="preserve">Таким образом </w:t>
+      </w:r>
+      <w:proofErr w:type="spellStart"/>
+      <w:r>
+        <w:t>модерация</w:t>
+      </w:r>
+      <w:proofErr w:type="spellEnd"/>
+      <w:r>
+        <w:t xml:space="preserve"> становиться актуальным механизмом для защиты и регулирования цифрового пространства, а </w:t>
+      </w:r>
+      <w:proofErr w:type="spellStart"/>
+      <w:r>
+        <w:t>нейросетевой</w:t>
+      </w:r>
+      <w:proofErr w:type="spellEnd"/>
       <w:r>
         <w:rPr>
           <w:spacing w:val="-10"/>
@@ -30071,7 +32059,15 @@
         <w:t xml:space="preserve"> </w:t>
       </w:r>
       <w:r>
-        <w:t>этой самой модерации.</w:t>
+        <w:t xml:space="preserve">этой самой </w:t>
+      </w:r>
+      <w:proofErr w:type="spellStart"/>
+      <w:r>
+        <w:t>модерации</w:t>
+      </w:r>
+      <w:proofErr w:type="spellEnd"/>
+      <w:r>
+        <w:t>.</w:t>
       </w:r>
     </w:p>
     <w:p>
@@ -30287,6 +32283,7 @@
         <w:t xml:space="preserve"> </w:t>
       </w:r>
       <w:hyperlink r:id="rId32" w:anchor="%3A~%3Atext%3D%D0%92%D1%81%D0%B5%20%D0%B1%D0%BE%D1%82%D1%8B%20%D1%80%D0%B0%D0%B1%D0%BE%D1%82%D0%B0%D1%8E%D1%82%20%D1%87%D0%B5%D1%80%D0%B5%D0%B7%20Telegram%2C%D0%B8%20%D0%BE%D1%80%D0%B3%D0%B0%D0%BD%D0%B8%D0%B7%D0%B0%D1%86%D0%B8%D0%B8%20%D0%BF%D1%80%D0%BE%D">
+        <w:proofErr w:type="spellStart"/>
         <w:r>
           <w:rPr>
             <w:color w:val="0462C1"/>
@@ -30295,7 +32292,18 @@
             <w:u w:val="single" w:color="0462C1"/>
             <w:lang w:val="en-US"/>
           </w:rPr>
-          <w:t>api/#:~:text=%D0%92%D1%81%D0%B5%20%D0%B1%D0%BE%D1%82</w:t>
+          <w:t>api</w:t>
+        </w:r>
+        <w:proofErr w:type="spellEnd"/>
+        <w:r>
+          <w:rPr>
+            <w:color w:val="0462C1"/>
+            <w:spacing w:val="-2"/>
+            <w:sz w:val="30"/>
+            <w:u w:val="single" w:color="0462C1"/>
+            <w:lang w:val="en-US"/>
+          </w:rPr>
+          <w:t>/#:~:text=%D0%92%D1%81%D0%B5%20%D0%B1%D0%BE%D1%82</w:t>
         </w:r>
       </w:hyperlink>
     </w:p>
@@ -30308,6 +32316,7 @@
         </w:rPr>
       </w:pPr>
       <w:hyperlink r:id="rId33" w:anchor="%3A~%3Atext%3D%D0%92%D1%81%D0%B5%20%D0%B1%D0%BE%D1%82%D1%8B%20%D1%80%D0%B0%D0%B1%D0%BE%D1%82%D0%B0%D1%8E%D1%82%20%D1%87%D0%B5%D1%80%D0%B5%D0%B7%20Telegram%2C%D0%B8%20%D0%BE%D1%80%D0%B3%D0%B0%D0%BD%D0%B8%D0%B7%D0%B0%D1%86%D0%B8%D0%B8%20%D0%BF%D1%80%D0%BE%D">
+        <w:proofErr w:type="gramStart"/>
         <w:r>
           <w:rPr>
             <w:color w:val="0462C1"/>
@@ -30375,6 +32384,7 @@
           <w:t>0%B8%D0%B7%D0%B0%D1%86%D0%B8%D0%B8%20%D0%BF%D1</w:t>
         </w:r>
       </w:hyperlink>
+      <w:proofErr w:type="gramEnd"/>
     </w:p>
     <w:p>
       <w:pPr>
@@ -30846,6 +32856,7 @@
         </w:rPr>
       </w:pPr>
       <w:hyperlink r:id="rId57" w:anchor="%3A~%3Atext%3D%D1%83%D0%B4%D0%B0%D0%BB%D0%B5%D0%BD%D0%BD%D0%B0%D1%8F%20%D0%BF%D1%80%D0%BE%D1%84%D0%B5%D1%81%D1%81%D0%B8%D1%8F%20%D0%B2%D0%B0%D1%88%D0%B0-%2C%D0%9A%D0%B0%D0%BA%D0%B8%D0%B5%20%D0%B1%D1%8B%D0%B2%D0%B0%D1%8E%D1%82%20%D0%BC%D0%BE%D0%B4%D0%B5%D1">
+        <w:proofErr w:type="gramStart"/>
         <w:r>
           <w:rPr>
             <w:color w:val="0462C1"/>
@@ -30939,6 +32950,7 @@
         </w:rPr>
         <w:t>.</w:t>
       </w:r>
+      <w:proofErr w:type="gramEnd"/>
     </w:p>
     <w:p>
       <w:pPr>
@@ -31009,6 +33021,7 @@
         <w:t xml:space="preserve"> </w:t>
       </w:r>
       <w:hyperlink r:id="rId64">
+        <w:proofErr w:type="spellStart"/>
         <w:r>
           <w:rPr>
             <w:color w:val="0462C1"/>
@@ -31017,7 +33030,18 @@
             <w:u w:val="single" w:color="0462C1"/>
             <w:lang w:val="en-US"/>
           </w:rPr>
-          <w:t>spamom/</w:t>
+          <w:t>spamom</w:t>
+        </w:r>
+        <w:proofErr w:type="spellEnd"/>
+        <w:r>
+          <w:rPr>
+            <w:color w:val="0462C1"/>
+            <w:spacing w:val="-2"/>
+            <w:sz w:val="30"/>
+            <w:u w:val="single" w:color="0462C1"/>
+            <w:lang w:val="en-US"/>
+          </w:rPr>
+          <w:t>/</w:t>
         </w:r>
       </w:hyperlink>
     </w:p>
@@ -31128,8 +33152,42 @@
             <w:u w:val="single" w:color="0462C1"/>
             <w:lang w:val="en-US"/>
           </w:rPr>
-          <w:t>ml/supervised?hl=ru</w:t>
+          <w:t>ml/</w:t>
         </w:r>
+        <w:proofErr w:type="spellStart"/>
+        <w:r>
+          <w:rPr>
+            <w:color w:val="0462C1"/>
+            <w:spacing w:val="-2"/>
+            <w:sz w:val="30"/>
+            <w:u w:val="single" w:color="0462C1"/>
+            <w:lang w:val="en-US"/>
+          </w:rPr>
+          <w:t>supervised?hl</w:t>
+        </w:r>
+        <w:proofErr w:type="spellEnd"/>
+        <w:r>
+          <w:rPr>
+            <w:color w:val="0462C1"/>
+            <w:spacing w:val="-2"/>
+            <w:sz w:val="30"/>
+            <w:u w:val="single" w:color="0462C1"/>
+            <w:lang w:val="en-US"/>
+          </w:rPr>
+          <w:t>=</w:t>
+        </w:r>
+        <w:proofErr w:type="spellStart"/>
+        <w:r>
+          <w:rPr>
+            <w:color w:val="0462C1"/>
+            <w:spacing w:val="-2"/>
+            <w:sz w:val="30"/>
+            <w:u w:val="single" w:color="0462C1"/>
+            <w:lang w:val="en-US"/>
+          </w:rPr>
+          <w:t>ru</w:t>
+        </w:r>
+        <w:proofErr w:type="spellEnd"/>
       </w:hyperlink>
     </w:p>
     <w:p>
